--- a/document_templates/Contracts/company/contract_caution_company.docx
+++ b/document_templates/Contracts/company/contract_caution_company.docx
@@ -2,42 +2,6 @@
 <file path=word/document.xml><?xml version="1.0" encoding="utf-8"?>
 <w:document xmlns:wpc="http://schemas.microsoft.com/office/word/2010/wordprocessingCanvas" xmlns:mc="http://schemas.openxmlformats.org/markup-compatibility/2006" xmlns:o="urn:schemas-microsoft-com:office:office" xmlns:r="http://schemas.openxmlformats.org/officeDocument/2006/relationships" xmlns:m="http://schemas.openxmlformats.org/officeDocument/2006/math" xmlns:v="urn:schemas-microsoft-com:vml" xmlns:wp14="http://schemas.microsoft.com/office/word/2010/wordprocessingDrawing" xmlns:wp="http://schemas.openxmlformats.org/drawingml/2006/wordprocessingDrawing" xmlns:w="http://schemas.openxmlformats.org/wordprocessingml/2006/main" xmlns:w14="http://schemas.microsoft.com/office/word/2010/wordml" xmlns:w10="urn:schemas-microsoft-com:office:word" xmlns:w15="http://schemas.microsoft.com/office/word/2012/wordml" xmlns:wpg="http://schemas.microsoft.com/office/word/2010/wordprocessingGroup" xmlns:wpi="http://schemas.microsoft.com/office/word/2010/wordprocessingInk" xmlns:wne="http://schemas.microsoft.com/office/word/2006/wordml" xmlns:wps="http://schemas.microsoft.com/office/word/2010/wordprocessingShape" xmlns:wpsCustomData="http://www.wps.cn/officeDocument/2013/wpsCustomData" mc:Ignorable="w14 w15 wp14">
   <w:body>
-    <w:p>
-      <w:pPr>
-        <w:tabs>
-          <w:tab w:val="left" w:pos="4215"/>
-          <w:tab w:val="center" w:pos="4536"/>
-        </w:tabs>
-        <w:jc w:val="both"/>
-        <w:rPr>
-          <w:rFonts w:hint="default" w:ascii="Times New Roman" w:hAnsi="Times New Roman" w:cs="Times New Roman"/>
-          <w:b/>
-          <w:bCs/>
-          <w:i/>
-          <w:iCs/>
-          <w:sz w:val="22"/>
-          <w:szCs w:val="22"/>
-        </w:rPr>
-      </w:pPr>
-    </w:p>
-    <w:p>
-      <w:pPr>
-        <w:tabs>
-          <w:tab w:val="left" w:pos="4215"/>
-          <w:tab w:val="center" w:pos="4536"/>
-        </w:tabs>
-        <w:jc w:val="both"/>
-        <w:rPr>
-          <w:rFonts w:hint="default" w:ascii="Times New Roman" w:hAnsi="Times New Roman" w:cs="Times New Roman"/>
-          <w:b/>
-          <w:bCs/>
-          <w:i/>
-          <w:iCs/>
-          <w:sz w:val="22"/>
-          <w:szCs w:val="22"/>
-        </w:rPr>
-      </w:pPr>
-    </w:p>
     <w:p>
       <w:pPr>
         <w:tabs>
@@ -692,7 +656,7 @@
           <w:highlight w:val="none"/>
           <w:lang w:val="en-US"/>
         </w:rPr>
-        <w:t>${birth_date} à ${birth_place}</w:t>
+        <w:t>${birth_date_fr} à ${birth_place}</w:t>
       </w:r>
       <w:r>
         <w:rPr>
@@ -758,23 +722,7 @@
           <w:bCs/>
           <w:highlight w:val="none"/>
         </w:rPr>
-        <w:t xml:space="preserve"> ${number_of_identity_document} délivrée le ${date_of_issue_of_identity_document} </w:t>
-      </w:r>
-      <w:r>
-        <w:rPr>
-          <w:rFonts w:hint="default" w:ascii="Times New Roman" w:hAnsi="Times New Roman" w:cs="Times New Roman"/>
-          <w:highlight w:val="none"/>
-        </w:rPr>
-        <w:t>Fonction : ${function}</w:t>
-      </w:r>
-      <w:r>
-        <w:rPr>
-          <w:rFonts w:hint="default" w:ascii="Times New Roman" w:hAnsi="Times New Roman" w:cs="Times New Roman"/>
-          <w:b/>
-          <w:bCs/>
-          <w:highlight w:val="none"/>
-        </w:rPr>
-        <w:t>, Tél : ${phone_number}</w:t>
+        <w:t xml:space="preserve"> ${number_of_identity_document} délivrée le ${date_of_issue_of_identity_document</w:t>
       </w:r>
       <w:r>
         <w:rPr>
@@ -784,6 +732,41 @@
           <w:highlight w:val="none"/>
           <w:lang w:val="en-US"/>
         </w:rPr>
+        <w:t>_fr</w:t>
+      </w:r>
+      <w:r>
+        <w:rPr>
+          <w:rFonts w:hint="default" w:ascii="Times New Roman" w:hAnsi="Times New Roman" w:cs="Times New Roman"/>
+          <w:b/>
+          <w:bCs/>
+          <w:highlight w:val="none"/>
+        </w:rPr>
+        <w:t xml:space="preserve">} </w:t>
+      </w:r>
+      <w:r>
+        <w:rPr>
+          <w:rFonts w:hint="default" w:ascii="Times New Roman" w:hAnsi="Times New Roman" w:cs="Times New Roman"/>
+          <w:highlight w:val="none"/>
+        </w:rPr>
+        <w:t>Fonction : ${function}</w:t>
+      </w:r>
+      <w:r>
+        <w:rPr>
+          <w:rFonts w:hint="default" w:ascii="Times New Roman" w:hAnsi="Times New Roman" w:cs="Times New Roman"/>
+          <w:b/>
+          <w:bCs/>
+          <w:highlight w:val="none"/>
+        </w:rPr>
+        <w:t>, Tél : ${phone_number}</w:t>
+      </w:r>
+      <w:r>
+        <w:rPr>
+          <w:rFonts w:hint="default" w:cs="Times New Roman"/>
+          <w:b/>
+          <w:bCs/>
+          <w:highlight w:val="none"/>
+          <w:lang w:val="en-US"/>
+        </w:rPr>
         <w:t>.</w:t>
       </w:r>
     </w:p>
@@ -861,6 +844,27 @@
           <w:szCs w:val="22"/>
         </w:rPr>
       </w:pPr>
+    </w:p>
+    <w:p>
+      <w:pPr>
+        <w:rPr>
+          <w:rFonts w:hint="default" w:ascii="Times New Roman" w:hAnsi="Times New Roman" w:cs="Times New Roman"/>
+          <w:b/>
+          <w:bCs/>
+          <w:sz w:val="22"/>
+          <w:szCs w:val="22"/>
+        </w:rPr>
+      </w:pPr>
+      <w:r>
+        <w:rPr>
+          <w:rFonts w:hint="default" w:ascii="Times New Roman" w:hAnsi="Times New Roman" w:cs="Times New Roman"/>
+          <w:b/>
+          <w:bCs/>
+          <w:sz w:val="22"/>
+          <w:szCs w:val="22"/>
+        </w:rPr>
+        <w:br w:type="page"/>
+      </w:r>
     </w:p>
     <w:p>
       <w:pPr>
@@ -2974,6 +2978,12 @@
             <w:insideH w:val="none" w:color="auto" w:sz="0" w:space="0"/>
             <w:insideV w:val="none" w:color="auto" w:sz="0" w:space="0"/>
           </w:tblBorders>
+          <w:tblCellMar>
+            <w:top w:w="0" w:type="dxa"/>
+            <w:left w:w="108" w:type="dxa"/>
+            <w:bottom w:w="0" w:type="dxa"/>
+            <w:right w:w="108" w:type="dxa"/>
+          </w:tblCellMar>
         </w:tblPrEx>
         <w:trPr>
           <w:trHeight w:val="1355" w:hRule="atLeast"/>
@@ -2988,6 +2998,7 @@
           </w:tcPr>
           <w:p>
             <w:pPr>
+              <w:widowControl w:val="0"/>
               <w:jc w:val="left"/>
               <w:rPr>
                 <w:rFonts w:hint="default" w:ascii="Times New Roman" w:hAnsi="Times New Roman" w:cs="Times New Roman"/>
@@ -3077,7 +3088,9 @@
           </w:tcPr>
           <w:p>
             <w:pPr>
+              <w:widowControl w:val="0"/>
               <w:spacing w:before="0" w:after="0"/>
+              <w:jc w:val="both"/>
               <w:rPr>
                 <w:rFonts w:hint="default" w:ascii="Times New Roman" w:hAnsi="Times New Roman" w:cs="Times New Roman"/>
                 <w:b/>
@@ -3123,6 +3136,8 @@
           </w:p>
           <w:p>
             <w:pPr>
+              <w:widowControl w:val="0"/>
+              <w:jc w:val="both"/>
               <w:rPr>
                 <w:rFonts w:hint="default" w:ascii="Times New Roman" w:hAnsi="Times New Roman" w:cs="Times New Roman"/>
                 <w:b/>
@@ -3199,8 +3214,6 @@
           <w:lang w:val="en-US"/>
         </w:rPr>
       </w:pPr>
-      <w:bookmarkStart w:id="6" w:name="_GoBack"/>
-      <w:bookmarkEnd w:id="6"/>
       <w:r>
         <w:rPr>
           <w:rFonts w:hint="default" w:ascii="Times New Roman" w:hAnsi="Times New Roman" w:cs="Times New Roman"/>
@@ -3464,14 +3477,6 @@
         <w:tab w:val="left" w:pos="4862"/>
         <w:tab w:val="left" w:pos="5031"/>
       </w:tabs>
-      <w:rPr>
-        <w:b/>
-        <w:bCs/>
-        <w:i/>
-        <w:iCs/>
-        <w:sz w:val="22"/>
-        <w:szCs w:val="22"/>
-      </w:rPr>
     </w:pPr>
     <w:r>
       <w:rPr>
@@ -3534,6 +3539,46 @@
         </wp:inline>
       </w:drawing>
     </w:r>
+  </w:p>
+  <w:p>
+    <w:pPr>
+      <w:tabs>
+        <w:tab w:val="left" w:pos="4862"/>
+        <w:tab w:val="left" w:pos="5031"/>
+      </w:tabs>
+    </w:pPr>
+    <w:r>
+      <w:rPr>
+        <w:rFonts w:hint="default"/>
+      </w:rPr>
+      <w:t>N°${contract.verbal_trial.committee_id}</w:t>
+    </w:r>
+    <w:bookmarkStart w:id="6" w:name="_GoBack"/>
+    <w:bookmarkEnd w:id="6"/>
+  </w:p>
+  <w:p>
+    <w:pPr>
+      <w:tabs>
+        <w:tab w:val="left" w:pos="4862"/>
+        <w:tab w:val="left" w:pos="5031"/>
+      </w:tabs>
+    </w:pPr>
+  </w:p>
+  <w:p>
+    <w:pPr>
+      <w:tabs>
+        <w:tab w:val="left" w:pos="4862"/>
+        <w:tab w:val="left" w:pos="5031"/>
+      </w:tabs>
+    </w:pPr>
+  </w:p>
+  <w:p>
+    <w:pPr>
+      <w:tabs>
+        <w:tab w:val="left" w:pos="4862"/>
+        <w:tab w:val="left" w:pos="5031"/>
+      </w:tabs>
+    </w:pPr>
   </w:p>
 </w:hdr>
 </file>

--- a/document_templates/Contracts/company/contract_caution_company.docx
+++ b/document_templates/Contracts/company/contract_caution_company.docx
@@ -743,9 +743,12 @@
         </w:rPr>
         <w:t xml:space="preserve">} </w:t>
       </w:r>
-      <w:r>
-        <w:rPr>
-          <w:rFonts w:hint="default" w:ascii="Times New Roman" w:hAnsi="Times New Roman" w:cs="Times New Roman"/>
+      <w:bookmarkStart w:id="6" w:name="_GoBack"/>
+      <w:r>
+        <w:rPr>
+          <w:rFonts w:hint="default" w:ascii="Times New Roman" w:hAnsi="Times New Roman" w:cs="Times New Roman"/>
+          <w:b/>
+          <w:bCs/>
           <w:highlight w:val="none"/>
         </w:rPr>
         <w:t>Fonction : ${function}</w:t>
@@ -757,7 +760,17 @@
           <w:bCs/>
           <w:highlight w:val="none"/>
         </w:rPr>
-        <w:t>, Tél : ${phone_number}</w:t>
+        <w:t>,</w:t>
+      </w:r>
+      <w:bookmarkEnd w:id="6"/>
+      <w:r>
+        <w:rPr>
+          <w:rFonts w:hint="default" w:ascii="Times New Roman" w:hAnsi="Times New Roman" w:cs="Times New Roman"/>
+          <w:b/>
+          <w:bCs/>
+          <w:highlight w:val="none"/>
+        </w:rPr>
+        <w:t xml:space="preserve"> Tél : ${phone_number}</w:t>
       </w:r>
       <w:r>
         <w:rPr>
@@ -3553,8 +3566,6 @@
       </w:rPr>
       <w:t>N°${contract.verbal_trial.committee_id}</w:t>
     </w:r>
-    <w:bookmarkStart w:id="6" w:name="_GoBack"/>
-    <w:bookmarkEnd w:id="6"/>
   </w:p>
   <w:p>
     <w:pPr>

--- a/document_templates/Contracts/company/contract_caution_company.docx
+++ b/document_templates/Contracts/company/contract_caution_company.docx
@@ -390,11 +390,12 @@
         <w:rPr>
           <w:rFonts w:hint="default" w:ascii="Times New Roman" w:hAnsi="Times New Roman" w:cs="Times New Roman"/>
           <w:b/>
-          <w:bCs/>
           <w:iCs/>
           <w:color w:val="000000"/>
-        </w:rPr>
-        <w:t>${signatory}</w:t>
+          <w:sz w:val="24"/>
+          <w:szCs w:val="24"/>
+        </w:rPr>
+        <w:t>Madame Ameh Délali MESSANGAN</w:t>
       </w:r>
       <w:r>
         <w:rPr>
@@ -402,18 +403,21 @@
           <w:bCs/>
           <w:iCs/>
           <w:color w:val="000000"/>
-        </w:rPr>
-        <w:t xml:space="preserve"> et </w:t>
-      </w:r>
-      <w:r>
-        <w:rPr>
-          <w:rFonts w:hint="default" w:ascii="Times New Roman" w:hAnsi="Times New Roman" w:cs="Times New Roman"/>
-          <w:b/>
-          <w:bCs/>
+          <w:sz w:val="24"/>
+          <w:szCs w:val="24"/>
+        </w:rPr>
+        <w:t xml:space="preserve"> épouse </w:t>
+      </w:r>
+      <w:r>
+        <w:rPr>
+          <w:rFonts w:hint="default" w:ascii="Times New Roman" w:hAnsi="Times New Roman" w:cs="Times New Roman"/>
+          <w:b/>
           <w:iCs/>
           <w:color w:val="000000"/>
-        </w:rPr>
-        <w:t xml:space="preserve">Madame Christèle F. R. FEBON </w:t>
+          <w:sz w:val="24"/>
+          <w:szCs w:val="24"/>
+        </w:rPr>
+        <w:t>AMEDEMEGNAH</w:t>
       </w:r>
       <w:r>
         <w:rPr>
@@ -421,27 +425,40 @@
           <w:bCs/>
           <w:iCs/>
           <w:color w:val="000000"/>
-        </w:rPr>
-        <w:t>épouse</w:t>
-      </w:r>
-      <w:r>
-        <w:rPr>
-          <w:rFonts w:hint="default" w:ascii="Times New Roman" w:hAnsi="Times New Roman" w:cs="Times New Roman"/>
-          <w:b/>
+          <w:sz w:val="24"/>
+          <w:szCs w:val="24"/>
+        </w:rPr>
+        <w:t xml:space="preserve">, Responsable juridique, et </w:t>
+      </w:r>
+      <w:r>
+        <w:rPr>
+          <w:rFonts w:hint="default" w:ascii="Times New Roman" w:hAnsi="Times New Roman" w:cs="Times New Roman"/>
+          <w:b/>
+          <w:bCs/>
+          <w:iCs/>
+          <w:sz w:val="24"/>
+          <w:szCs w:val="24"/>
+        </w:rPr>
+        <w:t>Monsieur Koffi Djramedo GAMADO</w:t>
+      </w:r>
+      <w:r>
+        <w:rPr>
+          <w:rFonts w:hint="default" w:ascii="Times New Roman" w:hAnsi="Times New Roman" w:cs="Times New Roman"/>
+          <w:bCs/>
+          <w:iCs/>
+          <w:sz w:val="24"/>
+          <w:szCs w:val="24"/>
+        </w:rPr>
+        <w:t>, Head Crédit</w:t>
+      </w:r>
+      <w:r>
+        <w:rPr>
+          <w:rFonts w:hint="default" w:ascii="Times New Roman" w:hAnsi="Times New Roman" w:cs="Times New Roman"/>
           <w:bCs/>
           <w:iCs/>
           <w:color w:val="000000"/>
         </w:rPr>
-        <w:t xml:space="preserve"> JOHNSON, </w:t>
-      </w:r>
-      <w:r>
-        <w:rPr>
-          <w:rFonts w:hint="default" w:ascii="Times New Roman" w:hAnsi="Times New Roman" w:cs="Times New Roman"/>
-          <w:bCs/>
-          <w:iCs/>
-          <w:color w:val="000000"/>
-        </w:rPr>
-        <w:t>Directrice d’exploitation,</w:t>
+        <w:t>,</w:t>
       </w:r>
       <w:r>
         <w:rPr>
@@ -741,36 +758,7 @@
           <w:bCs/>
           <w:highlight w:val="none"/>
         </w:rPr>
-        <w:t xml:space="preserve">} </w:t>
-      </w:r>
-      <w:bookmarkStart w:id="6" w:name="_GoBack"/>
-      <w:r>
-        <w:rPr>
-          <w:rFonts w:hint="default" w:ascii="Times New Roman" w:hAnsi="Times New Roman" w:cs="Times New Roman"/>
-          <w:b/>
-          <w:bCs/>
-          <w:highlight w:val="none"/>
-        </w:rPr>
-        <w:t>Fonction : ${function}</w:t>
-      </w:r>
-      <w:r>
-        <w:rPr>
-          <w:rFonts w:hint="default" w:ascii="Times New Roman" w:hAnsi="Times New Roman" w:cs="Times New Roman"/>
-          <w:b/>
-          <w:bCs/>
-          <w:highlight w:val="none"/>
-        </w:rPr>
-        <w:t>,</w:t>
-      </w:r>
-      <w:bookmarkEnd w:id="6"/>
-      <w:r>
-        <w:rPr>
-          <w:rFonts w:hint="default" w:ascii="Times New Roman" w:hAnsi="Times New Roman" w:cs="Times New Roman"/>
-          <w:b/>
-          <w:bCs/>
-          <w:highlight w:val="none"/>
-        </w:rPr>
-        <w:t xml:space="preserve"> Tél : ${phone_number}</w:t>
+        <w:t>} Fonction : ${function}, Tél : ${phone_number}</w:t>
       </w:r>
       <w:r>
         <w:rPr>
@@ -1068,33 +1056,14 @@
       </w:r>
       <w:r>
         <w:rPr>
-          <w:rFonts w:hint="default" w:cs="Times New Roman"/>
-          <w:b/>
-          <w:bCs/>
+          <w:rFonts w:hint="default" w:ascii="Times New Roman" w:hAnsi="Times New Roman"/>
+          <w:b/>
           <w:highlight w:val="none"/>
-          <w:lang w:val="en-US"/>
-        </w:rPr>
-        <w:t>${contract.verbal_trial.civility}</w:t>
-      </w:r>
-      <w:r>
-        <w:rPr>
-          <w:rFonts w:hint="default" w:ascii="Times New Roman" w:hAnsi="Times New Roman" w:cs="Times New Roman"/>
-          <w:b/>
-          <w:bCs/>
-          <w:highlight w:val="none"/>
-        </w:rPr>
-        <w:t xml:space="preserve"> </w:t>
-      </w:r>
-      <w:r>
-        <w:rPr>
-          <w:rFonts w:hint="default" w:cs="Times New Roman"/>
-          <w:b/>
-          <w:bCs/>
-          <w:highlight w:val="none"/>
-          <w:lang w:val="en-US"/>
-        </w:rPr>
-        <w:t>${contract.verbal_trial.applicant_last_name} ${contract.verbal_trial.applicant_first_name}</w:t>
-      </w:r>
+        </w:rPr>
+        <w:t>${company.denomination}</w:t>
+      </w:r>
+      <w:bookmarkStart w:id="6" w:name="_GoBack"/>
+      <w:bookmarkEnd w:id="6"/>
       <w:r>
         <w:rPr>
           <w:rFonts w:hint="default" w:ascii="Times New Roman" w:hAnsi="Times New Roman" w:cs="Times New Roman"/>
@@ -2955,224 +2924,210 @@
         <w:t>Pour l’Institution</w:t>
       </w:r>
     </w:p>
-    <w:tbl>
-      <w:tblPr>
-        <w:tblStyle w:val="6"/>
-        <w:tblpPr w:leftFromText="180" w:rightFromText="180" w:vertAnchor="text" w:horzAnchor="page" w:tblpX="8058" w:tblpY="438"/>
-        <w:tblOverlap w:val="never"/>
-        <w:tblW w:w="0" w:type="auto"/>
-        <w:tblInd w:w="0" w:type="dxa"/>
-        <w:tblBorders>
-          <w:top w:val="none" w:color="auto" w:sz="0" w:space="0"/>
-          <w:left w:val="none" w:color="auto" w:sz="0" w:space="0"/>
-          <w:bottom w:val="none" w:color="auto" w:sz="0" w:space="0"/>
-          <w:right w:val="none" w:color="auto" w:sz="0" w:space="0"/>
-          <w:insideH w:val="none" w:color="auto" w:sz="0" w:space="0"/>
-          <w:insideV w:val="none" w:color="auto" w:sz="0" w:space="0"/>
-        </w:tblBorders>
-        <w:tblLayout w:type="autofit"/>
-        <w:tblCellMar>
-          <w:top w:w="0" w:type="dxa"/>
-          <w:left w:w="108" w:type="dxa"/>
-          <w:bottom w:w="0" w:type="dxa"/>
-          <w:right w:w="108" w:type="dxa"/>
-        </w:tblCellMar>
-      </w:tblPr>
-      <w:tblGrid>
-        <w:gridCol w:w="3128"/>
-      </w:tblGrid>
-      <w:tr>
-        <w:tblPrEx>
-          <w:tblBorders>
-            <w:top w:val="none" w:color="auto" w:sz="0" w:space="0"/>
-            <w:left w:val="none" w:color="auto" w:sz="0" w:space="0"/>
-            <w:bottom w:val="none" w:color="auto" w:sz="0" w:space="0"/>
-            <w:right w:val="none" w:color="auto" w:sz="0" w:space="0"/>
-            <w:insideH w:val="none" w:color="auto" w:sz="0" w:space="0"/>
-            <w:insideV w:val="none" w:color="auto" w:sz="0" w:space="0"/>
-          </w:tblBorders>
-          <w:tblCellMar>
-            <w:top w:w="0" w:type="dxa"/>
-            <w:left w:w="108" w:type="dxa"/>
-            <w:bottom w:w="0" w:type="dxa"/>
-            <w:right w:w="108" w:type="dxa"/>
-          </w:tblCellMar>
-        </w:tblPrEx>
-        <w:trPr>
-          <w:trHeight w:val="1355" w:hRule="atLeast"/>
-        </w:trPr>
-        <w:tc>
-          <w:tcPr>
-            <w:tcW w:w="3128" w:type="dxa"/>
-            <w:tcBorders>
-              <w:tl2br w:val="nil"/>
-              <w:tr2bl w:val="nil"/>
-            </w:tcBorders>
-          </w:tcPr>
-          <w:p>
-            <w:pPr>
-              <w:widowControl w:val="0"/>
-              <w:jc w:val="left"/>
-              <w:rPr>
-                <w:rFonts w:hint="default" w:ascii="Times New Roman" w:hAnsi="Times New Roman" w:cs="Times New Roman"/>
-                <w:b/>
-                <w:bCs/>
-                <w:iCs/>
-                <w:vertAlign w:val="baseline"/>
-                <w:lang w:val="en-US"/>
-              </w:rPr>
-            </w:pPr>
-            <w:r>
-              <w:rPr>
-                <w:rFonts w:hint="default" w:ascii="Times New Roman" w:hAnsi="Times New Roman" w:cs="Times New Roman"/>
-                <w:b/>
-                <w:bCs/>
-                <w:iCs/>
-                <w:color w:val="000000"/>
-              </w:rPr>
-              <w:t>${signatory}</w:t>
-            </w:r>
-          </w:p>
-        </w:tc>
-      </w:tr>
-    </w:tbl>
-    <w:p>
-      <w:pPr>
-        <w:jc w:val="both"/>
-        <w:rPr>
-          <w:rFonts w:hint="default" w:ascii="Times New Roman" w:hAnsi="Times New Roman" w:cs="Times New Roman"/>
-          <w:b/>
-          <w:bCs/>
-          <w:iCs/>
-        </w:rPr>
-      </w:pPr>
-    </w:p>
-    <w:tbl>
-      <w:tblPr>
-        <w:tblStyle w:val="6"/>
-        <w:tblW w:w="0" w:type="auto"/>
-        <w:tblInd w:w="0" w:type="dxa"/>
-        <w:tblBorders>
-          <w:top w:val="none" w:color="auto" w:sz="0" w:space="0"/>
-          <w:left w:val="none" w:color="auto" w:sz="0" w:space="0"/>
-          <w:bottom w:val="none" w:color="auto" w:sz="0" w:space="0"/>
-          <w:right w:val="none" w:color="auto" w:sz="0" w:space="0"/>
-          <w:insideH w:val="none" w:color="auto" w:sz="0" w:space="0"/>
-          <w:insideV w:val="none" w:color="auto" w:sz="0" w:space="0"/>
-        </w:tblBorders>
-        <w:tblLayout w:type="autofit"/>
-        <w:tblCellMar>
-          <w:top w:w="0" w:type="dxa"/>
-          <w:left w:w="108" w:type="dxa"/>
-          <w:bottom w:w="0" w:type="dxa"/>
-          <w:right w:w="108" w:type="dxa"/>
-        </w:tblCellMar>
-      </w:tblPr>
-      <w:tblGrid>
-        <w:gridCol w:w="3624"/>
-      </w:tblGrid>
-      <w:tr>
-        <w:tblPrEx>
-          <w:tblBorders>
-            <w:top w:val="none" w:color="auto" w:sz="0" w:space="0"/>
-            <w:left w:val="none" w:color="auto" w:sz="0" w:space="0"/>
-            <w:bottom w:val="none" w:color="auto" w:sz="0" w:space="0"/>
-            <w:right w:val="none" w:color="auto" w:sz="0" w:space="0"/>
-            <w:insideH w:val="none" w:color="auto" w:sz="0" w:space="0"/>
-            <w:insideV w:val="none" w:color="auto" w:sz="0" w:space="0"/>
-          </w:tblBorders>
-          <w:tblCellMar>
-            <w:top w:w="0" w:type="dxa"/>
-            <w:left w:w="108" w:type="dxa"/>
-            <w:bottom w:w="0" w:type="dxa"/>
-            <w:right w:w="108" w:type="dxa"/>
-          </w:tblCellMar>
-        </w:tblPrEx>
-        <w:trPr>
-          <w:trHeight w:val="1357" w:hRule="atLeast"/>
-        </w:trPr>
-        <w:tc>
-          <w:tcPr>
-            <w:tcW w:w="3624" w:type="dxa"/>
-            <w:tcBorders>
-              <w:tl2br w:val="nil"/>
-              <w:tr2bl w:val="nil"/>
-            </w:tcBorders>
-          </w:tcPr>
-          <w:p>
-            <w:pPr>
-              <w:widowControl w:val="0"/>
-              <w:spacing w:before="0" w:after="0"/>
-              <w:jc w:val="both"/>
-              <w:rPr>
-                <w:rFonts w:hint="default" w:ascii="Times New Roman" w:hAnsi="Times New Roman" w:cs="Times New Roman"/>
-                <w:b/>
-                <w:bCs/>
-                <w:iCs/>
-                <w:color w:val="000000"/>
-                <w:sz w:val="24"/>
-                <w:szCs w:val="24"/>
-              </w:rPr>
-            </w:pPr>
-            <w:r>
-              <w:rPr>
-                <w:rFonts w:hint="default" w:ascii="Times New Roman" w:hAnsi="Times New Roman" w:cs="Times New Roman"/>
-                <w:b/>
-                <w:bCs/>
-                <w:iCs/>
-                <w:sz w:val="24"/>
-                <w:szCs w:val="24"/>
-              </w:rPr>
-              <w:t xml:space="preserve">Mme. Christèle F. R. FEBON </w:t>
-            </w:r>
-            <w:r>
-              <w:rPr>
-                <w:rFonts w:hint="default" w:ascii="Times New Roman" w:hAnsi="Times New Roman" w:cs="Times New Roman"/>
-                <w:bCs/>
-                <w:iCs/>
-                <w:sz w:val="24"/>
-                <w:szCs w:val="24"/>
-              </w:rPr>
-              <w:t>épse</w:t>
-            </w:r>
-            <w:r>
-              <w:rPr>
-                <w:rFonts w:hint="default" w:ascii="Times New Roman" w:hAnsi="Times New Roman" w:cs="Times New Roman"/>
-                <w:b/>
-                <w:bCs/>
-                <w:iCs/>
-                <w:sz w:val="24"/>
-                <w:szCs w:val="24"/>
-              </w:rPr>
-              <w:t xml:space="preserve"> JOHNSON        </w:t>
-            </w:r>
-          </w:p>
-          <w:p>
-            <w:pPr>
-              <w:widowControl w:val="0"/>
-              <w:jc w:val="both"/>
-              <w:rPr>
-                <w:rFonts w:hint="default" w:ascii="Times New Roman" w:hAnsi="Times New Roman" w:cs="Times New Roman"/>
-                <w:b/>
-                <w:sz w:val="24"/>
-                <w:szCs w:val="24"/>
-                <w:vertAlign w:val="baseline"/>
-              </w:rPr>
-            </w:pPr>
-            <w:r>
-              <w:rPr>
-                <w:rFonts w:hint="default" w:ascii="Times New Roman" w:hAnsi="Times New Roman" w:cs="Times New Roman"/>
-                <w:bCs/>
-                <w:iCs/>
-                <w:sz w:val="24"/>
-                <w:szCs w:val="24"/>
-              </w:rPr>
-              <w:t>Directrice d’exploitation</w:t>
-            </w:r>
-          </w:p>
-        </w:tc>
-      </w:tr>
-    </w:tbl>
+    <w:p>
+      <w:pPr>
+        <w:spacing w:after="0"/>
+        <w:rPr>
+          <w:rFonts w:hint="default" w:ascii="Times New Roman" w:hAnsi="Times New Roman" w:cs="Times New Roman"/>
+          <w:b/>
+          <w:bCs/>
+          <w:iCs/>
+          <w:sz w:val="24"/>
+          <w:szCs w:val="24"/>
+          <w:lang w:val="it-IT"/>
+        </w:rPr>
+      </w:pPr>
+    </w:p>
+    <w:p>
+      <w:pPr>
+        <w:spacing w:after="0"/>
+        <w:rPr>
+          <w:rFonts w:hint="default" w:ascii="Times New Roman" w:hAnsi="Times New Roman" w:cs="Times New Roman"/>
+          <w:b/>
+          <w:bCs/>
+          <w:iCs/>
+          <w:color w:val="000000"/>
+          <w:sz w:val="24"/>
+          <w:szCs w:val="24"/>
+          <w:lang w:val="it-IT"/>
+        </w:rPr>
+      </w:pPr>
+      <w:r>
+        <w:rPr>
+          <w:rFonts w:hint="default" w:ascii="Times New Roman" w:hAnsi="Times New Roman" w:cs="Times New Roman"/>
+          <w:b/>
+          <w:bCs/>
+          <w:iCs/>
+          <w:sz w:val="24"/>
+          <w:szCs w:val="24"/>
+          <w:lang w:val="it-IT"/>
+        </w:rPr>
+        <w:t xml:space="preserve">M. Koffi Djramedo GAMADO                           </w:t>
+      </w:r>
+      <w:r>
+        <w:rPr>
+          <w:rFonts w:hint="default" w:ascii="Times New Roman" w:hAnsi="Times New Roman" w:cs="Times New Roman"/>
+          <w:b/>
+          <w:bCs/>
+          <w:iCs/>
+          <w:sz w:val="24"/>
+          <w:szCs w:val="24"/>
+          <w:lang w:val="en-US"/>
+        </w:rPr>
+        <w:tab/>
+      </w:r>
+      <w:r>
+        <w:rPr>
+          <w:rFonts w:hint="default" w:ascii="Times New Roman" w:hAnsi="Times New Roman" w:cs="Times New Roman"/>
+          <w:b/>
+          <w:bCs/>
+          <w:iCs/>
+          <w:sz w:val="24"/>
+          <w:szCs w:val="24"/>
+          <w:lang w:val="en-US"/>
+        </w:rPr>
+        <w:tab/>
+      </w:r>
+      <w:r>
+        <w:rPr>
+          <w:rFonts w:hint="default" w:ascii="Times New Roman" w:hAnsi="Times New Roman" w:cs="Times New Roman"/>
+          <w:b/>
+          <w:bCs/>
+          <w:iCs/>
+          <w:color w:val="000000"/>
+          <w:sz w:val="24"/>
+          <w:szCs w:val="24"/>
+          <w:lang w:val="it-IT"/>
+        </w:rPr>
+        <w:t xml:space="preserve">Mme. Ameh D. MESSANGAN </w:t>
+      </w:r>
+    </w:p>
+    <w:p>
+      <w:pPr>
+        <w:spacing w:after="0"/>
+        <w:rPr>
+          <w:rFonts w:hint="default" w:ascii="Times New Roman" w:hAnsi="Times New Roman" w:cs="Times New Roman"/>
+          <w:b/>
+          <w:bCs/>
+          <w:iCs/>
+          <w:color w:val="000000"/>
+          <w:sz w:val="24"/>
+          <w:szCs w:val="24"/>
+        </w:rPr>
+      </w:pPr>
+      <w:r>
+        <w:rPr>
+          <w:rFonts w:hint="default" w:ascii="Times New Roman" w:hAnsi="Times New Roman" w:cs="Times New Roman"/>
+          <w:b/>
+          <w:bCs/>
+          <w:iCs/>
+          <w:color w:val="000000"/>
+          <w:sz w:val="24"/>
+          <w:szCs w:val="24"/>
+          <w:lang w:val="it-IT"/>
+        </w:rPr>
+        <w:t xml:space="preserve">                                                                                   </w:t>
+      </w:r>
+      <w:r>
+        <w:rPr>
+          <w:rFonts w:hint="default" w:ascii="Times New Roman" w:hAnsi="Times New Roman" w:cs="Times New Roman"/>
+          <w:b/>
+          <w:bCs/>
+          <w:iCs/>
+          <w:color w:val="000000"/>
+          <w:sz w:val="24"/>
+          <w:szCs w:val="24"/>
+          <w:lang w:val="en-US"/>
+        </w:rPr>
+        <w:tab/>
+      </w:r>
+      <w:r>
+        <w:rPr>
+          <w:rFonts w:hint="default" w:ascii="Times New Roman" w:hAnsi="Times New Roman" w:cs="Times New Roman"/>
+          <w:iCs/>
+          <w:color w:val="000000"/>
+          <w:sz w:val="24"/>
+          <w:szCs w:val="24"/>
+        </w:rPr>
+        <w:t>épse</w:t>
+      </w:r>
+      <w:r>
+        <w:rPr>
+          <w:rFonts w:hint="default" w:ascii="Times New Roman" w:hAnsi="Times New Roman" w:cs="Times New Roman"/>
+          <w:b/>
+          <w:bCs/>
+          <w:iCs/>
+          <w:color w:val="000000"/>
+          <w:sz w:val="24"/>
+          <w:szCs w:val="24"/>
+        </w:rPr>
+        <w:t xml:space="preserve"> AMEDEMEGNAH </w:t>
+      </w:r>
+    </w:p>
+    <w:p>
+      <w:pPr>
+        <w:rPr>
+          <w:rFonts w:hint="default" w:ascii="Times New Roman" w:hAnsi="Times New Roman" w:cs="Times New Roman"/>
+          <w:bCs/>
+          <w:iCs/>
+          <w:sz w:val="24"/>
+          <w:szCs w:val="24"/>
+        </w:rPr>
+      </w:pPr>
+      <w:r>
+        <w:rPr>
+          <w:rFonts w:hint="default" w:ascii="Times New Roman" w:hAnsi="Times New Roman" w:cs="Times New Roman"/>
+          <w:bCs/>
+          <w:iCs/>
+          <w:sz w:val="24"/>
+          <w:szCs w:val="24"/>
+        </w:rPr>
+        <w:t xml:space="preserve">Head Crédit                                                           </w:t>
+      </w:r>
+      <w:r>
+        <w:rPr>
+          <w:rFonts w:hint="default" w:ascii="Times New Roman" w:hAnsi="Times New Roman" w:cs="Times New Roman"/>
+          <w:bCs/>
+          <w:iCs/>
+          <w:sz w:val="24"/>
+          <w:szCs w:val="24"/>
+          <w:lang w:val="en-US"/>
+        </w:rPr>
+        <w:tab/>
+      </w:r>
+      <w:r>
+        <w:rPr>
+          <w:rFonts w:hint="default" w:ascii="Times New Roman" w:hAnsi="Times New Roman" w:cs="Times New Roman"/>
+          <w:bCs/>
+          <w:iCs/>
+          <w:sz w:val="24"/>
+          <w:szCs w:val="24"/>
+          <w:lang w:val="en-US"/>
+        </w:rPr>
+        <w:tab/>
+      </w:r>
+      <w:r>
+        <w:rPr>
+          <w:rFonts w:hint="default" w:ascii="Times New Roman" w:hAnsi="Times New Roman" w:cs="Times New Roman"/>
+          <w:bCs/>
+          <w:iCs/>
+          <w:sz w:val="24"/>
+          <w:szCs w:val="24"/>
+        </w:rPr>
+        <w:t>Responsable juridique</w:t>
+      </w:r>
+    </w:p>
+    <w:p>
+      <w:pPr>
+        <w:jc w:val="both"/>
+        <w:rPr>
+          <w:rFonts w:hint="default" w:ascii="Times New Roman" w:hAnsi="Times New Roman" w:cs="Times New Roman"/>
+          <w:b/>
+          <w:bCs/>
+          <w:iCs/>
+        </w:rPr>
+      </w:pPr>
+    </w:p>
     <w:p>
       <w:pPr>
         <w:jc w:val="center"/>
@@ -3332,68 +3287,11 @@
     </w:r>
     <w:r>
       <w:rPr>
-        <w:rFonts w:hint="default" w:ascii="Cambria" w:hAnsi="Cambria" w:eastAsia="Calibri"/>
+        <w:rFonts w:hint="default" w:ascii="Times New Roman" w:hAnsi="Times New Roman"/>
         <w:b/>
-        <w:bCs/>
-        <w:color w:val="000000"/>
-        <w:sz w:val="22"/>
-        <w:szCs w:val="22"/>
         <w:highlight w:val="none"/>
-        <w:lang w:eastAsia="en-US"/>
       </w:rPr>
-      <w:t>${contract.verbal_trial.civility}</w:t>
-    </w:r>
-    <w:r>
-      <w:rPr>
-        <w:rFonts w:hint="default" w:ascii="Cambria" w:hAnsi="Cambria" w:eastAsia="Calibri"/>
-        <w:b/>
-        <w:bCs/>
-        <w:color w:val="000000"/>
-        <w:sz w:val="22"/>
-        <w:szCs w:val="22"/>
-        <w:highlight w:val="none"/>
-        <w:lang w:val="en-US" w:eastAsia="en-US"/>
-      </w:rPr>
-      <w:t xml:space="preserve"> </w:t>
-    </w:r>
-    <w:r>
-      <w:rPr>
-        <w:rFonts w:hint="default" w:ascii="Cambria" w:hAnsi="Cambria" w:eastAsia="Calibri"/>
-        <w:b/>
-        <w:bCs/>
-        <w:color w:val="000000"/>
-        <w:sz w:val="22"/>
-        <w:szCs w:val="22"/>
-        <w:highlight w:val="none"/>
-        <w:lang w:eastAsia="en-US"/>
-      </w:rPr>
-      <w:t>${contract.verbal_trial.applicant_last_name}</w:t>
-    </w:r>
-    <w:r>
-      <w:rPr>
-        <w:rFonts w:hint="default" w:ascii="Cambria" w:hAnsi="Cambria" w:eastAsia="Calibri"/>
-        <w:b/>
-        <w:bCs/>
-        <w:color w:val="000000"/>
-        <w:sz w:val="22"/>
-        <w:szCs w:val="22"/>
-        <w:highlight w:val="none"/>
-        <w:lang w:val="en-US" w:eastAsia="en-US"/>
-      </w:rPr>
-      <w:t xml:space="preserve"> </w:t>
-    </w:r>
-    <w:r>
-      <w:rPr>
-        <w:rFonts w:hint="default" w:ascii="Cambria" w:hAnsi="Cambria" w:eastAsia="Calibri"/>
-        <w:b/>
-        <w:bCs/>
-        <w:color w:val="000000"/>
-        <w:sz w:val="22"/>
-        <w:szCs w:val="22"/>
-        <w:highlight w:val="none"/>
-        <w:lang w:eastAsia="en-US"/>
-      </w:rPr>
-      <w:t>${contract.verbal_trial.applicant_first_name}</w:t>
+      <w:t>${company.denomination}</w:t>
     </w:r>
     <w:r>
       <w:rPr>

--- a/document_templates/Contracts/company/contract_caution_company.docx
+++ b/document_templates/Contracts/company/contract_caution_company.docx
@@ -373,10 +373,14 @@
           <w:b/>
           <w:bCs/>
           <w:iCs/>
-          <w:color w:val="000000"/>
-        </w:rPr>
-        <w:t>Mélaine Marcel Séraphin DIGBE</w:t>
-      </w:r>
+          <w:sz w:val="24"/>
+          <w:szCs w:val="24"/>
+          <w:highlight w:val="none"/>
+        </w:rPr>
+        <w:t>Pascal KOVE</w:t>
+      </w:r>
+      <w:bookmarkStart w:id="6" w:name="_GoBack"/>
+      <w:bookmarkEnd w:id="6"/>
       <w:r>
         <w:rPr>
           <w:rFonts w:hint="default" w:ascii="Times New Roman" w:hAnsi="Times New Roman" w:cs="Times New Roman"/>
@@ -1062,8 +1066,6 @@
         </w:rPr>
         <w:t>${company.denomination}</w:t>
       </w:r>
-      <w:bookmarkStart w:id="6" w:name="_GoBack"/>
-      <w:bookmarkEnd w:id="6"/>
       <w:r>
         <w:rPr>
           <w:rFonts w:hint="default" w:ascii="Times New Roman" w:hAnsi="Times New Roman" w:cs="Times New Roman"/>

--- a/document_templates/Contracts/company/contract_caution_company.docx
+++ b/document_templates/Contracts/company/contract_caution_company.docx
@@ -379,8 +379,6 @@
         </w:rPr>
         <w:t>Pascal KOVE</w:t>
       </w:r>
-      <w:bookmarkStart w:id="6" w:name="_GoBack"/>
-      <w:bookmarkEnd w:id="6"/>
       <w:r>
         <w:rPr>
           <w:rFonts w:hint="default" w:ascii="Times New Roman" w:hAnsi="Times New Roman" w:cs="Times New Roman"/>
@@ -481,16 +479,10 @@
           <w:iCs/>
           <w:color w:val="000000"/>
         </w:rPr>
-        <w:t>vertu d’un acte reçu par Me Afiavi S. do REGO-d’Almeida, Notaire à Lomé, en date du 19 Août 2022</w:t>
-      </w:r>
-      <w:r>
-        <w:rPr>
-          <w:rFonts w:hint="default" w:ascii="Times New Roman" w:hAnsi="Times New Roman" w:cs="Times New Roman"/>
-          <w:sz w:val="22"/>
-          <w:szCs w:val="22"/>
-        </w:rPr>
-        <w:t>,</w:t>
-      </w:r>
+        <w:t>vertu d’un acte reçu par Me Afiavi S. do REGO-d’Almeida, Notaire à Lomé,</w:t>
+      </w:r>
+      <w:bookmarkStart w:id="6" w:name="_GoBack"/>
+      <w:bookmarkEnd w:id="6"/>
     </w:p>
     <w:p>
       <w:pPr>

--- a/document_templates/Contracts/company/contract_caution_company.docx
+++ b/document_templates/Contracts/company/contract_caution_company.docx
@@ -10,7 +10,7 @@
         </w:tabs>
         <w:jc w:val="both"/>
         <w:rPr>
-          <w:rFonts w:hint="default" w:ascii="Times New Roman" w:hAnsi="Times New Roman" w:cs="Times New Roman"/>
+          <w:rFonts w:ascii="Times New Roman" w:hAnsi="Times New Roman" w:cs="Times New Roman"/>
           <w:b/>
           <w:bCs/>
           <w:i/>
@@ -28,7 +28,7 @@
         </w:tabs>
         <w:jc w:val="both"/>
         <w:rPr>
-          <w:rFonts w:hint="default" w:ascii="Times New Roman" w:hAnsi="Times New Roman" w:cs="Times New Roman"/>
+          <w:rFonts w:ascii="Times New Roman" w:hAnsi="Times New Roman" w:cs="Times New Roman"/>
           <w:b/>
           <w:bCs/>
           <w:i/>
@@ -39,7 +39,7 @@
       </w:pPr>
       <w:r>
         <w:rPr>
-          <w:rFonts w:hint="default" w:ascii="Times New Roman" w:hAnsi="Times New Roman" w:cs="Times New Roman"/>
+          <w:rFonts w:cs="Times New Roman"/>
           <w:b/>
           <w:bCs/>
           <w:i/>
@@ -50,29 +50,27 @@
         <mc:AlternateContent>
           <mc:Choice Requires="wps">
             <w:drawing>
-              <wp:anchor distT="0" distB="0" distL="114300" distR="114300" simplePos="0" relativeHeight="251659264" behindDoc="0" locked="0" layoutInCell="1" allowOverlap="1">
+              <wp:anchor distT="78105" distB="7620" distL="13970" distR="71755" simplePos="0" relativeHeight="251659264" behindDoc="0" locked="0" layoutInCell="1" allowOverlap="1">
                 <wp:simplePos x="0" y="0"/>
                 <wp:positionH relativeFrom="column">
-                  <wp:posOffset>1143000</wp:posOffset>
+                  <wp:posOffset>1828800</wp:posOffset>
                 </wp:positionH>
                 <wp:positionV relativeFrom="paragraph">
-                  <wp:posOffset>41275</wp:posOffset>
+                  <wp:posOffset>50800</wp:posOffset>
                 </wp:positionV>
                 <wp:extent cx="3086100" cy="342900"/>
-                <wp:effectExtent l="13970" t="78105" r="71755" b="7620"/>
+                <wp:effectExtent l="5080" t="81280" r="81280" b="5080"/>
                 <wp:wrapNone/>
                 <wp:docPr id="1" name="Rectangle 3"/>
                 <wp:cNvGraphicFramePr/>
                 <a:graphic xmlns:a="http://schemas.openxmlformats.org/drawingml/2006/main">
                   <a:graphicData uri="http://schemas.microsoft.com/office/word/2010/wordprocessingShape">
                     <wps:wsp>
-                      <wps:cNvSpPr>
-                        <a:spLocks noChangeArrowheads="1"/>
-                      </wps:cNvSpPr>
-                      <wps:spPr bwMode="auto">
+                      <wps:cNvSpPr/>
+                      <wps:spPr>
                         <a:xfrm>
                           <a:off x="0" y="0"/>
-                          <a:ext cx="3086100" cy="342900"/>
+                          <a:ext cx="3086280" cy="343080"/>
                         </a:xfrm>
                         <a:prstGeom prst="rect">
                           <a:avLst/>
@@ -84,20 +82,33 @@
                           <a:solidFill>
                             <a:srgbClr val="000000"/>
                           </a:solidFill>
-                          <a:miter lim="800000"/>
+                          <a:miter/>
                         </a:ln>
                         <a:effectLst>
-                          <a:outerShdw dist="107763" dir="18900000" algn="ctr" rotWithShape="0">
+                          <a:outerShdw dist="107932" dir="18900000" algn="ctr" rotWithShape="0">
                             <a:srgbClr val="808080">
                               <a:alpha val="50000"/>
                             </a:srgbClr>
                           </a:outerShdw>
                         </a:effectLst>
                       </wps:spPr>
+                      <wps:style>
+                        <a:lnRef idx="0">
+                          <a:srgbClr val="FFFFFF"/>
+                        </a:lnRef>
+                        <a:fillRef idx="0">
+                          <a:srgbClr val="FFFFFF"/>
+                        </a:fillRef>
+                        <a:effectRef idx="0">
+                          <a:srgbClr val="FFFFFF"/>
+                        </a:effectRef>
+                        <a:fontRef idx="minor"/>
+                      </wps:style>
                       <wps:txbx>
                         <w:txbxContent>
                           <w:p>
                             <w:pPr>
+                              <w:pStyle w:val="17"/>
                               <w:jc w:val="center"/>
                               <w:rPr>
                                 <w:rFonts w:ascii="Book Antiqua" w:hAnsi="Book Antiqua"/>
@@ -124,7 +135,7 @@
                           </w:p>
                         </w:txbxContent>
                       </wps:txbx>
-                      <wps:bodyPr rot="0" vert="horz" wrap="square" lIns="91440" tIns="45720" rIns="91440" bIns="45720" anchor="t" anchorCtr="0" upright="1">
+                      <wps:bodyPr anchor="t" upright="1">
                         <a:noAutofit/>
                       </wps:bodyPr>
                     </wps:wsp>
@@ -135,16 +146,17 @@
           </mc:Choice>
           <mc:Fallback>
             <w:pict>
-              <v:rect id="Rectangle 3" o:spid="_x0000_s1026" o:spt="1" style="position:absolute;left:0pt;margin-left:90pt;margin-top:3.25pt;height:27pt;width:243pt;z-index:251659264;mso-width-relative:page;mso-height-relative:page;" fillcolor="#FFFFFF" filled="t" stroked="t" coordsize="21600,21600" o:gfxdata="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">
+              <v:rect id="Rectangle 3" o:spid="_x0000_s1026" o:spt="1" style="position:absolute;left:0pt;margin-left:144pt;margin-top:4pt;height:27pt;width:243pt;z-index:251659264;mso-width-relative:page;mso-height-relative:page;" fillcolor="#FFFFFF" filled="t" stroked="t" coordsize="21600,21600" o:gfxdata="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">
                 <v:fill on="t" focussize="0,0"/>
-                <v:stroke color="#000000" miterlimit="8" joinstyle="miter"/>
+                <v:stroke color="#000000" joinstyle="miter"/>
                 <v:imagedata o:title=""/>
                 <o:lock v:ext="edit" aspectratio="f"/>
-                <v:shadow on="t" color="#808080" opacity="32768f" offset="6pt,-6pt" origin="0f,0f" matrix="65536f,0f,0f,65536f"/>
+                <v:shadow on="t" color="#808080" opacity="32768f" offset="6.00937007874016pt,-6.00937007874016pt" origin="0f,0f" matrix="65536f,0f,0f,65536f"/>
                 <v:textbox>
                   <w:txbxContent>
                     <w:p>
                       <w:pPr>
+                        <w:pStyle w:val="17"/>
                         <w:jc w:val="center"/>
                         <w:rPr>
                           <w:rFonts w:ascii="Book Antiqua" w:hAnsi="Book Antiqua"/>
@@ -181,7 +193,7 @@
       <w:pPr>
         <w:jc w:val="both"/>
         <w:rPr>
-          <w:rFonts w:hint="default" w:ascii="Times New Roman" w:hAnsi="Times New Roman" w:cs="Times New Roman"/>
+          <w:rFonts w:ascii="Times New Roman" w:hAnsi="Times New Roman" w:cs="Times New Roman"/>
           <w:i/>
           <w:iCs/>
           <w:sz w:val="22"/>
@@ -196,7 +208,7 @@
         </w:tabs>
         <w:jc w:val="both"/>
         <w:rPr>
-          <w:rFonts w:hint="default" w:ascii="Times New Roman" w:hAnsi="Times New Roman" w:cs="Times New Roman"/>
+          <w:rFonts w:ascii="Times New Roman" w:hAnsi="Times New Roman" w:cs="Times New Roman"/>
           <w:b/>
           <w:bCs/>
           <w:sz w:val="22"/>
@@ -209,7 +221,7 @@
       <w:pPr>
         <w:jc w:val="both"/>
         <w:rPr>
-          <w:rFonts w:hint="default" w:ascii="Times New Roman" w:hAnsi="Times New Roman" w:cs="Times New Roman"/>
+          <w:rFonts w:ascii="Times New Roman" w:hAnsi="Times New Roman" w:cs="Times New Roman"/>
           <w:b/>
           <w:bCs/>
           <w:sz w:val="22"/>
@@ -223,7 +235,7 @@
         <w:ind w:right="-141"/>
         <w:jc w:val="both"/>
         <w:rPr>
-          <w:rFonts w:hint="default" w:ascii="Times New Roman" w:hAnsi="Times New Roman" w:cs="Times New Roman"/>
+          <w:rFonts w:ascii="Times New Roman" w:hAnsi="Times New Roman" w:cs="Times New Roman"/>
           <w:b/>
           <w:bCs/>
           <w:sz w:val="22"/>
@@ -237,7 +249,7 @@
         <w:ind w:right="-141"/>
         <w:jc w:val="both"/>
         <w:rPr>
-          <w:rFonts w:hint="default" w:ascii="Times New Roman" w:hAnsi="Times New Roman" w:cs="Times New Roman"/>
+          <w:rFonts w:ascii="Times New Roman" w:hAnsi="Times New Roman" w:cs="Times New Roman"/>
           <w:b/>
           <w:bCs/>
           <w:sz w:val="22"/>
@@ -247,7 +259,7 @@
       </w:pPr>
       <w:r>
         <w:rPr>
-          <w:rFonts w:hint="default" w:ascii="Times New Roman" w:hAnsi="Times New Roman" w:cs="Times New Roman"/>
+          <w:rFonts w:cs="Times New Roman"/>
           <w:b/>
           <w:bCs/>
           <w:sz w:val="22"/>
@@ -262,23 +274,23 @@
         <w:ind w:right="-141"/>
         <w:jc w:val="both"/>
         <w:rPr>
-          <w:rFonts w:hint="default" w:ascii="Times New Roman" w:hAnsi="Times New Roman" w:cs="Times New Roman"/>
-          <w:sz w:val="22"/>
-          <w:szCs w:val="22"/>
-        </w:rPr>
-      </w:pPr>
-    </w:p>
-    <w:p>
-      <w:pPr>
-        <w:jc w:val="both"/>
-        <w:rPr>
-          <w:rFonts w:hint="default" w:ascii="Times New Roman" w:hAnsi="Times New Roman" w:cs="Times New Roman"/>
+          <w:rFonts w:ascii="Times New Roman" w:hAnsi="Times New Roman" w:cs="Times New Roman"/>
+          <w:sz w:val="22"/>
+          <w:szCs w:val="22"/>
+        </w:rPr>
+      </w:pPr>
+    </w:p>
+    <w:p>
+      <w:pPr>
+        <w:jc w:val="both"/>
+        <w:rPr>
+          <w:rFonts w:ascii="Times New Roman" w:hAnsi="Times New Roman" w:cs="Times New Roman"/>
           <w:color w:val="000000"/>
         </w:rPr>
       </w:pPr>
       <w:r>
         <w:rPr>
-          <w:rFonts w:hint="default" w:ascii="Times New Roman" w:hAnsi="Times New Roman" w:cs="Times New Roman"/>
+          <w:rFonts w:cs="Times New Roman"/>
           <w:b/>
           <w:color w:val="000000"/>
         </w:rPr>
@@ -286,20 +298,20 @@
       </w:r>
       <w:r>
         <w:rPr>
-          <w:rFonts w:hint="default" w:ascii="Times New Roman" w:hAnsi="Times New Roman" w:cs="Times New Roman"/>
+          <w:rFonts w:cs="Times New Roman"/>
           <w:color w:val="000000"/>
         </w:rPr>
         <w:t xml:space="preserve">, Société Anonyme avec Conseil d’Administration au capital de  500 000 000 FCFA, immatriculée au Registre du Commerce et du Crédit Mobilier du TOGO, sous le numéro initial TOGO-LOME TG-LOM 2018 B2536, Agrément </w:t>
       </w:r>
       <w:r>
         <w:rPr>
-          <w:rFonts w:hint="default" w:ascii="Times New Roman" w:hAnsi="Times New Roman" w:cs="Times New Roman"/>
+          <w:rFonts w:cs="Times New Roman"/>
         </w:rPr>
         <w:t>Numéro 36 et inscrite sur la liste de l’APSFD sous le numéro T/1/GFLM/2019/257A</w:t>
       </w:r>
       <w:r>
         <w:rPr>
-          <w:rFonts w:hint="default" w:ascii="Times New Roman" w:hAnsi="Times New Roman" w:cs="Times New Roman"/>
+          <w:rFonts w:cs="Times New Roman"/>
           <w:color w:val="000000"/>
         </w:rPr>
         <w:t>, dont le siège social est situé à LOME (TOGO</w:t>
@@ -307,7 +319,7 @@
       <w:bookmarkStart w:id="0" w:name="_Hlk66259236"/>
       <w:r>
         <w:rPr>
-          <w:rFonts w:hint="default" w:ascii="Times New Roman" w:hAnsi="Times New Roman" w:cs="Times New Roman"/>
+          <w:rFonts w:cs="Times New Roman"/>
           <w:color w:val="000000"/>
         </w:rPr>
         <w:t>), Boulevard du 13 Janvier, Quartier Kodjoviakope, 07 BP : 7499 Lomé-TOGO</w:t>
@@ -315,7 +327,7 @@
       <w:bookmarkEnd w:id="0"/>
       <w:r>
         <w:rPr>
-          <w:rFonts w:hint="default" w:ascii="Times New Roman" w:hAnsi="Times New Roman" w:cs="Times New Roman"/>
+          <w:rFonts w:cs="Times New Roman"/>
           <w:color w:val="000000"/>
         </w:rPr>
         <w:t xml:space="preserve">, Tel : 00 228 22 23 68 68/ 00 228 22 23 68 60,  </w:t>
@@ -325,7 +337,7 @@
       <w:pPr>
         <w:jc w:val="both"/>
         <w:rPr>
-          <w:rFonts w:hint="default" w:ascii="Times New Roman" w:hAnsi="Times New Roman" w:cs="Times New Roman"/>
+          <w:rFonts w:ascii="Times New Roman" w:hAnsi="Times New Roman" w:cs="Times New Roman"/>
           <w:color w:val="000000"/>
         </w:rPr>
       </w:pPr>
@@ -334,14 +346,14 @@
       <w:pPr>
         <w:jc w:val="both"/>
         <w:rPr>
-          <w:rFonts w:hint="default" w:ascii="Times New Roman" w:hAnsi="Times New Roman" w:cs="Times New Roman"/>
-          <w:sz w:val="22"/>
-          <w:szCs w:val="22"/>
-        </w:rPr>
-      </w:pPr>
-      <w:r>
-        <w:rPr>
-          <w:rFonts w:hint="default" w:ascii="Times New Roman" w:hAnsi="Times New Roman" w:cs="Times New Roman"/>
+          <w:rFonts w:ascii="Times New Roman" w:hAnsi="Times New Roman" w:cs="Times New Roman"/>
+          <w:sz w:val="22"/>
+          <w:szCs w:val="22"/>
+        </w:rPr>
+      </w:pPr>
+      <w:r>
+        <w:rPr>
+          <w:rFonts w:cs="Times New Roman"/>
           <w:bCs/>
           <w:iCs/>
           <w:color w:val="000000"/>
@@ -350,7 +362,7 @@
       </w:r>
       <w:r>
         <w:rPr>
-          <w:rFonts w:hint="default" w:ascii="Times New Roman" w:hAnsi="Times New Roman" w:cs="Times New Roman"/>
+          <w:rFonts w:cs="Times New Roman"/>
           <w:b/>
           <w:bCs/>
           <w:iCs/>
@@ -360,7 +372,7 @@
       </w:r>
       <w:r>
         <w:rPr>
-          <w:rFonts w:hint="default" w:ascii="Times New Roman" w:hAnsi="Times New Roman" w:cs="Times New Roman"/>
+          <w:rFonts w:cs="Times New Roman"/>
           <w:bCs/>
           <w:iCs/>
           <w:color w:val="000000"/>
@@ -369,19 +381,18 @@
       </w:r>
       <w:r>
         <w:rPr>
-          <w:rFonts w:hint="default" w:ascii="Times New Roman" w:hAnsi="Times New Roman" w:cs="Times New Roman"/>
+          <w:rFonts w:cs="Times New Roman"/>
           <w:b/>
           <w:bCs/>
           <w:iCs/>
           <w:sz w:val="24"/>
           <w:szCs w:val="24"/>
-          <w:highlight w:val="none"/>
         </w:rPr>
         <w:t>Pascal KOVE</w:t>
       </w:r>
       <w:r>
         <w:rPr>
-          <w:rFonts w:hint="default" w:ascii="Times New Roman" w:hAnsi="Times New Roman" w:cs="Times New Roman"/>
+          <w:rFonts w:cs="Times New Roman"/>
           <w:bCs/>
           <w:iCs/>
           <w:color w:val="000000"/>
@@ -390,7 +401,7 @@
       </w:r>
       <w:r>
         <w:rPr>
-          <w:rFonts w:hint="default" w:ascii="Times New Roman" w:hAnsi="Times New Roman" w:cs="Times New Roman"/>
+          <w:rFonts w:cs="Times New Roman"/>
           <w:b/>
           <w:iCs/>
           <w:color w:val="000000"/>
@@ -401,7 +412,7 @@
       </w:r>
       <w:r>
         <w:rPr>
-          <w:rFonts w:hint="default" w:ascii="Times New Roman" w:hAnsi="Times New Roman" w:cs="Times New Roman"/>
+          <w:rFonts w:cs="Times New Roman"/>
           <w:bCs/>
           <w:iCs/>
           <w:color w:val="000000"/>
@@ -412,7 +423,7 @@
       </w:r>
       <w:r>
         <w:rPr>
-          <w:rFonts w:hint="default" w:ascii="Times New Roman" w:hAnsi="Times New Roman" w:cs="Times New Roman"/>
+          <w:rFonts w:cs="Times New Roman"/>
           <w:b/>
           <w:iCs/>
           <w:color w:val="000000"/>
@@ -423,7 +434,7 @@
       </w:r>
       <w:r>
         <w:rPr>
-          <w:rFonts w:hint="default" w:ascii="Times New Roman" w:hAnsi="Times New Roman" w:cs="Times New Roman"/>
+          <w:rFonts w:cs="Times New Roman"/>
           <w:bCs/>
           <w:iCs/>
           <w:color w:val="000000"/>
@@ -434,7 +445,7 @@
       </w:r>
       <w:r>
         <w:rPr>
-          <w:rFonts w:hint="default" w:ascii="Times New Roman" w:hAnsi="Times New Roman" w:cs="Times New Roman"/>
+          <w:rFonts w:cs="Times New Roman"/>
           <w:b/>
           <w:bCs/>
           <w:iCs/>
@@ -445,7 +456,7 @@
       </w:r>
       <w:r>
         <w:rPr>
-          <w:rFonts w:hint="default" w:ascii="Times New Roman" w:hAnsi="Times New Roman" w:cs="Times New Roman"/>
+          <w:rFonts w:cs="Times New Roman"/>
           <w:bCs/>
           <w:iCs/>
           <w:sz w:val="24"/>
@@ -455,7 +466,7 @@
       </w:r>
       <w:r>
         <w:rPr>
-          <w:rFonts w:hint="default" w:ascii="Times New Roman" w:hAnsi="Times New Roman" w:cs="Times New Roman"/>
+          <w:rFonts w:cs="Times New Roman"/>
           <w:bCs/>
           <w:iCs/>
           <w:color w:val="000000"/>
@@ -464,7 +475,7 @@
       </w:r>
       <w:r>
         <w:rPr>
-          <w:rFonts w:hint="default" w:ascii="Times New Roman" w:hAnsi="Times New Roman" w:cs="Times New Roman"/>
+          <w:rFonts w:cs="Times New Roman"/>
           <w:b/>
           <w:bCs/>
           <w:iCs/>
@@ -474,25 +485,20 @@
       </w:r>
       <w:r>
         <w:rPr>
-          <w:rFonts w:hint="default" w:ascii="Times New Roman" w:hAnsi="Times New Roman" w:cs="Times New Roman"/>
+          <w:rFonts w:cs="Times New Roman"/>
           <w:bCs/>
           <w:iCs/>
           <w:color w:val="000000"/>
         </w:rPr>
         <w:t>vertu d’un acte reçu par Me Afiavi S. do REGO-d’Almeida, Notaire à Lomé,</w:t>
       </w:r>
-      <w:bookmarkStart w:id="6" w:name="_GoBack"/>
-      <w:bookmarkEnd w:id="6"/>
-    </w:p>
-    <w:p>
-      <w:pPr>
-        <w:autoSpaceDE w:val="0"/>
-        <w:autoSpaceDN w:val="0"/>
-        <w:adjustRightInd w:val="0"/>
-        <w:ind w:right="-141"/>
-        <w:jc w:val="both"/>
-        <w:rPr>
-          <w:rFonts w:hint="default" w:ascii="Times New Roman" w:hAnsi="Times New Roman" w:cs="Times New Roman"/>
+    </w:p>
+    <w:p>
+      <w:pPr>
+        <w:ind w:right="-141"/>
+        <w:jc w:val="both"/>
+        <w:rPr>
+          <w:rFonts w:ascii="Times New Roman" w:hAnsi="Times New Roman" w:cs="Times New Roman"/>
           <w:sz w:val="22"/>
           <w:szCs w:val="22"/>
         </w:rPr>
@@ -503,7 +509,7 @@
         <w:ind w:right="-141"/>
         <w:jc w:val="right"/>
         <w:rPr>
-          <w:rFonts w:hint="default" w:ascii="Times New Roman" w:hAnsi="Times New Roman" w:cs="Times New Roman"/>
+          <w:rFonts w:ascii="Times New Roman" w:hAnsi="Times New Roman" w:cs="Times New Roman"/>
           <w:i/>
           <w:iCs/>
           <w:sz w:val="22"/>
@@ -512,7 +518,7 @@
       </w:pPr>
       <w:r>
         <w:rPr>
-          <w:rFonts w:hint="default" w:ascii="Times New Roman" w:hAnsi="Times New Roman" w:cs="Times New Roman"/>
+          <w:rFonts w:cs="Times New Roman"/>
           <w:sz w:val="22"/>
           <w:szCs w:val="22"/>
         </w:rPr>
@@ -520,7 +526,7 @@
       </w:r>
       <w:r>
         <w:rPr>
-          <w:rFonts w:hint="default" w:ascii="Times New Roman" w:hAnsi="Times New Roman" w:cs="Times New Roman"/>
+          <w:rFonts w:cs="Times New Roman"/>
           <w:b/>
           <w:bCs/>
           <w:sz w:val="22"/>
@@ -530,7 +536,7 @@
       </w:r>
       <w:r>
         <w:rPr>
-          <w:rFonts w:hint="default" w:ascii="Times New Roman" w:hAnsi="Times New Roman" w:cs="Times New Roman"/>
+          <w:rFonts w:cs="Times New Roman"/>
           <w:b/>
           <w:bCs/>
           <w:i/>
@@ -542,7 +548,7 @@
       </w:r>
       <w:r>
         <w:rPr>
-          <w:rFonts w:hint="default" w:ascii="Times New Roman" w:hAnsi="Times New Roman" w:cs="Times New Roman"/>
+          <w:rFonts w:cs="Times New Roman"/>
           <w:i/>
           <w:iCs/>
           <w:sz w:val="22"/>
@@ -556,7 +562,7 @@
         <w:ind w:right="-141"/>
         <w:jc w:val="both"/>
         <w:rPr>
-          <w:rFonts w:hint="default" w:ascii="Times New Roman" w:hAnsi="Times New Roman" w:cs="Times New Roman"/>
+          <w:rFonts w:ascii="Times New Roman" w:hAnsi="Times New Roman" w:cs="Times New Roman"/>
           <w:i/>
           <w:iCs/>
           <w:sz w:val="22"/>
@@ -566,13 +572,10 @@
     </w:p>
     <w:p>
       <w:pPr>
-        <w:autoSpaceDE w:val="0"/>
-        <w:autoSpaceDN w:val="0"/>
-        <w:adjustRightInd w:val="0"/>
-        <w:ind w:right="-141"/>
-        <w:jc w:val="both"/>
-        <w:rPr>
-          <w:rFonts w:hint="default" w:ascii="Times New Roman" w:hAnsi="Times New Roman" w:cs="Times New Roman"/>
+        <w:ind w:right="-141"/>
+        <w:jc w:val="both"/>
+        <w:rPr>
+          <w:rFonts w:ascii="Times New Roman" w:hAnsi="Times New Roman" w:cs="Times New Roman"/>
           <w:b/>
           <w:bCs/>
           <w:sz w:val="22"/>
@@ -582,7 +585,7 @@
       </w:pPr>
       <w:r>
         <w:rPr>
-          <w:rFonts w:hint="default" w:ascii="Times New Roman" w:hAnsi="Times New Roman" w:cs="Times New Roman"/>
+          <w:rFonts w:cs="Times New Roman"/>
           <w:b/>
           <w:bCs/>
           <w:sz w:val="22"/>
@@ -594,13 +597,10 @@
     </w:p>
     <w:p>
       <w:pPr>
-        <w:autoSpaceDE w:val="0"/>
-        <w:autoSpaceDN w:val="0"/>
-        <w:adjustRightInd w:val="0"/>
-        <w:ind w:right="-141"/>
-        <w:jc w:val="both"/>
-        <w:rPr>
-          <w:rFonts w:hint="default" w:ascii="Times New Roman" w:hAnsi="Times New Roman" w:cs="Times New Roman"/>
+        <w:ind w:right="-141"/>
+        <w:jc w:val="both"/>
+        <w:rPr>
+          <w:rFonts w:ascii="Times New Roman" w:hAnsi="Times New Roman" w:cs="Times New Roman"/>
           <w:b/>
           <w:i/>
           <w:iCs/>
@@ -611,13 +611,10 @@
     </w:p>
     <w:p>
       <w:pPr>
-        <w:autoSpaceDE w:val="0"/>
-        <w:autoSpaceDN w:val="0"/>
-        <w:adjustRightInd w:val="0"/>
-        <w:ind w:right="-141"/>
-        <w:jc w:val="both"/>
-        <w:rPr>
-          <w:rFonts w:hint="default" w:ascii="Times New Roman" w:hAnsi="Times New Roman" w:cs="Times New Roman"/>
+        <w:ind w:right="-141"/>
+        <w:jc w:val="both"/>
+        <w:rPr>
+          <w:rFonts w:ascii="Times New Roman" w:hAnsi="Times New Roman" w:cs="Times New Roman"/>
           <w:highlight w:val="none"/>
           <w:lang w:val="en-US"/>
         </w:rPr>
@@ -625,158 +622,140 @@
       <w:bookmarkStart w:id="1" w:name="_Hlk131079885"/>
       <w:r>
         <w:rPr>
-          <w:rFonts w:hint="default" w:cs="Times New Roman"/>
-          <w:b/>
-          <w:bCs/>
-          <w:highlight w:val="none"/>
+          <w:rFonts w:cs="Times New Roman"/>
+          <w:b/>
+          <w:bCs/>
           <w:lang w:val="en-US"/>
         </w:rPr>
         <w:t>${civility}</w:t>
       </w:r>
       <w:r>
         <w:rPr>
-          <w:rFonts w:hint="default" w:ascii="Times New Roman" w:hAnsi="Times New Roman" w:cs="Times New Roman"/>
-          <w:b/>
-          <w:bCs/>
-          <w:highlight w:val="none"/>
+          <w:rFonts w:cs="Times New Roman"/>
+          <w:b/>
+          <w:bCs/>
         </w:rPr>
         <w:t xml:space="preserve"> </w:t>
       </w:r>
       <w:r>
         <w:rPr>
-          <w:rFonts w:hint="default" w:cs="Times New Roman"/>
-          <w:b/>
-          <w:bCs/>
-          <w:highlight w:val="none"/>
+          <w:rFonts w:cs="Times New Roman"/>
+          <w:b/>
+          <w:bCs/>
           <w:lang w:val="en-US"/>
         </w:rPr>
         <w:t>${last_name} ${first_name}, née le</w:t>
       </w:r>
       <w:r>
         <w:rPr>
-          <w:rFonts w:hint="default" w:ascii="Times New Roman" w:hAnsi="Times New Roman" w:cs="Times New Roman"/>
-          <w:b/>
-          <w:bCs/>
-          <w:highlight w:val="none"/>
+          <w:rFonts w:cs="Times New Roman"/>
+          <w:b/>
+          <w:bCs/>
         </w:rPr>
         <w:t xml:space="preserve"> </w:t>
       </w:r>
       <w:r>
         <w:rPr>
-          <w:rFonts w:hint="default" w:cs="Times New Roman"/>
-          <w:b/>
-          <w:bCs/>
-          <w:highlight w:val="none"/>
+          <w:rFonts w:cs="Times New Roman"/>
+          <w:b/>
+          <w:bCs/>
           <w:lang w:val="en-US"/>
         </w:rPr>
         <w:t>${birth_date_fr} à ${birth_place}</w:t>
       </w:r>
       <w:r>
         <w:rPr>
-          <w:rFonts w:hint="default" w:ascii="Times New Roman" w:hAnsi="Times New Roman" w:cs="Times New Roman"/>
-          <w:b/>
-          <w:bCs/>
-          <w:highlight w:val="none"/>
+          <w:rFonts w:cs="Times New Roman"/>
+          <w:b/>
+          <w:bCs/>
         </w:rPr>
         <w:t xml:space="preserve">, de nationalité </w:t>
       </w:r>
       <w:r>
         <w:rPr>
-          <w:rFonts w:hint="default" w:cs="Times New Roman"/>
-          <w:b/>
-          <w:bCs/>
-          <w:highlight w:val="none"/>
+          <w:rFonts w:cs="Times New Roman"/>
+          <w:b/>
+          <w:bCs/>
           <w:lang w:val="en-US"/>
         </w:rPr>
         <w:t>${nationality}</w:t>
       </w:r>
       <w:r>
         <w:rPr>
-          <w:rFonts w:hint="default" w:ascii="Times New Roman" w:hAnsi="Times New Roman" w:cs="Times New Roman"/>
-          <w:b/>
-          <w:bCs/>
-          <w:highlight w:val="none"/>
+          <w:rFonts w:cs="Times New Roman"/>
+          <w:b/>
+          <w:bCs/>
         </w:rPr>
         <w:t xml:space="preserve"> domicilié à </w:t>
       </w:r>
       <w:r>
         <w:rPr>
-          <w:rFonts w:hint="default" w:cs="Times New Roman"/>
-          <w:b/>
-          <w:bCs/>
-          <w:highlight w:val="none"/>
+          <w:rFonts w:cs="Times New Roman"/>
+          <w:b/>
+          <w:bCs/>
           <w:lang w:val="en-US"/>
         </w:rPr>
         <w:t>${home_address}</w:t>
       </w:r>
       <w:r>
         <w:rPr>
-          <w:rFonts w:hint="default" w:ascii="Times New Roman" w:hAnsi="Times New Roman" w:cs="Times New Roman"/>
-          <w:b/>
-          <w:bCs/>
-          <w:highlight w:val="none"/>
+          <w:rFonts w:cs="Times New Roman"/>
+          <w:b/>
+          <w:bCs/>
         </w:rPr>
         <w:t xml:space="preserve"> et titulaire </w:t>
       </w:r>
       <w:r>
         <w:rPr>
-          <w:rFonts w:hint="default" w:cs="Times New Roman"/>
-          <w:b/>
-          <w:bCs/>
-          <w:highlight w:val="none"/>
+          <w:rFonts w:cs="Times New Roman"/>
+          <w:b/>
+          <w:bCs/>
           <w:lang w:val="en-US"/>
         </w:rPr>
         <w:t>${type_of_identity_document}</w:t>
       </w:r>
       <w:r>
         <w:rPr>
-          <w:rFonts w:hint="default" w:ascii="Times New Roman" w:hAnsi="Times New Roman" w:cs="Times New Roman"/>
-          <w:b/>
-          <w:bCs/>
-          <w:highlight w:val="none"/>
+          <w:rFonts w:cs="Times New Roman"/>
+          <w:b/>
+          <w:bCs/>
         </w:rPr>
         <w:t xml:space="preserve"> ${number_of_identity_document} délivrée le ${date_of_issue_of_identity_document</w:t>
       </w:r>
       <w:r>
         <w:rPr>
-          <w:rFonts w:hint="default" w:cs="Times New Roman"/>
-          <w:b/>
-          <w:bCs/>
-          <w:highlight w:val="none"/>
+          <w:rFonts w:cs="Times New Roman"/>
+          <w:b/>
+          <w:bCs/>
           <w:lang w:val="en-US"/>
         </w:rPr>
         <w:t>_fr</w:t>
       </w:r>
       <w:r>
         <w:rPr>
-          <w:rFonts w:hint="default" w:ascii="Times New Roman" w:hAnsi="Times New Roman" w:cs="Times New Roman"/>
-          <w:b/>
-          <w:bCs/>
-          <w:highlight w:val="none"/>
+          <w:rFonts w:cs="Times New Roman"/>
+          <w:b/>
+          <w:bCs/>
         </w:rPr>
         <w:t>} Fonction : ${function}, Tél : ${phone_number}</w:t>
       </w:r>
       <w:r>
         <w:rPr>
-          <w:rFonts w:hint="default" w:cs="Times New Roman"/>
-          <w:b/>
-          <w:bCs/>
-          <w:highlight w:val="none"/>
+          <w:rFonts w:cs="Times New Roman"/>
+          <w:b/>
+          <w:bCs/>
           <w:lang w:val="en-US"/>
         </w:rPr>
         <w:t>.</w:t>
       </w:r>
-    </w:p>
-    <w:bookmarkEnd w:id="1"/>
-    <w:p>
-      <w:pPr>
-        <w:autoSpaceDE w:val="0"/>
-        <w:autoSpaceDN w:val="0"/>
-        <w:adjustRightInd w:val="0"/>
-        <w:ind w:right="-141"/>
-        <w:jc w:val="both"/>
-        <w:rPr>
-          <w:rFonts w:hint="default" w:ascii="Times New Roman" w:hAnsi="Times New Roman" w:cs="Times New Roman"/>
+      <w:bookmarkEnd w:id="1"/>
+    </w:p>
+    <w:p>
+      <w:pPr>
+        <w:ind w:right="-141"/>
+        <w:jc w:val="both"/>
+        <w:rPr>
+          <w:rFonts w:ascii="Times New Roman" w:hAnsi="Times New Roman" w:cs="Times New Roman"/>
           <w:sz w:val="22"/>
           <w:szCs w:val="22"/>
         </w:rPr>
@@ -787,7 +766,7 @@
         <w:ind w:right="-141"/>
         <w:jc w:val="right"/>
         <w:rPr>
-          <w:rFonts w:hint="default" w:ascii="Times New Roman" w:hAnsi="Times New Roman" w:cs="Times New Roman"/>
+          <w:rFonts w:ascii="Times New Roman" w:hAnsi="Times New Roman" w:cs="Times New Roman"/>
           <w:b/>
           <w:bCs/>
           <w:i/>
@@ -798,7 +777,7 @@
       </w:pPr>
       <w:r>
         <w:rPr>
-          <w:rFonts w:hint="default" w:ascii="Times New Roman" w:hAnsi="Times New Roman" w:cs="Times New Roman"/>
+          <w:rFonts w:cs="Times New Roman"/>
           <w:sz w:val="22"/>
           <w:szCs w:val="22"/>
         </w:rPr>
@@ -806,7 +785,7 @@
       </w:r>
       <w:r>
         <w:rPr>
-          <w:rFonts w:hint="default" w:ascii="Times New Roman" w:hAnsi="Times New Roman" w:cs="Times New Roman"/>
+          <w:rFonts w:cs="Times New Roman"/>
           <w:b/>
           <w:bCs/>
           <w:sz w:val="22"/>
@@ -816,7 +795,7 @@
       </w:r>
       <w:r>
         <w:rPr>
-          <w:rFonts w:hint="default" w:ascii="Times New Roman" w:hAnsi="Times New Roman" w:cs="Times New Roman"/>
+          <w:rFonts w:cs="Times New Roman"/>
           <w:b/>
           <w:bCs/>
           <w:i/>
@@ -832,7 +811,7 @@
         <w:ind w:right="-141"/>
         <w:jc w:val="both"/>
         <w:rPr>
-          <w:rFonts w:hint="default" w:ascii="Times New Roman" w:hAnsi="Times New Roman" w:cs="Times New Roman"/>
+          <w:rFonts w:ascii="Times New Roman" w:hAnsi="Times New Roman" w:cs="Times New Roman"/>
           <w:b/>
           <w:bCs/>
           <w:i/>
@@ -845,39 +824,33 @@
     <w:p>
       <w:pPr>
         <w:rPr>
-          <w:rFonts w:hint="default" w:ascii="Times New Roman" w:hAnsi="Times New Roman" w:cs="Times New Roman"/>
-          <w:b/>
-          <w:bCs/>
-          <w:sz w:val="22"/>
-          <w:szCs w:val="22"/>
-        </w:rPr>
-      </w:pPr>
-      <w:r>
-        <w:rPr>
-          <w:rFonts w:hint="default" w:ascii="Times New Roman" w:hAnsi="Times New Roman" w:cs="Times New Roman"/>
-          <w:b/>
-          <w:bCs/>
-          <w:sz w:val="22"/>
-          <w:szCs w:val="22"/>
-        </w:rPr>
+          <w:rFonts w:ascii="Times New Roman" w:hAnsi="Times New Roman" w:cs="Times New Roman"/>
+          <w:b/>
+          <w:bCs/>
+          <w:sz w:val="22"/>
+          <w:szCs w:val="22"/>
+        </w:rPr>
+      </w:pPr>
+      <w:r>
         <w:br w:type="page"/>
       </w:r>
     </w:p>
     <w:p>
       <w:pPr>
-        <w:ind w:right="-141"/>
-        <w:jc w:val="both"/>
-        <w:rPr>
-          <w:rFonts w:hint="default" w:ascii="Times New Roman" w:hAnsi="Times New Roman" w:cs="Times New Roman"/>
-          <w:b/>
-          <w:bCs/>
-          <w:sz w:val="22"/>
-          <w:szCs w:val="22"/>
-        </w:rPr>
-      </w:pPr>
-      <w:r>
-        <w:rPr>
-          <w:rFonts w:hint="default" w:ascii="Times New Roman" w:hAnsi="Times New Roman" w:cs="Times New Roman"/>
+        <w:spacing w:before="0" w:after="0"/>
+        <w:ind w:right="-141"/>
+        <w:jc w:val="both"/>
+        <w:rPr>
+          <w:rFonts w:ascii="Times New Roman" w:hAnsi="Times New Roman" w:cs="Times New Roman"/>
+          <w:b/>
+          <w:bCs/>
+          <w:sz w:val="22"/>
+          <w:szCs w:val="22"/>
+        </w:rPr>
+      </w:pPr>
+      <w:r>
+        <w:rPr>
+          <w:rFonts w:cs="Times New Roman"/>
           <w:b/>
           <w:bCs/>
           <w:sz w:val="22"/>
@@ -891,7 +864,7 @@
         <w:ind w:right="-141"/>
         <w:jc w:val="both"/>
         <w:rPr>
-          <w:rFonts w:hint="default" w:ascii="Times New Roman" w:hAnsi="Times New Roman" w:cs="Times New Roman"/>
+          <w:rFonts w:ascii="Times New Roman" w:hAnsi="Times New Roman" w:cs="Times New Roman"/>
           <w:i/>
           <w:iCs/>
           <w:sz w:val="22"/>
@@ -901,22 +874,19 @@
     </w:p>
     <w:p>
       <w:pPr>
-        <w:autoSpaceDE w:val="0"/>
-        <w:autoSpaceDN w:val="0"/>
-        <w:adjustRightInd w:val="0"/>
-        <w:ind w:right="-141"/>
-        <w:jc w:val="both"/>
-        <w:rPr>
-          <w:rFonts w:hint="default" w:ascii="Times New Roman" w:hAnsi="Times New Roman" w:cs="Times New Roman"/>
-          <w:b/>
-          <w:bCs/>
-          <w:sz w:val="22"/>
-          <w:szCs w:val="22"/>
-        </w:rPr>
-      </w:pPr>
-      <w:r>
-        <w:rPr>
-          <w:rFonts w:hint="default" w:ascii="Times New Roman" w:hAnsi="Times New Roman" w:cs="Times New Roman"/>
+        <w:ind w:right="-141"/>
+        <w:jc w:val="both"/>
+        <w:rPr>
+          <w:rFonts w:ascii="Times New Roman" w:hAnsi="Times New Roman" w:cs="Times New Roman"/>
+          <w:b/>
+          <w:bCs/>
+          <w:sz w:val="22"/>
+          <w:szCs w:val="22"/>
+        </w:rPr>
+      </w:pPr>
+      <w:r>
+        <w:rPr>
+          <w:rFonts w:cs="Times New Roman"/>
           <w:b/>
           <w:bCs/>
           <w:sz w:val="22"/>
@@ -927,7 +897,7 @@
       </w:r>
       <w:r>
         <w:rPr>
-          <w:rFonts w:hint="default" w:ascii="Times New Roman" w:hAnsi="Times New Roman" w:cs="Times New Roman"/>
+          <w:rFonts w:cs="Times New Roman"/>
           <w:b/>
           <w:bCs/>
           <w:sz w:val="22"/>
@@ -937,7 +907,7 @@
       </w:r>
       <w:r>
         <w:rPr>
-          <w:rFonts w:hint="default" w:ascii="Times New Roman" w:hAnsi="Times New Roman" w:cs="Times New Roman"/>
+          <w:rFonts w:cs="Times New Roman"/>
           <w:b/>
           <w:bCs/>
           <w:i/>
@@ -949,7 +919,7 @@
       </w:r>
       <w:r>
         <w:rPr>
-          <w:rFonts w:hint="default" w:ascii="Times New Roman" w:hAnsi="Times New Roman" w:cs="Times New Roman"/>
+          <w:rFonts w:cs="Times New Roman"/>
           <w:b/>
           <w:bCs/>
           <w:sz w:val="22"/>
@@ -960,29 +930,23 @@
     </w:p>
     <w:p>
       <w:pPr>
-        <w:autoSpaceDE w:val="0"/>
-        <w:autoSpaceDN w:val="0"/>
-        <w:adjustRightInd w:val="0"/>
-        <w:ind w:right="-141"/>
-        <w:jc w:val="both"/>
-        <w:rPr>
-          <w:rFonts w:hint="default" w:ascii="Times New Roman" w:hAnsi="Times New Roman" w:cs="Times New Roman"/>
-          <w:b/>
-          <w:bCs/>
-          <w:sz w:val="22"/>
-          <w:szCs w:val="22"/>
-        </w:rPr>
-      </w:pPr>
-    </w:p>
-    <w:p>
-      <w:pPr>
-        <w:autoSpaceDE w:val="0"/>
-        <w:autoSpaceDN w:val="0"/>
-        <w:adjustRightInd w:val="0"/>
-        <w:ind w:right="-141"/>
-        <w:jc w:val="both"/>
-        <w:rPr>
-          <w:rFonts w:hint="default" w:ascii="Times New Roman" w:hAnsi="Times New Roman" w:cs="Times New Roman"/>
+        <w:ind w:right="-141"/>
+        <w:jc w:val="both"/>
+        <w:rPr>
+          <w:rFonts w:ascii="Times New Roman" w:hAnsi="Times New Roman" w:cs="Times New Roman"/>
+          <w:b/>
+          <w:bCs/>
+          <w:sz w:val="22"/>
+          <w:szCs w:val="22"/>
+        </w:rPr>
+      </w:pPr>
+    </w:p>
+    <w:p>
+      <w:pPr>
+        <w:ind w:right="-141"/>
+        <w:jc w:val="both"/>
+        <w:rPr>
+          <w:rFonts w:ascii="Times New Roman" w:hAnsi="Times New Roman" w:cs="Times New Roman"/>
           <w:b/>
           <w:bCs/>
           <w:iCs/>
@@ -992,202 +956,182 @@
       </w:pPr>
       <w:r>
         <w:rPr>
-          <w:rFonts w:hint="default" w:cs="Times New Roman"/>
-          <w:b/>
-          <w:bCs/>
-          <w:highlight w:val="none"/>
+          <w:rFonts w:cs="Times New Roman"/>
+          <w:b/>
+          <w:bCs/>
           <w:lang w:val="en-US"/>
         </w:rPr>
         <w:t>${civility}</w:t>
       </w:r>
       <w:r>
         <w:rPr>
-          <w:rFonts w:hint="default" w:ascii="Times New Roman" w:hAnsi="Times New Roman" w:cs="Times New Roman"/>
-          <w:b/>
-          <w:bCs/>
-          <w:highlight w:val="none"/>
+          <w:rFonts w:cs="Times New Roman"/>
+          <w:b/>
+          <w:bCs/>
         </w:rPr>
         <w:t xml:space="preserve"> - </w:t>
       </w:r>
       <w:r>
         <w:rPr>
-          <w:rFonts w:hint="default" w:cs="Times New Roman"/>
-          <w:b/>
-          <w:bCs/>
-          <w:highlight w:val="none"/>
+          <w:rFonts w:cs="Times New Roman"/>
+          <w:b/>
+          <w:bCs/>
           <w:lang w:val="en-US"/>
         </w:rPr>
         <w:t>${last_name} ${first_name}</w:t>
       </w:r>
       <w:r>
         <w:rPr>
-          <w:rFonts w:hint="default" w:ascii="Times New Roman" w:hAnsi="Times New Roman" w:cs="Times New Roman"/>
-          <w:b/>
-          <w:bCs/>
-          <w:highlight w:val="none"/>
+          <w:rFonts w:cs="Times New Roman"/>
+          <w:b/>
+          <w:bCs/>
         </w:rPr>
         <w:t xml:space="preserve"> </w:t>
       </w:r>
       <w:r>
         <w:rPr>
-          <w:rFonts w:hint="default" w:ascii="Times New Roman" w:hAnsi="Times New Roman" w:cs="Times New Roman"/>
-          <w:sz w:val="22"/>
-          <w:szCs w:val="22"/>
-          <w:highlight w:val="none"/>
+          <w:rFonts w:cs="Times New Roman"/>
+          <w:sz w:val="22"/>
+          <w:szCs w:val="22"/>
         </w:rPr>
         <w:t>se porte Caution aux fins de garantir à titre personnel et solidaire, le remboursement de toutes les sommes dont la cautionnée</w:t>
       </w:r>
       <w:r>
         <w:rPr>
-          <w:rFonts w:hint="default" w:ascii="Times New Roman" w:hAnsi="Times New Roman" w:eastAsia="Calibri" w:cs="Times New Roman"/>
+          <w:rFonts w:eastAsia="Calibri" w:cs="Times New Roman"/>
           <w:b/>
           <w:bCs/>
           <w:color w:val="000000"/>
           <w:sz w:val="22"/>
           <w:szCs w:val="22"/>
-          <w:highlight w:val="none"/>
           <w:lang w:eastAsia="en-US"/>
         </w:rPr>
         <w:t xml:space="preserve"> </w:t>
       </w:r>
       <w:r>
         <w:rPr>
-          <w:rFonts w:hint="default" w:ascii="Times New Roman" w:hAnsi="Times New Roman"/>
-          <w:b/>
-          <w:highlight w:val="none"/>
+          <w:b/>
         </w:rPr>
         <w:t>${company.denomination}</w:t>
       </w:r>
       <w:r>
         <w:rPr>
-          <w:rFonts w:hint="default" w:ascii="Times New Roman" w:hAnsi="Times New Roman" w:cs="Times New Roman"/>
+          <w:rFonts w:cs="Times New Roman"/>
           <w:b/>
           <w:bCs/>
           <w:iCs/>
           <w:color w:val="000000"/>
-          <w:highlight w:val="none"/>
         </w:rPr>
         <w:t xml:space="preserve"> </w:t>
       </w:r>
       <w:r>
         <w:rPr>
-          <w:rFonts w:hint="default" w:ascii="Times New Roman" w:hAnsi="Times New Roman" w:cs="Times New Roman"/>
-          <w:sz w:val="22"/>
-          <w:szCs w:val="22"/>
-          <w:highlight w:val="none"/>
+          <w:rFonts w:cs="Times New Roman"/>
+          <w:sz w:val="22"/>
+          <w:szCs w:val="22"/>
         </w:rPr>
         <w:t xml:space="preserve">client titulaire du compte </w:t>
       </w:r>
       <w:bookmarkStart w:id="2" w:name="_Hlk71196002"/>
       <w:r>
         <w:rPr>
-          <w:rFonts w:hint="default" w:ascii="Times New Roman" w:hAnsi="Times New Roman" w:cs="Times New Roman"/>
-          <w:b/>
-          <w:sz w:val="22"/>
-          <w:szCs w:val="22"/>
-          <w:highlight w:val="none"/>
+          <w:rFonts w:cs="Times New Roman"/>
+          <w:b/>
+          <w:sz w:val="22"/>
+          <w:szCs w:val="22"/>
         </w:rPr>
         <w:t>N°</w:t>
       </w:r>
       <w:bookmarkEnd w:id="2"/>
       <w:r>
         <w:rPr>
-          <w:rFonts w:hint="default" w:ascii="Times New Roman" w:hAnsi="Times New Roman" w:cs="Times New Roman"/>
-          <w:b/>
-          <w:sz w:val="22"/>
-          <w:szCs w:val="22"/>
-          <w:highlight w:val="none"/>
+          <w:rFonts w:cs="Times New Roman"/>
+          <w:b/>
+          <w:sz w:val="22"/>
+          <w:szCs w:val="22"/>
         </w:rPr>
         <w:t xml:space="preserve"> ${contract.verbal_trial.account_number} </w:t>
       </w:r>
       <w:r>
         <w:rPr>
-          <w:rFonts w:hint="default" w:ascii="Times New Roman" w:hAnsi="Times New Roman" w:cs="Times New Roman"/>
-          <w:sz w:val="22"/>
-          <w:szCs w:val="22"/>
-          <w:highlight w:val="none"/>
+          <w:rFonts w:cs="Times New Roman"/>
+          <w:sz w:val="22"/>
+          <w:szCs w:val="22"/>
         </w:rPr>
         <w:t>ouvert dans les livres de COFINA Togo SA, se trouve ou pourrait se trouver débiteur à raison du prêt qui lui est consenti, jusqu’à concurrence d’un montant maximum de</w:t>
       </w:r>
       <w:r>
         <w:rPr>
-          <w:rFonts w:hint="default" w:ascii="Times New Roman" w:hAnsi="Times New Roman" w:cs="Times New Roman"/>
-          <w:b/>
-          <w:sz w:val="22"/>
-          <w:szCs w:val="22"/>
-          <w:highlight w:val="none"/>
+          <w:rFonts w:cs="Times New Roman"/>
+          <w:b/>
+          <w:sz w:val="22"/>
+          <w:szCs w:val="22"/>
         </w:rPr>
         <w:t xml:space="preserve"> </w:t>
       </w:r>
       <w:bookmarkStart w:id="3" w:name="_Hlk71203108"/>
       <w:r>
         <w:rPr>
-          <w:rFonts w:hint="default" w:ascii="Times New Roman" w:hAnsi="Times New Roman" w:cs="Times New Roman"/>
-          <w:b/>
-          <w:bCs/>
-          <w:sz w:val="22"/>
-          <w:szCs w:val="22"/>
-          <w:highlight w:val="none"/>
+          <w:rFonts w:cs="Times New Roman"/>
+          <w:b/>
+          <w:bCs/>
+          <w:sz w:val="22"/>
+          <w:szCs w:val="22"/>
         </w:rPr>
         <w:t>${contract.total_to_pay.fr}</w:t>
       </w:r>
       <w:r>
         <w:rPr>
-          <w:rFonts w:hint="default" w:cs="Times New Roman"/>
-          <w:b/>
-          <w:bCs/>
-          <w:sz w:val="22"/>
-          <w:szCs w:val="22"/>
-          <w:highlight w:val="none"/>
+          <w:rFonts w:cs="Times New Roman"/>
+          <w:b/>
+          <w:bCs/>
+          <w:sz w:val="22"/>
+          <w:szCs w:val="22"/>
           <w:lang w:val="en-US"/>
         </w:rPr>
         <w:t xml:space="preserve"> (${contract.total_to_pay})</w:t>
       </w:r>
       <w:r>
         <w:rPr>
-          <w:rFonts w:hint="default" w:ascii="Times New Roman" w:hAnsi="Times New Roman" w:cs="Times New Roman"/>
-          <w:b/>
-          <w:bCs/>
-          <w:sz w:val="22"/>
-          <w:szCs w:val="22"/>
-          <w:highlight w:val="none"/>
+          <w:rFonts w:cs="Times New Roman"/>
+          <w:b/>
+          <w:bCs/>
+          <w:sz w:val="22"/>
+          <w:szCs w:val="22"/>
         </w:rPr>
         <w:t xml:space="preserve"> </w:t>
       </w:r>
       <w:r>
         <w:rPr>
-          <w:rFonts w:hint="default" w:ascii="Times New Roman" w:hAnsi="Times New Roman" w:cs="Times New Roman"/>
-          <w:b/>
-          <w:sz w:val="22"/>
-          <w:szCs w:val="22"/>
-          <w:highlight w:val="none"/>
+          <w:rFonts w:cs="Times New Roman"/>
+          <w:b/>
+          <w:sz w:val="22"/>
+          <w:szCs w:val="22"/>
         </w:rPr>
         <w:t>FCFA</w:t>
       </w:r>
       <w:r>
         <w:rPr>
-          <w:rFonts w:hint="default" w:ascii="Times New Roman" w:hAnsi="Times New Roman" w:cs="Times New Roman"/>
+          <w:rFonts w:cs="Times New Roman"/>
           <w:b/>
           <w:bCs/>
           <w:i/>
           <w:iCs/>
           <w:sz w:val="22"/>
           <w:szCs w:val="22"/>
-          <w:highlight w:val="none"/>
         </w:rPr>
         <w:t xml:space="preserve"> </w:t>
       </w:r>
       <w:r>
         <w:rPr>
-          <w:rFonts w:hint="default" w:ascii="Times New Roman" w:hAnsi="Times New Roman" w:cs="Times New Roman"/>
-          <w:sz w:val="22"/>
-          <w:szCs w:val="22"/>
-          <w:highlight w:val="none"/>
+          <w:rFonts w:cs="Times New Roman"/>
+          <w:sz w:val="22"/>
+          <w:szCs w:val="22"/>
         </w:rPr>
         <w:t xml:space="preserve">en principal, plus intérêts, commissions, pénalités, frais et accessoires quelconques. </w:t>
       </w:r>
-    </w:p>
-    <w:bookmarkEnd w:id="3"/>
+      <w:bookmarkEnd w:id="3"/>
+    </w:p>
     <w:p>
       <w:pPr>
         <w:tabs>
@@ -1196,16 +1140,16 @@
         <w:ind w:right="-141"/>
         <w:jc w:val="both"/>
         <w:rPr>
-          <w:rFonts w:hint="default" w:ascii="Times New Roman" w:hAnsi="Times New Roman" w:cs="Times New Roman"/>
-          <w:b/>
-          <w:bCs/>
-          <w:sz w:val="22"/>
-          <w:szCs w:val="22"/>
-        </w:rPr>
-      </w:pPr>
-      <w:r>
-        <w:rPr>
-          <w:rFonts w:hint="default" w:ascii="Times New Roman" w:hAnsi="Times New Roman" w:cs="Times New Roman"/>
+          <w:rFonts w:ascii="Times New Roman" w:hAnsi="Times New Roman" w:cs="Times New Roman"/>
+          <w:b/>
+          <w:bCs/>
+          <w:sz w:val="22"/>
+          <w:szCs w:val="22"/>
+        </w:rPr>
+      </w:pPr>
+      <w:r>
+        <w:rPr>
+          <w:rFonts w:cs="Times New Roman"/>
           <w:b/>
           <w:bCs/>
           <w:sz w:val="22"/>
@@ -1222,32 +1166,29 @@
         <w:ind w:right="-141"/>
         <w:jc w:val="both"/>
         <w:rPr>
-          <w:rFonts w:hint="default" w:ascii="Times New Roman" w:hAnsi="Times New Roman" w:cs="Times New Roman"/>
-          <w:b/>
-          <w:bCs/>
-          <w:sz w:val="22"/>
-          <w:szCs w:val="22"/>
-        </w:rPr>
-      </w:pPr>
-    </w:p>
-    <w:p>
-      <w:pPr>
-        <w:autoSpaceDE w:val="0"/>
-        <w:autoSpaceDN w:val="0"/>
-        <w:adjustRightInd w:val="0"/>
-        <w:ind w:right="-141"/>
-        <w:jc w:val="both"/>
-        <w:rPr>
-          <w:rFonts w:hint="default" w:ascii="Times New Roman" w:hAnsi="Times New Roman" w:cs="Times New Roman"/>
-          <w:b/>
-          <w:bCs/>
-          <w:sz w:val="22"/>
-          <w:szCs w:val="22"/>
-        </w:rPr>
-      </w:pPr>
-      <w:r>
-        <w:rPr>
-          <w:rFonts w:hint="default" w:ascii="Times New Roman" w:hAnsi="Times New Roman" w:cs="Times New Roman"/>
+          <w:rFonts w:ascii="Times New Roman" w:hAnsi="Times New Roman" w:cs="Times New Roman"/>
+          <w:b/>
+          <w:bCs/>
+          <w:sz w:val="22"/>
+          <w:szCs w:val="22"/>
+        </w:rPr>
+      </w:pPr>
+    </w:p>
+    <w:p>
+      <w:pPr>
+        <w:ind w:right="-141"/>
+        <w:jc w:val="both"/>
+        <w:rPr>
+          <w:rFonts w:ascii="Times New Roman" w:hAnsi="Times New Roman" w:cs="Times New Roman"/>
+          <w:b/>
+          <w:bCs/>
+          <w:sz w:val="22"/>
+          <w:szCs w:val="22"/>
+        </w:rPr>
+      </w:pPr>
+      <w:r>
+        <w:rPr>
+          <w:rFonts w:cs="Times New Roman"/>
           <w:b/>
           <w:bCs/>
           <w:sz w:val="22"/>
@@ -1258,7 +1199,7 @@
       </w:r>
       <w:r>
         <w:rPr>
-          <w:rFonts w:hint="default" w:ascii="Times New Roman" w:hAnsi="Times New Roman" w:cs="Times New Roman"/>
+          <w:rFonts w:cs="Times New Roman"/>
           <w:b/>
           <w:bCs/>
           <w:sz w:val="22"/>
@@ -1269,36 +1210,30 @@
     </w:p>
     <w:p>
       <w:pPr>
-        <w:autoSpaceDE w:val="0"/>
-        <w:autoSpaceDN w:val="0"/>
-        <w:adjustRightInd w:val="0"/>
-        <w:ind w:right="-141"/>
-        <w:jc w:val="both"/>
-        <w:rPr>
-          <w:rFonts w:hint="default" w:ascii="Times New Roman" w:hAnsi="Times New Roman" w:cs="Times New Roman"/>
-          <w:b/>
-          <w:bCs/>
-          <w:sz w:val="22"/>
-          <w:szCs w:val="22"/>
-        </w:rPr>
-      </w:pPr>
-    </w:p>
-    <w:p>
-      <w:pPr>
-        <w:autoSpaceDE w:val="0"/>
-        <w:autoSpaceDN w:val="0"/>
-        <w:adjustRightInd w:val="0"/>
+        <w:ind w:right="-141"/>
+        <w:jc w:val="both"/>
+        <w:rPr>
+          <w:rFonts w:ascii="Times New Roman" w:hAnsi="Times New Roman" w:cs="Times New Roman"/>
+          <w:b/>
+          <w:bCs/>
+          <w:sz w:val="22"/>
+          <w:szCs w:val="22"/>
+        </w:rPr>
+      </w:pPr>
+    </w:p>
+    <w:p>
+      <w:pPr>
         <w:ind w:right="1"/>
         <w:jc w:val="both"/>
         <w:rPr>
-          <w:rFonts w:hint="default" w:ascii="Times New Roman" w:hAnsi="Times New Roman" w:cs="Times New Roman"/>
-          <w:sz w:val="22"/>
-          <w:szCs w:val="22"/>
-        </w:rPr>
-      </w:pPr>
-      <w:r>
-        <w:rPr>
-          <w:rFonts w:hint="default" w:ascii="Times New Roman" w:hAnsi="Times New Roman" w:cs="Times New Roman"/>
+          <w:rFonts w:ascii="Times New Roman" w:hAnsi="Times New Roman" w:cs="Times New Roman"/>
+          <w:sz w:val="22"/>
+          <w:szCs w:val="22"/>
+        </w:rPr>
+      </w:pPr>
+      <w:r>
+        <w:rPr>
+          <w:rFonts w:cs="Times New Roman"/>
           <w:sz w:val="22"/>
           <w:szCs w:val="22"/>
         </w:rPr>
@@ -1307,27 +1242,21 @@
     </w:p>
     <w:p>
       <w:pPr>
-        <w:autoSpaceDE w:val="0"/>
-        <w:autoSpaceDN w:val="0"/>
-        <w:adjustRightInd w:val="0"/>
         <w:ind w:right="1"/>
         <w:jc w:val="both"/>
         <w:rPr>
-          <w:rFonts w:hint="default" w:ascii="Times New Roman" w:hAnsi="Times New Roman" w:cs="Times New Roman"/>
-          <w:sz w:val="22"/>
-          <w:szCs w:val="22"/>
-        </w:rPr>
-      </w:pPr>
-    </w:p>
-    <w:p>
-      <w:pPr>
-        <w:autoSpaceDE w:val="0"/>
-        <w:autoSpaceDN w:val="0"/>
-        <w:adjustRightInd w:val="0"/>
+          <w:rFonts w:ascii="Times New Roman" w:hAnsi="Times New Roman" w:cs="Times New Roman"/>
+          <w:sz w:val="22"/>
+          <w:szCs w:val="22"/>
+        </w:rPr>
+      </w:pPr>
+    </w:p>
+    <w:p>
+      <w:pPr>
         <w:ind w:right="1"/>
         <w:jc w:val="both"/>
         <w:rPr>
-          <w:rFonts w:hint="default" w:ascii="Times New Roman" w:hAnsi="Times New Roman" w:cs="Times New Roman"/>
+          <w:rFonts w:ascii="Times New Roman" w:hAnsi="Times New Roman" w:cs="Times New Roman"/>
           <w:i/>
           <w:iCs/>
           <w:sz w:val="22"/>
@@ -1337,13 +1266,10 @@
     </w:p>
     <w:p>
       <w:pPr>
-        <w:autoSpaceDE w:val="0"/>
-        <w:autoSpaceDN w:val="0"/>
-        <w:adjustRightInd w:val="0"/>
-        <w:ind w:right="-141"/>
-        <w:jc w:val="both"/>
-        <w:rPr>
-          <w:rFonts w:hint="default" w:ascii="Times New Roman" w:hAnsi="Times New Roman" w:cs="Times New Roman"/>
+        <w:ind w:right="-141"/>
+        <w:jc w:val="both"/>
+        <w:rPr>
+          <w:rFonts w:ascii="Times New Roman" w:hAnsi="Times New Roman" w:cs="Times New Roman"/>
           <w:b/>
           <w:bCs/>
           <w:sz w:val="22"/>
@@ -1354,13 +1280,10 @@
     </w:p>
     <w:p>
       <w:pPr>
-        <w:autoSpaceDE w:val="0"/>
-        <w:autoSpaceDN w:val="0"/>
-        <w:adjustRightInd w:val="0"/>
-        <w:ind w:right="-141"/>
-        <w:jc w:val="both"/>
-        <w:rPr>
-          <w:rFonts w:hint="default" w:ascii="Times New Roman" w:hAnsi="Times New Roman" w:cs="Times New Roman"/>
+        <w:ind w:right="-141"/>
+        <w:jc w:val="both"/>
+        <w:rPr>
+          <w:rFonts w:ascii="Times New Roman" w:hAnsi="Times New Roman" w:cs="Times New Roman"/>
           <w:b/>
           <w:bCs/>
           <w:sz w:val="22"/>
@@ -1371,22 +1294,19 @@
     </w:p>
     <w:p>
       <w:pPr>
-        <w:autoSpaceDE w:val="0"/>
-        <w:autoSpaceDN w:val="0"/>
-        <w:adjustRightInd w:val="0"/>
-        <w:ind w:right="-141"/>
-        <w:jc w:val="both"/>
-        <w:rPr>
-          <w:rFonts w:hint="default" w:ascii="Times New Roman" w:hAnsi="Times New Roman" w:cs="Times New Roman"/>
-          <w:b/>
-          <w:bCs/>
-          <w:sz w:val="22"/>
-          <w:szCs w:val="22"/>
-        </w:rPr>
-      </w:pPr>
-      <w:r>
-        <w:rPr>
-          <w:rFonts w:hint="default" w:ascii="Times New Roman" w:hAnsi="Times New Roman" w:cs="Times New Roman"/>
+        <w:ind w:right="-141"/>
+        <w:jc w:val="both"/>
+        <w:rPr>
+          <w:rFonts w:ascii="Times New Roman" w:hAnsi="Times New Roman" w:cs="Times New Roman"/>
+          <w:b/>
+          <w:bCs/>
+          <w:sz w:val="22"/>
+          <w:szCs w:val="22"/>
+        </w:rPr>
+      </w:pPr>
+      <w:r>
+        <w:rPr>
+          <w:rFonts w:cs="Times New Roman"/>
           <w:b/>
           <w:bCs/>
           <w:sz w:val="22"/>
@@ -1397,7 +1317,7 @@
       </w:r>
       <w:r>
         <w:rPr>
-          <w:rFonts w:hint="default" w:ascii="Times New Roman" w:hAnsi="Times New Roman" w:cs="Times New Roman"/>
+          <w:rFonts w:cs="Times New Roman"/>
           <w:b/>
           <w:bCs/>
           <w:i/>
@@ -1409,7 +1329,7 @@
       </w:r>
       <w:r>
         <w:rPr>
-          <w:rFonts w:hint="default" w:ascii="Times New Roman" w:hAnsi="Times New Roman" w:cs="Times New Roman"/>
+          <w:rFonts w:cs="Times New Roman"/>
           <w:b/>
           <w:bCs/>
           <w:sz w:val="22"/>
@@ -1420,36 +1340,30 @@
     </w:p>
     <w:p>
       <w:pPr>
-        <w:autoSpaceDE w:val="0"/>
-        <w:autoSpaceDN w:val="0"/>
-        <w:adjustRightInd w:val="0"/>
-        <w:ind w:right="-141"/>
-        <w:jc w:val="both"/>
-        <w:rPr>
-          <w:rFonts w:hint="default" w:ascii="Times New Roman" w:hAnsi="Times New Roman" w:cs="Times New Roman"/>
-          <w:b/>
-          <w:bCs/>
-          <w:sz w:val="22"/>
-          <w:szCs w:val="22"/>
-        </w:rPr>
-      </w:pPr>
-    </w:p>
-    <w:p>
-      <w:pPr>
-        <w:autoSpaceDE w:val="0"/>
-        <w:autoSpaceDN w:val="0"/>
-        <w:adjustRightInd w:val="0"/>
-        <w:ind w:right="-141"/>
-        <w:jc w:val="both"/>
-        <w:rPr>
-          <w:rFonts w:hint="default" w:ascii="Times New Roman" w:hAnsi="Times New Roman" w:cs="Times New Roman"/>
-          <w:sz w:val="22"/>
-          <w:szCs w:val="22"/>
-        </w:rPr>
-      </w:pPr>
-      <w:r>
-        <w:rPr>
-          <w:rFonts w:hint="default" w:ascii="Times New Roman" w:hAnsi="Times New Roman" w:cs="Times New Roman"/>
+        <w:ind w:right="-141"/>
+        <w:jc w:val="both"/>
+        <w:rPr>
+          <w:rFonts w:ascii="Times New Roman" w:hAnsi="Times New Roman" w:cs="Times New Roman"/>
+          <w:b/>
+          <w:bCs/>
+          <w:sz w:val="22"/>
+          <w:szCs w:val="22"/>
+        </w:rPr>
+      </w:pPr>
+    </w:p>
+    <w:p>
+      <w:pPr>
+        <w:ind w:right="-141"/>
+        <w:jc w:val="both"/>
+        <w:rPr>
+          <w:rFonts w:ascii="Times New Roman" w:hAnsi="Times New Roman" w:cs="Times New Roman"/>
+          <w:sz w:val="22"/>
+          <w:szCs w:val="22"/>
+        </w:rPr>
+      </w:pPr>
+      <w:r>
+        <w:rPr>
+          <w:rFonts w:cs="Times New Roman"/>
           <w:sz w:val="22"/>
           <w:szCs w:val="22"/>
         </w:rPr>
@@ -1458,13 +1372,10 @@
     </w:p>
     <w:p>
       <w:pPr>
-        <w:autoSpaceDE w:val="0"/>
-        <w:autoSpaceDN w:val="0"/>
-        <w:adjustRightInd w:val="0"/>
-        <w:ind w:right="-141"/>
-        <w:jc w:val="both"/>
-        <w:rPr>
-          <w:rFonts w:hint="default" w:ascii="Times New Roman" w:hAnsi="Times New Roman" w:cs="Times New Roman"/>
+        <w:ind w:right="-141"/>
+        <w:jc w:val="both"/>
+        <w:rPr>
+          <w:rFonts w:ascii="Times New Roman" w:hAnsi="Times New Roman" w:cs="Times New Roman"/>
           <w:b/>
           <w:bCs/>
           <w:sz w:val="22"/>
@@ -1475,13 +1386,10 @@
     </w:p>
     <w:p>
       <w:pPr>
-        <w:autoSpaceDE w:val="0"/>
-        <w:autoSpaceDN w:val="0"/>
-        <w:adjustRightInd w:val="0"/>
-        <w:ind w:right="-141"/>
-        <w:jc w:val="both"/>
-        <w:rPr>
-          <w:rFonts w:hint="default" w:ascii="Times New Roman" w:hAnsi="Times New Roman" w:cs="Times New Roman"/>
+        <w:ind w:right="-141"/>
+        <w:jc w:val="both"/>
+        <w:rPr>
+          <w:rFonts w:ascii="Times New Roman" w:hAnsi="Times New Roman" w:cs="Times New Roman"/>
           <w:b/>
           <w:bCs/>
           <w:sz w:val="22"/>
@@ -1492,22 +1400,19 @@
     </w:p>
     <w:p>
       <w:pPr>
-        <w:autoSpaceDE w:val="0"/>
-        <w:autoSpaceDN w:val="0"/>
-        <w:adjustRightInd w:val="0"/>
-        <w:ind w:right="-141"/>
-        <w:jc w:val="both"/>
-        <w:rPr>
-          <w:rFonts w:hint="default" w:ascii="Times New Roman" w:hAnsi="Times New Roman" w:cs="Times New Roman"/>
-          <w:b/>
-          <w:bCs/>
-          <w:sz w:val="22"/>
-          <w:szCs w:val="22"/>
-        </w:rPr>
-      </w:pPr>
-      <w:r>
-        <w:rPr>
-          <w:rFonts w:hint="default" w:ascii="Times New Roman" w:hAnsi="Times New Roman" w:cs="Times New Roman"/>
+        <w:ind w:right="-141"/>
+        <w:jc w:val="both"/>
+        <w:rPr>
+          <w:rFonts w:ascii="Times New Roman" w:hAnsi="Times New Roman" w:cs="Times New Roman"/>
+          <w:b/>
+          <w:bCs/>
+          <w:sz w:val="22"/>
+          <w:szCs w:val="22"/>
+        </w:rPr>
+      </w:pPr>
+      <w:r>
+        <w:rPr>
+          <w:rFonts w:cs="Times New Roman"/>
           <w:b/>
           <w:bCs/>
           <w:sz w:val="22"/>
@@ -1518,7 +1423,7 @@
       </w:r>
       <w:r>
         <w:rPr>
-          <w:rFonts w:hint="default" w:ascii="Times New Roman" w:hAnsi="Times New Roman" w:cs="Times New Roman"/>
+          <w:rFonts w:cs="Times New Roman"/>
           <w:b/>
           <w:bCs/>
           <w:i/>
@@ -1530,7 +1435,7 @@
       </w:r>
       <w:r>
         <w:rPr>
-          <w:rFonts w:hint="default" w:ascii="Times New Roman" w:hAnsi="Times New Roman" w:cs="Times New Roman"/>
+          <w:rFonts w:cs="Times New Roman"/>
           <w:b/>
           <w:bCs/>
           <w:sz w:val="22"/>
@@ -1541,36 +1446,30 @@
     </w:p>
     <w:p>
       <w:pPr>
-        <w:autoSpaceDE w:val="0"/>
-        <w:autoSpaceDN w:val="0"/>
-        <w:adjustRightInd w:val="0"/>
-        <w:ind w:right="-141"/>
-        <w:jc w:val="both"/>
-        <w:rPr>
-          <w:rFonts w:hint="default" w:ascii="Times New Roman" w:hAnsi="Times New Roman" w:cs="Times New Roman"/>
-          <w:b/>
-          <w:bCs/>
-          <w:sz w:val="22"/>
-          <w:szCs w:val="22"/>
-        </w:rPr>
-      </w:pPr>
-    </w:p>
-    <w:p>
-      <w:pPr>
-        <w:autoSpaceDE w:val="0"/>
-        <w:autoSpaceDN w:val="0"/>
-        <w:adjustRightInd w:val="0"/>
-        <w:ind w:right="-141"/>
-        <w:jc w:val="both"/>
-        <w:rPr>
-          <w:rFonts w:hint="default" w:ascii="Times New Roman" w:hAnsi="Times New Roman" w:cs="Times New Roman"/>
-          <w:sz w:val="22"/>
-          <w:szCs w:val="22"/>
-        </w:rPr>
-      </w:pPr>
-      <w:r>
-        <w:rPr>
-          <w:rFonts w:hint="default" w:ascii="Times New Roman" w:hAnsi="Times New Roman" w:cs="Times New Roman"/>
+        <w:ind w:right="-141"/>
+        <w:jc w:val="both"/>
+        <w:rPr>
+          <w:rFonts w:ascii="Times New Roman" w:hAnsi="Times New Roman" w:cs="Times New Roman"/>
+          <w:b/>
+          <w:bCs/>
+          <w:sz w:val="22"/>
+          <w:szCs w:val="22"/>
+        </w:rPr>
+      </w:pPr>
+    </w:p>
+    <w:p>
+      <w:pPr>
+        <w:ind w:right="-141"/>
+        <w:jc w:val="both"/>
+        <w:rPr>
+          <w:rFonts w:ascii="Times New Roman" w:hAnsi="Times New Roman" w:cs="Times New Roman"/>
+          <w:sz w:val="22"/>
+          <w:szCs w:val="22"/>
+        </w:rPr>
+      </w:pPr>
+      <w:r>
+        <w:rPr>
+          <w:rFonts w:cs="Times New Roman"/>
           <w:sz w:val="22"/>
           <w:szCs w:val="22"/>
         </w:rPr>
@@ -1579,20 +1478,17 @@
     </w:p>
     <w:p>
       <w:pPr>
-        <w:autoSpaceDE w:val="0"/>
-        <w:autoSpaceDN w:val="0"/>
-        <w:adjustRightInd w:val="0"/>
-        <w:ind w:right="-141"/>
-        <w:jc w:val="both"/>
-        <w:rPr>
-          <w:rFonts w:hint="default" w:ascii="Times New Roman" w:hAnsi="Times New Roman" w:cs="Times New Roman"/>
-          <w:sz w:val="22"/>
-          <w:szCs w:val="22"/>
-        </w:rPr>
-      </w:pPr>
-      <w:r>
-        <w:rPr>
-          <w:rFonts w:hint="default" w:ascii="Times New Roman" w:hAnsi="Times New Roman" w:cs="Times New Roman"/>
+        <w:ind w:right="-141"/>
+        <w:jc w:val="both"/>
+        <w:rPr>
+          <w:rFonts w:ascii="Times New Roman" w:hAnsi="Times New Roman" w:cs="Times New Roman"/>
+          <w:sz w:val="22"/>
+          <w:szCs w:val="22"/>
+        </w:rPr>
+      </w:pPr>
+      <w:r>
+        <w:rPr>
+          <w:rFonts w:cs="Times New Roman"/>
           <w:sz w:val="22"/>
           <w:szCs w:val="22"/>
         </w:rPr>
@@ -1601,34 +1497,28 @@
     </w:p>
     <w:p>
       <w:pPr>
-        <w:autoSpaceDE w:val="0"/>
-        <w:autoSpaceDN w:val="0"/>
-        <w:adjustRightInd w:val="0"/>
-        <w:ind w:right="-141"/>
-        <w:jc w:val="both"/>
-        <w:rPr>
-          <w:rFonts w:hint="default" w:ascii="Times New Roman" w:hAnsi="Times New Roman" w:cs="Times New Roman"/>
-          <w:sz w:val="22"/>
-          <w:szCs w:val="22"/>
-        </w:rPr>
-      </w:pPr>
-    </w:p>
-    <w:p>
-      <w:pPr>
-        <w:autoSpaceDE w:val="0"/>
-        <w:autoSpaceDN w:val="0"/>
-        <w:adjustRightInd w:val="0"/>
-        <w:ind w:right="-141"/>
-        <w:jc w:val="both"/>
-        <w:rPr>
-          <w:rFonts w:hint="default" w:ascii="Times New Roman" w:hAnsi="Times New Roman" w:cs="Times New Roman"/>
-          <w:sz w:val="22"/>
-          <w:szCs w:val="22"/>
-        </w:rPr>
-      </w:pPr>
-      <w:r>
-        <w:rPr>
-          <w:rFonts w:hint="default" w:ascii="Times New Roman" w:hAnsi="Times New Roman" w:cs="Times New Roman"/>
+        <w:ind w:right="-141"/>
+        <w:jc w:val="both"/>
+        <w:rPr>
+          <w:rFonts w:ascii="Times New Roman" w:hAnsi="Times New Roman" w:cs="Times New Roman"/>
+          <w:sz w:val="22"/>
+          <w:szCs w:val="22"/>
+        </w:rPr>
+      </w:pPr>
+    </w:p>
+    <w:p>
+      <w:pPr>
+        <w:ind w:right="-141"/>
+        <w:jc w:val="both"/>
+        <w:rPr>
+          <w:rFonts w:ascii="Times New Roman" w:hAnsi="Times New Roman" w:cs="Times New Roman"/>
+          <w:sz w:val="22"/>
+          <w:szCs w:val="22"/>
+        </w:rPr>
+      </w:pPr>
+      <w:r>
+        <w:rPr>
+          <w:rFonts w:cs="Times New Roman"/>
           <w:sz w:val="22"/>
           <w:szCs w:val="22"/>
         </w:rPr>
@@ -1637,7 +1527,7 @@
       <w:bookmarkStart w:id="4" w:name="_Hlk66263637"/>
       <w:r>
         <w:rPr>
-          <w:rFonts w:hint="default" w:ascii="Times New Roman" w:hAnsi="Times New Roman" w:cs="Times New Roman"/>
+          <w:rFonts w:cs="Times New Roman"/>
           <w:sz w:val="22"/>
           <w:szCs w:val="22"/>
         </w:rPr>
@@ -1646,7 +1536,7 @@
       <w:bookmarkEnd w:id="4"/>
       <w:r>
         <w:rPr>
-          <w:rFonts w:hint="default" w:ascii="Times New Roman" w:hAnsi="Times New Roman" w:cs="Times New Roman"/>
+          <w:rFonts w:cs="Times New Roman"/>
           <w:sz w:val="22"/>
           <w:szCs w:val="22"/>
         </w:rPr>
@@ -1655,27 +1545,21 @@
     </w:p>
     <w:p>
       <w:pPr>
-        <w:autoSpaceDE w:val="0"/>
-        <w:autoSpaceDN w:val="0"/>
-        <w:adjustRightInd w:val="0"/>
-        <w:ind w:right="-141"/>
-        <w:jc w:val="both"/>
-        <w:rPr>
-          <w:rFonts w:hint="default" w:ascii="Times New Roman" w:hAnsi="Times New Roman" w:cs="Times New Roman"/>
-          <w:sz w:val="22"/>
-          <w:szCs w:val="22"/>
-        </w:rPr>
-      </w:pPr>
-    </w:p>
-    <w:p>
-      <w:pPr>
-        <w:autoSpaceDE w:val="0"/>
-        <w:autoSpaceDN w:val="0"/>
-        <w:adjustRightInd w:val="0"/>
-        <w:ind w:right="-141"/>
-        <w:jc w:val="both"/>
-        <w:rPr>
-          <w:rFonts w:hint="default" w:ascii="Times New Roman" w:hAnsi="Times New Roman" w:cs="Times New Roman"/>
+        <w:ind w:right="-141"/>
+        <w:jc w:val="both"/>
+        <w:rPr>
+          <w:rFonts w:ascii="Times New Roman" w:hAnsi="Times New Roman" w:cs="Times New Roman"/>
+          <w:sz w:val="22"/>
+          <w:szCs w:val="22"/>
+        </w:rPr>
+      </w:pPr>
+    </w:p>
+    <w:p>
+      <w:pPr>
+        <w:ind w:right="-141"/>
+        <w:jc w:val="both"/>
+        <w:rPr>
+          <w:rFonts w:ascii="Times New Roman" w:hAnsi="Times New Roman" w:cs="Times New Roman"/>
           <w:sz w:val="22"/>
           <w:szCs w:val="22"/>
         </w:rPr>
@@ -1683,7 +1567,7 @@
       <w:bookmarkStart w:id="5" w:name="_Hlk66263678"/>
       <w:r>
         <w:rPr>
-          <w:rFonts w:hint="default" w:ascii="Times New Roman" w:hAnsi="Times New Roman" w:cs="Times New Roman"/>
+          <w:rFonts w:cs="Times New Roman"/>
           <w:sz w:val="22"/>
           <w:szCs w:val="22"/>
         </w:rPr>
@@ -1692,7 +1576,7 @@
       <w:bookmarkEnd w:id="5"/>
       <w:r>
         <w:rPr>
-          <w:rFonts w:hint="default" w:ascii="Times New Roman" w:hAnsi="Times New Roman" w:cs="Times New Roman"/>
+          <w:rFonts w:cs="Times New Roman"/>
           <w:sz w:val="22"/>
           <w:szCs w:val="22"/>
         </w:rPr>
@@ -1701,36 +1585,30 @@
     </w:p>
     <w:p>
       <w:pPr>
-        <w:autoSpaceDE w:val="0"/>
-        <w:autoSpaceDN w:val="0"/>
-        <w:adjustRightInd w:val="0"/>
-        <w:ind w:right="-141"/>
-        <w:jc w:val="both"/>
-        <w:rPr>
-          <w:rFonts w:hint="default" w:ascii="Times New Roman" w:hAnsi="Times New Roman" w:cs="Times New Roman"/>
-          <w:sz w:val="22"/>
-          <w:szCs w:val="22"/>
-        </w:rPr>
-      </w:pPr>
-    </w:p>
-    <w:p>
-      <w:pPr>
-        <w:autoSpaceDE w:val="0"/>
-        <w:autoSpaceDN w:val="0"/>
-        <w:adjustRightInd w:val="0"/>
-        <w:ind w:right="-141"/>
-        <w:jc w:val="both"/>
-        <w:rPr>
-          <w:rFonts w:hint="default" w:ascii="Times New Roman" w:hAnsi="Times New Roman" w:cs="Times New Roman"/>
-          <w:b/>
-          <w:bCs/>
-          <w:sz w:val="22"/>
-          <w:szCs w:val="22"/>
-        </w:rPr>
-      </w:pPr>
-      <w:r>
-        <w:rPr>
-          <w:rFonts w:hint="default" w:ascii="Times New Roman" w:hAnsi="Times New Roman" w:cs="Times New Roman"/>
+        <w:ind w:right="-141"/>
+        <w:jc w:val="both"/>
+        <w:rPr>
+          <w:rFonts w:ascii="Times New Roman" w:hAnsi="Times New Roman" w:cs="Times New Roman"/>
+          <w:sz w:val="22"/>
+          <w:szCs w:val="22"/>
+        </w:rPr>
+      </w:pPr>
+    </w:p>
+    <w:p>
+      <w:pPr>
+        <w:ind w:right="-141"/>
+        <w:jc w:val="both"/>
+        <w:rPr>
+          <w:rFonts w:ascii="Times New Roman" w:hAnsi="Times New Roman" w:cs="Times New Roman"/>
+          <w:b/>
+          <w:bCs/>
+          <w:sz w:val="22"/>
+          <w:szCs w:val="22"/>
+        </w:rPr>
+      </w:pPr>
+      <w:r>
+        <w:rPr>
+          <w:rFonts w:cs="Times New Roman"/>
           <w:b/>
           <w:bCs/>
           <w:sz w:val="22"/>
@@ -1741,7 +1619,7 @@
       </w:r>
       <w:r>
         <w:rPr>
-          <w:rFonts w:hint="default" w:ascii="Times New Roman" w:hAnsi="Times New Roman" w:cs="Times New Roman"/>
+          <w:rFonts w:cs="Times New Roman"/>
           <w:b/>
           <w:bCs/>
           <w:i/>
@@ -1753,7 +1631,7 @@
       </w:r>
       <w:r>
         <w:rPr>
-          <w:rFonts w:hint="default" w:ascii="Times New Roman" w:hAnsi="Times New Roman" w:cs="Times New Roman"/>
+          <w:rFonts w:cs="Times New Roman"/>
           <w:b/>
           <w:bCs/>
           <w:sz w:val="22"/>
@@ -1764,36 +1642,30 @@
     </w:p>
     <w:p>
       <w:pPr>
-        <w:autoSpaceDE w:val="0"/>
-        <w:autoSpaceDN w:val="0"/>
-        <w:adjustRightInd w:val="0"/>
-        <w:ind w:right="-141"/>
-        <w:jc w:val="both"/>
-        <w:rPr>
-          <w:rFonts w:hint="default" w:ascii="Times New Roman" w:hAnsi="Times New Roman" w:cs="Times New Roman"/>
-          <w:b/>
-          <w:bCs/>
-          <w:sz w:val="22"/>
-          <w:szCs w:val="22"/>
-        </w:rPr>
-      </w:pPr>
-    </w:p>
-    <w:p>
-      <w:pPr>
-        <w:autoSpaceDE w:val="0"/>
-        <w:autoSpaceDN w:val="0"/>
-        <w:adjustRightInd w:val="0"/>
-        <w:ind w:right="-141"/>
-        <w:jc w:val="both"/>
-        <w:rPr>
-          <w:rFonts w:hint="default" w:ascii="Times New Roman" w:hAnsi="Times New Roman" w:cs="Times New Roman"/>
-          <w:sz w:val="22"/>
-          <w:szCs w:val="22"/>
-        </w:rPr>
-      </w:pPr>
-      <w:r>
-        <w:rPr>
-          <w:rFonts w:hint="default" w:ascii="Times New Roman" w:hAnsi="Times New Roman" w:cs="Times New Roman"/>
+        <w:ind w:right="-141"/>
+        <w:jc w:val="both"/>
+        <w:rPr>
+          <w:rFonts w:ascii="Times New Roman" w:hAnsi="Times New Roman" w:cs="Times New Roman"/>
+          <w:b/>
+          <w:bCs/>
+          <w:sz w:val="22"/>
+          <w:szCs w:val="22"/>
+        </w:rPr>
+      </w:pPr>
+    </w:p>
+    <w:p>
+      <w:pPr>
+        <w:ind w:right="-141"/>
+        <w:jc w:val="both"/>
+        <w:rPr>
+          <w:rFonts w:ascii="Times New Roman" w:hAnsi="Times New Roman" w:cs="Times New Roman"/>
+          <w:sz w:val="22"/>
+          <w:szCs w:val="22"/>
+        </w:rPr>
+      </w:pPr>
+      <w:r>
+        <w:rPr>
+          <w:rFonts w:cs="Times New Roman"/>
           <w:sz w:val="22"/>
           <w:szCs w:val="22"/>
         </w:rPr>
@@ -1802,13 +1674,10 @@
     </w:p>
     <w:p>
       <w:pPr>
-        <w:autoSpaceDE w:val="0"/>
-        <w:autoSpaceDN w:val="0"/>
-        <w:adjustRightInd w:val="0"/>
-        <w:ind w:right="-141"/>
-        <w:jc w:val="both"/>
-        <w:rPr>
-          <w:rFonts w:hint="default" w:ascii="Times New Roman" w:hAnsi="Times New Roman" w:cs="Times New Roman"/>
+        <w:ind w:right="-141"/>
+        <w:jc w:val="both"/>
+        <w:rPr>
+          <w:rFonts w:ascii="Times New Roman" w:hAnsi="Times New Roman" w:cs="Times New Roman"/>
           <w:sz w:val="22"/>
           <w:szCs w:val="22"/>
         </w:rPr>
@@ -1820,20 +1689,17 @@
           <w:ilvl w:val="0"/>
           <w:numId w:val="1"/>
         </w:numPr>
-        <w:autoSpaceDE w:val="0"/>
-        <w:autoSpaceDN w:val="0"/>
-        <w:adjustRightInd w:val="0"/>
-        <w:ind w:right="-141"/>
-        <w:jc w:val="both"/>
-        <w:rPr>
-          <w:rFonts w:hint="default" w:ascii="Times New Roman" w:hAnsi="Times New Roman" w:cs="Times New Roman"/>
-          <w:sz w:val="22"/>
-          <w:szCs w:val="22"/>
-        </w:rPr>
-      </w:pPr>
-      <w:r>
-        <w:rPr>
-          <w:rFonts w:hint="default" w:ascii="Times New Roman" w:hAnsi="Times New Roman" w:cs="Times New Roman"/>
+        <w:ind w:left="851" w:right="-141" w:hanging="397"/>
+        <w:jc w:val="both"/>
+        <w:rPr>
+          <w:rFonts w:ascii="Times New Roman" w:hAnsi="Times New Roman" w:cs="Times New Roman"/>
+          <w:sz w:val="22"/>
+          <w:szCs w:val="22"/>
+        </w:rPr>
+      </w:pPr>
+      <w:r>
+        <w:rPr>
+          <w:rFonts w:cs="Times New Roman"/>
           <w:sz w:val="22"/>
           <w:szCs w:val="22"/>
         </w:rPr>
@@ -1842,20 +1708,17 @@
     </w:p>
     <w:p>
       <w:pPr>
-        <w:autoSpaceDE w:val="0"/>
-        <w:autoSpaceDN w:val="0"/>
-        <w:adjustRightInd w:val="0"/>
-        <w:ind w:right="-141"/>
-        <w:jc w:val="both"/>
-        <w:rPr>
-          <w:rFonts w:hint="default" w:ascii="Times New Roman" w:hAnsi="Times New Roman" w:cs="Times New Roman"/>
-          <w:sz w:val="22"/>
-          <w:szCs w:val="22"/>
-        </w:rPr>
-      </w:pPr>
-      <w:r>
-        <w:rPr>
-          <w:rFonts w:hint="default" w:ascii="Times New Roman" w:hAnsi="Times New Roman" w:cs="Times New Roman"/>
+        <w:ind w:right="-141"/>
+        <w:jc w:val="both"/>
+        <w:rPr>
+          <w:rFonts w:ascii="Times New Roman" w:hAnsi="Times New Roman" w:cs="Times New Roman"/>
+          <w:sz w:val="22"/>
+          <w:szCs w:val="22"/>
+        </w:rPr>
+      </w:pPr>
+      <w:r>
+        <w:rPr>
+          <w:rFonts w:cs="Times New Roman"/>
           <w:sz w:val="22"/>
           <w:szCs w:val="22"/>
         </w:rPr>
@@ -1864,13 +1727,10 @@
     </w:p>
     <w:p>
       <w:pPr>
-        <w:autoSpaceDE w:val="0"/>
-        <w:autoSpaceDN w:val="0"/>
-        <w:adjustRightInd w:val="0"/>
-        <w:ind w:right="-141"/>
-        <w:jc w:val="both"/>
-        <w:rPr>
-          <w:rFonts w:hint="default" w:ascii="Times New Roman" w:hAnsi="Times New Roman" w:cs="Times New Roman"/>
+        <w:ind w:right="-141"/>
+        <w:jc w:val="both"/>
+        <w:rPr>
+          <w:rFonts w:ascii="Times New Roman" w:hAnsi="Times New Roman" w:cs="Times New Roman"/>
           <w:sz w:val="22"/>
           <w:szCs w:val="22"/>
         </w:rPr>
@@ -1882,20 +1742,17 @@
           <w:ilvl w:val="0"/>
           <w:numId w:val="2"/>
         </w:numPr>
-        <w:autoSpaceDE w:val="0"/>
-        <w:autoSpaceDN w:val="0"/>
-        <w:adjustRightInd w:val="0"/>
-        <w:ind w:right="-141"/>
-        <w:jc w:val="both"/>
-        <w:rPr>
-          <w:rFonts w:hint="default" w:ascii="Times New Roman" w:hAnsi="Times New Roman" w:cs="Times New Roman"/>
-          <w:sz w:val="22"/>
-          <w:szCs w:val="22"/>
-        </w:rPr>
-      </w:pPr>
-      <w:r>
-        <w:rPr>
-          <w:rFonts w:hint="default" w:ascii="Times New Roman" w:hAnsi="Times New Roman" w:cs="Times New Roman"/>
+        <w:ind w:left="851" w:right="-141" w:hanging="397"/>
+        <w:jc w:val="both"/>
+        <w:rPr>
+          <w:rFonts w:ascii="Times New Roman" w:hAnsi="Times New Roman" w:cs="Times New Roman"/>
+          <w:sz w:val="22"/>
+          <w:szCs w:val="22"/>
+        </w:rPr>
+      </w:pPr>
+      <w:r>
+        <w:rPr>
+          <w:rFonts w:cs="Times New Roman"/>
           <w:sz w:val="22"/>
           <w:szCs w:val="22"/>
         </w:rPr>
@@ -1904,13 +1761,10 @@
     </w:p>
     <w:p>
       <w:pPr>
-        <w:autoSpaceDE w:val="0"/>
-        <w:autoSpaceDN w:val="0"/>
-        <w:adjustRightInd w:val="0"/>
-        <w:ind w:right="-141"/>
-        <w:jc w:val="both"/>
-        <w:rPr>
-          <w:rFonts w:hint="default" w:ascii="Times New Roman" w:hAnsi="Times New Roman" w:cs="Times New Roman"/>
+        <w:ind w:right="-141"/>
+        <w:jc w:val="both"/>
+        <w:rPr>
+          <w:rFonts w:ascii="Times New Roman" w:hAnsi="Times New Roman" w:cs="Times New Roman"/>
           <w:sz w:val="22"/>
           <w:szCs w:val="22"/>
         </w:rPr>
@@ -1922,20 +1776,17 @@
           <w:ilvl w:val="0"/>
           <w:numId w:val="2"/>
         </w:numPr>
-        <w:autoSpaceDE w:val="0"/>
-        <w:autoSpaceDN w:val="0"/>
-        <w:adjustRightInd w:val="0"/>
-        <w:ind w:right="-141"/>
-        <w:jc w:val="both"/>
-        <w:rPr>
-          <w:rFonts w:hint="default" w:ascii="Times New Roman" w:hAnsi="Times New Roman" w:cs="Times New Roman"/>
-          <w:sz w:val="22"/>
-          <w:szCs w:val="22"/>
-        </w:rPr>
-      </w:pPr>
-      <w:r>
-        <w:rPr>
-          <w:rFonts w:hint="default" w:ascii="Times New Roman" w:hAnsi="Times New Roman" w:cs="Times New Roman"/>
+        <w:ind w:left="851" w:right="-141" w:hanging="397"/>
+        <w:jc w:val="both"/>
+        <w:rPr>
+          <w:rFonts w:ascii="Times New Roman" w:hAnsi="Times New Roman" w:cs="Times New Roman"/>
+          <w:sz w:val="22"/>
+          <w:szCs w:val="22"/>
+        </w:rPr>
+      </w:pPr>
+      <w:r>
+        <w:rPr>
+          <w:rFonts w:cs="Times New Roman"/>
           <w:sz w:val="22"/>
           <w:szCs w:val="22"/>
         </w:rPr>
@@ -1944,13 +1795,10 @@
     </w:p>
     <w:p>
       <w:pPr>
-        <w:autoSpaceDE w:val="0"/>
-        <w:autoSpaceDN w:val="0"/>
-        <w:adjustRightInd w:val="0"/>
         <w:ind w:left="454" w:right="-141"/>
         <w:jc w:val="both"/>
         <w:rPr>
-          <w:rFonts w:hint="default" w:ascii="Times New Roman" w:hAnsi="Times New Roman" w:cs="Times New Roman"/>
+          <w:rFonts w:ascii="Times New Roman" w:hAnsi="Times New Roman" w:cs="Times New Roman"/>
           <w:sz w:val="22"/>
           <w:szCs w:val="22"/>
         </w:rPr>
@@ -1962,20 +1810,17 @@
           <w:ilvl w:val="0"/>
           <w:numId w:val="2"/>
         </w:numPr>
-        <w:autoSpaceDE w:val="0"/>
-        <w:autoSpaceDN w:val="0"/>
-        <w:adjustRightInd w:val="0"/>
-        <w:ind w:right="-141"/>
-        <w:jc w:val="both"/>
-        <w:rPr>
-          <w:rFonts w:hint="default" w:ascii="Times New Roman" w:hAnsi="Times New Roman" w:cs="Times New Roman"/>
-          <w:sz w:val="22"/>
-          <w:szCs w:val="22"/>
-        </w:rPr>
-      </w:pPr>
-      <w:r>
-        <w:rPr>
-          <w:rFonts w:hint="default" w:ascii="Times New Roman" w:hAnsi="Times New Roman" w:cs="Times New Roman"/>
+        <w:ind w:left="851" w:right="-141" w:hanging="397"/>
+        <w:jc w:val="both"/>
+        <w:rPr>
+          <w:rFonts w:ascii="Times New Roman" w:hAnsi="Times New Roman" w:cs="Times New Roman"/>
+          <w:sz w:val="22"/>
+          <w:szCs w:val="22"/>
+        </w:rPr>
+      </w:pPr>
+      <w:r>
+        <w:rPr>
+          <w:rFonts w:cs="Times New Roman"/>
           <w:sz w:val="22"/>
           <w:szCs w:val="22"/>
         </w:rPr>
@@ -1984,13 +1829,10 @@
     </w:p>
     <w:p>
       <w:pPr>
-        <w:autoSpaceDE w:val="0"/>
-        <w:autoSpaceDN w:val="0"/>
-        <w:adjustRightInd w:val="0"/>
-        <w:ind w:right="-141"/>
-        <w:jc w:val="both"/>
-        <w:rPr>
-          <w:rFonts w:hint="default" w:ascii="Times New Roman" w:hAnsi="Times New Roman" w:cs="Times New Roman"/>
+        <w:ind w:right="-141"/>
+        <w:jc w:val="both"/>
+        <w:rPr>
+          <w:rFonts w:ascii="Times New Roman" w:hAnsi="Times New Roman" w:cs="Times New Roman"/>
           <w:sz w:val="22"/>
           <w:szCs w:val="22"/>
         </w:rPr>
@@ -2002,20 +1844,17 @@
           <w:ilvl w:val="0"/>
           <w:numId w:val="2"/>
         </w:numPr>
-        <w:autoSpaceDE w:val="0"/>
-        <w:autoSpaceDN w:val="0"/>
-        <w:adjustRightInd w:val="0"/>
-        <w:ind w:right="-141"/>
-        <w:jc w:val="both"/>
-        <w:rPr>
-          <w:rFonts w:hint="default" w:ascii="Times New Roman" w:hAnsi="Times New Roman" w:cs="Times New Roman"/>
-          <w:sz w:val="22"/>
-          <w:szCs w:val="22"/>
-        </w:rPr>
-      </w:pPr>
-      <w:r>
-        <w:rPr>
-          <w:rFonts w:hint="default" w:ascii="Times New Roman" w:hAnsi="Times New Roman" w:cs="Times New Roman"/>
+        <w:ind w:left="851" w:right="-141" w:hanging="397"/>
+        <w:jc w:val="both"/>
+        <w:rPr>
+          <w:rFonts w:ascii="Times New Roman" w:hAnsi="Times New Roman" w:cs="Times New Roman"/>
+          <w:sz w:val="22"/>
+          <w:szCs w:val="22"/>
+        </w:rPr>
+      </w:pPr>
+      <w:r>
+        <w:rPr>
+          <w:rFonts w:cs="Times New Roman"/>
           <w:sz w:val="22"/>
           <w:szCs w:val="22"/>
         </w:rPr>
@@ -2024,27 +1863,21 @@
     </w:p>
     <w:p>
       <w:pPr>
-        <w:autoSpaceDE w:val="0"/>
-        <w:autoSpaceDN w:val="0"/>
-        <w:adjustRightInd w:val="0"/>
-        <w:ind w:right="-141"/>
-        <w:jc w:val="both"/>
-        <w:rPr>
-          <w:rFonts w:hint="default" w:ascii="Times New Roman" w:hAnsi="Times New Roman" w:cs="Times New Roman"/>
-          <w:sz w:val="22"/>
-          <w:szCs w:val="22"/>
-        </w:rPr>
-      </w:pPr>
-    </w:p>
-    <w:p>
-      <w:pPr>
-        <w:autoSpaceDE w:val="0"/>
-        <w:autoSpaceDN w:val="0"/>
-        <w:adjustRightInd w:val="0"/>
-        <w:ind w:right="-141"/>
-        <w:jc w:val="both"/>
-        <w:rPr>
-          <w:rFonts w:hint="default" w:ascii="Times New Roman" w:hAnsi="Times New Roman" w:cs="Times New Roman"/>
+        <w:ind w:right="-141"/>
+        <w:jc w:val="both"/>
+        <w:rPr>
+          <w:rFonts w:ascii="Times New Roman" w:hAnsi="Times New Roman" w:cs="Times New Roman"/>
+          <w:sz w:val="22"/>
+          <w:szCs w:val="22"/>
+        </w:rPr>
+      </w:pPr>
+    </w:p>
+    <w:p>
+      <w:pPr>
+        <w:ind w:right="-141"/>
+        <w:jc w:val="both"/>
+        <w:rPr>
+          <w:rFonts w:ascii="Times New Roman" w:hAnsi="Times New Roman" w:cs="Times New Roman"/>
           <w:b/>
           <w:bCs/>
           <w:sz w:val="22"/>
@@ -2055,22 +1888,19 @@
     </w:p>
     <w:p>
       <w:pPr>
-        <w:autoSpaceDE w:val="0"/>
-        <w:autoSpaceDN w:val="0"/>
-        <w:adjustRightInd w:val="0"/>
-        <w:ind w:right="-141"/>
-        <w:jc w:val="both"/>
-        <w:rPr>
-          <w:rFonts w:hint="default" w:ascii="Times New Roman" w:hAnsi="Times New Roman" w:cs="Times New Roman"/>
-          <w:b/>
-          <w:bCs/>
-          <w:sz w:val="22"/>
-          <w:szCs w:val="22"/>
-        </w:rPr>
-      </w:pPr>
-      <w:r>
-        <w:rPr>
-          <w:rFonts w:hint="default" w:ascii="Times New Roman" w:hAnsi="Times New Roman" w:cs="Times New Roman"/>
+        <w:ind w:right="-141"/>
+        <w:jc w:val="both"/>
+        <w:rPr>
+          <w:rFonts w:ascii="Times New Roman" w:hAnsi="Times New Roman" w:cs="Times New Roman"/>
+          <w:b/>
+          <w:bCs/>
+          <w:sz w:val="22"/>
+          <w:szCs w:val="22"/>
+        </w:rPr>
+      </w:pPr>
+      <w:r>
+        <w:rPr>
+          <w:rFonts w:cs="Times New Roman"/>
           <w:b/>
           <w:bCs/>
           <w:sz w:val="22"/>
@@ -2081,7 +1911,7 @@
       </w:r>
       <w:r>
         <w:rPr>
-          <w:rFonts w:hint="default" w:ascii="Times New Roman" w:hAnsi="Times New Roman" w:cs="Times New Roman"/>
+          <w:rFonts w:cs="Times New Roman"/>
           <w:b/>
           <w:bCs/>
           <w:sz w:val="22"/>
@@ -2092,36 +1922,30 @@
     </w:p>
     <w:p>
       <w:pPr>
-        <w:autoSpaceDE w:val="0"/>
-        <w:autoSpaceDN w:val="0"/>
-        <w:adjustRightInd w:val="0"/>
-        <w:ind w:right="-141"/>
-        <w:jc w:val="both"/>
-        <w:rPr>
-          <w:rFonts w:hint="default" w:ascii="Times New Roman" w:hAnsi="Times New Roman" w:cs="Times New Roman"/>
-          <w:b/>
-          <w:bCs/>
-          <w:sz w:val="22"/>
-          <w:szCs w:val="22"/>
-        </w:rPr>
-      </w:pPr>
-    </w:p>
-    <w:p>
-      <w:pPr>
-        <w:autoSpaceDE w:val="0"/>
-        <w:autoSpaceDN w:val="0"/>
-        <w:adjustRightInd w:val="0"/>
-        <w:ind w:right="-141"/>
-        <w:jc w:val="both"/>
-        <w:rPr>
-          <w:rFonts w:hint="default" w:ascii="Times New Roman" w:hAnsi="Times New Roman" w:cs="Times New Roman"/>
-          <w:sz w:val="22"/>
-          <w:szCs w:val="22"/>
-        </w:rPr>
-      </w:pPr>
-      <w:r>
-        <w:rPr>
-          <w:rFonts w:hint="default" w:ascii="Times New Roman" w:hAnsi="Times New Roman" w:cs="Times New Roman"/>
+        <w:ind w:right="-141"/>
+        <w:jc w:val="both"/>
+        <w:rPr>
+          <w:rFonts w:ascii="Times New Roman" w:hAnsi="Times New Roman" w:cs="Times New Roman"/>
+          <w:b/>
+          <w:bCs/>
+          <w:sz w:val="22"/>
+          <w:szCs w:val="22"/>
+        </w:rPr>
+      </w:pPr>
+    </w:p>
+    <w:p>
+      <w:pPr>
+        <w:ind w:right="-141"/>
+        <w:jc w:val="both"/>
+        <w:rPr>
+          <w:rFonts w:ascii="Times New Roman" w:hAnsi="Times New Roman" w:cs="Times New Roman"/>
+          <w:sz w:val="22"/>
+          <w:szCs w:val="22"/>
+        </w:rPr>
+      </w:pPr>
+      <w:r>
+        <w:rPr>
+          <w:rFonts w:cs="Times New Roman"/>
           <w:sz w:val="22"/>
           <w:szCs w:val="22"/>
         </w:rPr>
@@ -2130,13 +1954,10 @@
     </w:p>
     <w:p>
       <w:pPr>
-        <w:autoSpaceDE w:val="0"/>
-        <w:autoSpaceDN w:val="0"/>
-        <w:adjustRightInd w:val="0"/>
-        <w:ind w:right="-141"/>
-        <w:jc w:val="both"/>
-        <w:rPr>
-          <w:rFonts w:hint="default" w:ascii="Times New Roman" w:hAnsi="Times New Roman" w:cs="Times New Roman"/>
+        <w:ind w:right="-141"/>
+        <w:jc w:val="both"/>
+        <w:rPr>
+          <w:rFonts w:ascii="Times New Roman" w:hAnsi="Times New Roman" w:cs="Times New Roman"/>
           <w:b/>
           <w:bCs/>
           <w:sz w:val="22"/>
@@ -2147,13 +1968,10 @@
     </w:p>
     <w:p>
       <w:pPr>
-        <w:autoSpaceDE w:val="0"/>
-        <w:autoSpaceDN w:val="0"/>
-        <w:adjustRightInd w:val="0"/>
-        <w:ind w:right="-141"/>
-        <w:jc w:val="both"/>
-        <w:rPr>
-          <w:rFonts w:hint="default" w:ascii="Times New Roman" w:hAnsi="Times New Roman" w:cs="Times New Roman"/>
+        <w:ind w:right="-141"/>
+        <w:jc w:val="both"/>
+        <w:rPr>
+          <w:rFonts w:ascii="Times New Roman" w:hAnsi="Times New Roman" w:cs="Times New Roman"/>
           <w:b/>
           <w:bCs/>
           <w:sz w:val="22"/>
@@ -2164,13 +1982,10 @@
     </w:p>
     <w:p>
       <w:pPr>
-        <w:autoSpaceDE w:val="0"/>
-        <w:autoSpaceDN w:val="0"/>
-        <w:adjustRightInd w:val="0"/>
-        <w:ind w:right="-141"/>
-        <w:jc w:val="both"/>
-        <w:rPr>
-          <w:rFonts w:hint="default" w:ascii="Times New Roman" w:hAnsi="Times New Roman" w:cs="Times New Roman"/>
+        <w:ind w:right="-141"/>
+        <w:jc w:val="both"/>
+        <w:rPr>
+          <w:rFonts w:ascii="Times New Roman" w:hAnsi="Times New Roman" w:cs="Times New Roman"/>
           <w:b/>
           <w:bCs/>
           <w:sz w:val="22"/>
@@ -2181,22 +1996,19 @@
     </w:p>
     <w:p>
       <w:pPr>
-        <w:autoSpaceDE w:val="0"/>
-        <w:autoSpaceDN w:val="0"/>
-        <w:adjustRightInd w:val="0"/>
-        <w:ind w:right="-141"/>
-        <w:jc w:val="both"/>
-        <w:rPr>
-          <w:rFonts w:hint="default" w:ascii="Times New Roman" w:hAnsi="Times New Roman" w:cs="Times New Roman"/>
-          <w:b/>
-          <w:bCs/>
-          <w:sz w:val="22"/>
-          <w:szCs w:val="22"/>
-        </w:rPr>
-      </w:pPr>
-      <w:r>
-        <w:rPr>
-          <w:rFonts w:hint="default" w:ascii="Times New Roman" w:hAnsi="Times New Roman" w:cs="Times New Roman"/>
+        <w:ind w:right="-141"/>
+        <w:jc w:val="both"/>
+        <w:rPr>
+          <w:rFonts w:ascii="Times New Roman" w:hAnsi="Times New Roman" w:cs="Times New Roman"/>
+          <w:b/>
+          <w:bCs/>
+          <w:sz w:val="22"/>
+          <w:szCs w:val="22"/>
+        </w:rPr>
+      </w:pPr>
+      <w:r>
+        <w:rPr>
+          <w:rFonts w:cs="Times New Roman"/>
           <w:b/>
           <w:bCs/>
           <w:sz w:val="22"/>
@@ -2207,7 +2019,7 @@
       </w:r>
       <w:r>
         <w:rPr>
-          <w:rFonts w:hint="default" w:ascii="Times New Roman" w:hAnsi="Times New Roman" w:cs="Times New Roman"/>
+          <w:rFonts w:cs="Times New Roman"/>
           <w:b/>
           <w:bCs/>
           <w:sz w:val="22"/>
@@ -2218,38 +2030,32 @@
     </w:p>
     <w:p>
       <w:pPr>
-        <w:autoSpaceDE w:val="0"/>
-        <w:autoSpaceDN w:val="0"/>
-        <w:adjustRightInd w:val="0"/>
-        <w:ind w:right="-141"/>
-        <w:jc w:val="both"/>
-        <w:rPr>
-          <w:rFonts w:hint="default" w:ascii="Times New Roman" w:hAnsi="Times New Roman" w:cs="Times New Roman"/>
-          <w:b/>
-          <w:bCs/>
-          <w:sz w:val="22"/>
-          <w:szCs w:val="22"/>
-        </w:rPr>
-      </w:pPr>
-    </w:p>
-    <w:p>
-      <w:pPr>
-        <w:autoSpaceDE w:val="0"/>
-        <w:autoSpaceDN w:val="0"/>
-        <w:adjustRightInd w:val="0"/>
-        <w:ind w:right="-141"/>
-        <w:jc w:val="both"/>
-        <w:rPr>
-          <w:rFonts w:hint="default" w:ascii="Times New Roman" w:hAnsi="Times New Roman" w:cs="Times New Roman"/>
-          <w:b/>
-          <w:bCs/>
-          <w:sz w:val="22"/>
-          <w:szCs w:val="22"/>
-        </w:rPr>
-      </w:pPr>
-      <w:r>
-        <w:rPr>
-          <w:rFonts w:hint="default" w:ascii="Times New Roman" w:hAnsi="Times New Roman" w:cs="Times New Roman"/>
+        <w:ind w:right="-141"/>
+        <w:jc w:val="both"/>
+        <w:rPr>
+          <w:rFonts w:ascii="Times New Roman" w:hAnsi="Times New Roman" w:cs="Times New Roman"/>
+          <w:b/>
+          <w:bCs/>
+          <w:sz w:val="22"/>
+          <w:szCs w:val="22"/>
+        </w:rPr>
+      </w:pPr>
+    </w:p>
+    <w:p>
+      <w:pPr>
+        <w:ind w:right="-141"/>
+        <w:jc w:val="both"/>
+        <w:rPr>
+          <w:rFonts w:ascii="Times New Roman" w:hAnsi="Times New Roman" w:cs="Times New Roman"/>
+          <w:b/>
+          <w:bCs/>
+          <w:sz w:val="22"/>
+          <w:szCs w:val="22"/>
+        </w:rPr>
+      </w:pPr>
+      <w:r>
+        <w:rPr>
+          <w:rFonts w:cs="Times New Roman"/>
           <w:sz w:val="22"/>
           <w:szCs w:val="22"/>
         </w:rPr>
@@ -2257,7 +2063,7 @@
       </w:r>
       <w:r>
         <w:rPr>
-          <w:rFonts w:hint="default" w:ascii="Times New Roman" w:hAnsi="Times New Roman" w:cs="Times New Roman"/>
+          <w:rFonts w:cs="Times New Roman"/>
           <w:b/>
           <w:bCs/>
           <w:sz w:val="22"/>
@@ -2267,7 +2073,7 @@
       </w:r>
       <w:r>
         <w:rPr>
-          <w:rFonts w:hint="default" w:ascii="Times New Roman" w:hAnsi="Times New Roman" w:cs="Times New Roman"/>
+          <w:rFonts w:cs="Times New Roman"/>
           <w:sz w:val="22"/>
           <w:szCs w:val="22"/>
         </w:rPr>
@@ -2276,13 +2082,10 @@
     </w:p>
     <w:p>
       <w:pPr>
-        <w:autoSpaceDE w:val="0"/>
-        <w:autoSpaceDN w:val="0"/>
-        <w:adjustRightInd w:val="0"/>
-        <w:ind w:right="-141"/>
-        <w:jc w:val="both"/>
-        <w:rPr>
-          <w:rFonts w:hint="default" w:ascii="Times New Roman" w:hAnsi="Times New Roman" w:cs="Times New Roman"/>
+        <w:ind w:right="-141"/>
+        <w:jc w:val="both"/>
+        <w:rPr>
+          <w:rFonts w:ascii="Times New Roman" w:hAnsi="Times New Roman" w:cs="Times New Roman"/>
           <w:b/>
           <w:bCs/>
           <w:sz w:val="22"/>
@@ -2293,13 +2096,10 @@
     </w:p>
     <w:p>
       <w:pPr>
-        <w:autoSpaceDE w:val="0"/>
-        <w:autoSpaceDN w:val="0"/>
-        <w:adjustRightInd w:val="0"/>
-        <w:ind w:right="-141"/>
-        <w:jc w:val="both"/>
-        <w:rPr>
-          <w:rFonts w:hint="default" w:ascii="Times New Roman" w:hAnsi="Times New Roman" w:cs="Times New Roman"/>
+        <w:ind w:right="-141"/>
+        <w:jc w:val="both"/>
+        <w:rPr>
+          <w:rFonts w:ascii="Times New Roman" w:hAnsi="Times New Roman" w:cs="Times New Roman"/>
           <w:b/>
           <w:bCs/>
           <w:sz w:val="22"/>
@@ -2310,22 +2110,19 @@
     </w:p>
     <w:p>
       <w:pPr>
-        <w:autoSpaceDE w:val="0"/>
-        <w:autoSpaceDN w:val="0"/>
-        <w:adjustRightInd w:val="0"/>
-        <w:ind w:right="-141"/>
-        <w:jc w:val="both"/>
-        <w:rPr>
-          <w:rFonts w:hint="default" w:ascii="Times New Roman" w:hAnsi="Times New Roman" w:cs="Times New Roman"/>
-          <w:b/>
-          <w:bCs/>
-          <w:sz w:val="22"/>
-          <w:szCs w:val="22"/>
-        </w:rPr>
-      </w:pPr>
-      <w:r>
-        <w:rPr>
-          <w:rFonts w:hint="default" w:ascii="Times New Roman" w:hAnsi="Times New Roman" w:cs="Times New Roman"/>
+        <w:ind w:right="-141"/>
+        <w:jc w:val="both"/>
+        <w:rPr>
+          <w:rFonts w:ascii="Times New Roman" w:hAnsi="Times New Roman" w:cs="Times New Roman"/>
+          <w:b/>
+          <w:bCs/>
+          <w:sz w:val="22"/>
+          <w:szCs w:val="22"/>
+        </w:rPr>
+      </w:pPr>
+      <w:r>
+        <w:rPr>
+          <w:rFonts w:cs="Times New Roman"/>
           <w:b/>
           <w:bCs/>
           <w:sz w:val="22"/>
@@ -2336,7 +2133,7 @@
       </w:r>
       <w:r>
         <w:rPr>
-          <w:rFonts w:hint="default" w:ascii="Times New Roman" w:hAnsi="Times New Roman" w:cs="Times New Roman"/>
+          <w:rFonts w:cs="Times New Roman"/>
           <w:b/>
           <w:bCs/>
           <w:sz w:val="22"/>
@@ -2350,22 +2147,19 @@
         <w:tabs>
           <w:tab w:val="left" w:pos="6212"/>
         </w:tabs>
-        <w:autoSpaceDE w:val="0"/>
-        <w:autoSpaceDN w:val="0"/>
-        <w:adjustRightInd w:val="0"/>
-        <w:ind w:right="-141"/>
-        <w:jc w:val="both"/>
-        <w:rPr>
-          <w:rFonts w:hint="default" w:ascii="Times New Roman" w:hAnsi="Times New Roman" w:cs="Times New Roman"/>
-          <w:b/>
-          <w:bCs/>
-          <w:sz w:val="22"/>
-          <w:szCs w:val="22"/>
-        </w:rPr>
-      </w:pPr>
-      <w:r>
-        <w:rPr>
-          <w:rFonts w:hint="default" w:ascii="Times New Roman" w:hAnsi="Times New Roman" w:cs="Times New Roman"/>
+        <w:ind w:right="-141"/>
+        <w:jc w:val="both"/>
+        <w:rPr>
+          <w:rFonts w:ascii="Times New Roman" w:hAnsi="Times New Roman" w:cs="Times New Roman"/>
+          <w:b/>
+          <w:bCs/>
+          <w:sz w:val="22"/>
+          <w:szCs w:val="22"/>
+        </w:rPr>
+      </w:pPr>
+      <w:r>
+        <w:rPr>
+          <w:rFonts w:cs="Times New Roman"/>
           <w:b/>
           <w:bCs/>
           <w:sz w:val="22"/>
@@ -2376,34 +2170,28 @@
     </w:p>
     <w:p>
       <w:pPr>
-        <w:autoSpaceDE w:val="0"/>
-        <w:autoSpaceDN w:val="0"/>
-        <w:adjustRightInd w:val="0"/>
-        <w:ind w:right="-141"/>
-        <w:jc w:val="both"/>
-        <w:rPr>
-          <w:rFonts w:hint="default" w:ascii="Times New Roman" w:hAnsi="Times New Roman" w:cs="Times New Roman"/>
-          <w:sz w:val="22"/>
-          <w:szCs w:val="22"/>
-        </w:rPr>
-      </w:pPr>
-    </w:p>
-    <w:p>
-      <w:pPr>
-        <w:autoSpaceDE w:val="0"/>
-        <w:autoSpaceDN w:val="0"/>
-        <w:adjustRightInd w:val="0"/>
-        <w:ind w:right="-141"/>
-        <w:jc w:val="both"/>
-        <w:rPr>
-          <w:rFonts w:hint="default" w:ascii="Times New Roman" w:hAnsi="Times New Roman" w:cs="Times New Roman"/>
-          <w:sz w:val="22"/>
-          <w:szCs w:val="22"/>
-        </w:rPr>
-      </w:pPr>
-      <w:r>
-        <w:rPr>
-          <w:rFonts w:hint="default" w:ascii="Times New Roman" w:hAnsi="Times New Roman" w:cs="Times New Roman"/>
+        <w:ind w:right="-141"/>
+        <w:jc w:val="both"/>
+        <w:rPr>
+          <w:rFonts w:ascii="Times New Roman" w:hAnsi="Times New Roman" w:cs="Times New Roman"/>
+          <w:sz w:val="22"/>
+          <w:szCs w:val="22"/>
+        </w:rPr>
+      </w:pPr>
+    </w:p>
+    <w:p>
+      <w:pPr>
+        <w:ind w:right="-141"/>
+        <w:jc w:val="both"/>
+        <w:rPr>
+          <w:rFonts w:ascii="Times New Roman" w:hAnsi="Times New Roman" w:cs="Times New Roman"/>
+          <w:sz w:val="22"/>
+          <w:szCs w:val="22"/>
+        </w:rPr>
+      </w:pPr>
+      <w:r>
+        <w:rPr>
+          <w:rFonts w:cs="Times New Roman"/>
           <w:sz w:val="22"/>
           <w:szCs w:val="22"/>
         </w:rPr>
@@ -2412,34 +2200,28 @@
     </w:p>
     <w:p>
       <w:pPr>
-        <w:autoSpaceDE w:val="0"/>
-        <w:autoSpaceDN w:val="0"/>
-        <w:adjustRightInd w:val="0"/>
-        <w:ind w:right="-141"/>
-        <w:jc w:val="both"/>
-        <w:rPr>
-          <w:rFonts w:hint="default" w:ascii="Times New Roman" w:hAnsi="Times New Roman" w:cs="Times New Roman"/>
-          <w:sz w:val="22"/>
-          <w:szCs w:val="22"/>
-        </w:rPr>
-      </w:pPr>
-    </w:p>
-    <w:p>
-      <w:pPr>
-        <w:autoSpaceDE w:val="0"/>
-        <w:autoSpaceDN w:val="0"/>
-        <w:adjustRightInd w:val="0"/>
-        <w:ind w:right="-141"/>
-        <w:jc w:val="both"/>
-        <w:rPr>
-          <w:rFonts w:hint="default" w:ascii="Times New Roman" w:hAnsi="Times New Roman" w:cs="Times New Roman"/>
-          <w:sz w:val="22"/>
-          <w:szCs w:val="22"/>
-        </w:rPr>
-      </w:pPr>
-      <w:r>
-        <w:rPr>
-          <w:rFonts w:hint="default" w:ascii="Times New Roman" w:hAnsi="Times New Roman" w:cs="Times New Roman"/>
+        <w:ind w:right="-141"/>
+        <w:jc w:val="both"/>
+        <w:rPr>
+          <w:rFonts w:ascii="Times New Roman" w:hAnsi="Times New Roman" w:cs="Times New Roman"/>
+          <w:sz w:val="22"/>
+          <w:szCs w:val="22"/>
+        </w:rPr>
+      </w:pPr>
+    </w:p>
+    <w:p>
+      <w:pPr>
+        <w:ind w:right="-141"/>
+        <w:jc w:val="both"/>
+        <w:rPr>
+          <w:rFonts w:ascii="Times New Roman" w:hAnsi="Times New Roman" w:cs="Times New Roman"/>
+          <w:sz w:val="22"/>
+          <w:szCs w:val="22"/>
+        </w:rPr>
+      </w:pPr>
+      <w:r>
+        <w:rPr>
+          <w:rFonts w:cs="Times New Roman"/>
           <w:sz w:val="22"/>
           <w:szCs w:val="22"/>
         </w:rPr>
@@ -2448,13 +2230,10 @@
     </w:p>
     <w:p>
       <w:pPr>
-        <w:autoSpaceDE w:val="0"/>
-        <w:autoSpaceDN w:val="0"/>
-        <w:adjustRightInd w:val="0"/>
-        <w:ind w:right="-141"/>
-        <w:jc w:val="both"/>
-        <w:rPr>
-          <w:rFonts w:hint="default" w:ascii="Times New Roman" w:hAnsi="Times New Roman" w:cs="Times New Roman"/>
+        <w:ind w:right="-141"/>
+        <w:jc w:val="both"/>
+        <w:rPr>
+          <w:rFonts w:ascii="Times New Roman" w:hAnsi="Times New Roman" w:cs="Times New Roman"/>
           <w:b/>
           <w:bCs/>
           <w:sz w:val="22"/>
@@ -2465,22 +2244,19 @@
     </w:p>
     <w:p>
       <w:pPr>
-        <w:autoSpaceDE w:val="0"/>
-        <w:autoSpaceDN w:val="0"/>
-        <w:adjustRightInd w:val="0"/>
-        <w:ind w:right="-141"/>
-        <w:jc w:val="both"/>
-        <w:rPr>
-          <w:rFonts w:hint="default" w:ascii="Times New Roman" w:hAnsi="Times New Roman" w:cs="Times New Roman"/>
-          <w:b/>
-          <w:bCs/>
-          <w:sz w:val="22"/>
-          <w:szCs w:val="22"/>
-        </w:rPr>
-      </w:pPr>
-      <w:r>
-        <w:rPr>
-          <w:rFonts w:hint="default" w:ascii="Times New Roman" w:hAnsi="Times New Roman" w:cs="Times New Roman"/>
+        <w:ind w:right="-141"/>
+        <w:jc w:val="both"/>
+        <w:rPr>
+          <w:rFonts w:ascii="Times New Roman" w:hAnsi="Times New Roman" w:cs="Times New Roman"/>
+          <w:b/>
+          <w:bCs/>
+          <w:sz w:val="22"/>
+          <w:szCs w:val="22"/>
+        </w:rPr>
+      </w:pPr>
+      <w:r>
+        <w:rPr>
+          <w:rFonts w:cs="Times New Roman"/>
           <w:b/>
           <w:bCs/>
           <w:sz w:val="22"/>
@@ -2491,7 +2267,7 @@
       </w:r>
       <w:r>
         <w:rPr>
-          <w:rFonts w:hint="default" w:ascii="Times New Roman" w:hAnsi="Times New Roman" w:cs="Times New Roman"/>
+          <w:rFonts w:cs="Times New Roman"/>
           <w:b/>
           <w:bCs/>
           <w:sz w:val="22"/>
@@ -2502,52 +2278,43 @@
     </w:p>
     <w:p>
       <w:pPr>
-        <w:autoSpaceDE w:val="0"/>
-        <w:autoSpaceDN w:val="0"/>
-        <w:adjustRightInd w:val="0"/>
-        <w:ind w:right="-141"/>
-        <w:jc w:val="both"/>
-        <w:rPr>
-          <w:rFonts w:hint="default" w:ascii="Times New Roman" w:hAnsi="Times New Roman" w:cs="Times New Roman"/>
-          <w:b/>
-          <w:bCs/>
-          <w:sz w:val="22"/>
-          <w:szCs w:val="22"/>
-        </w:rPr>
-      </w:pPr>
-    </w:p>
-    <w:p>
-      <w:pPr>
-        <w:autoSpaceDE w:val="0"/>
-        <w:autoSpaceDN w:val="0"/>
-        <w:adjustRightInd w:val="0"/>
-        <w:ind w:right="-141"/>
-        <w:jc w:val="both"/>
-        <w:rPr>
-          <w:rFonts w:hint="default" w:ascii="Times New Roman" w:hAnsi="Times New Roman" w:cs="Times New Roman"/>
-          <w:b/>
-          <w:bCs/>
-          <w:sz w:val="22"/>
-          <w:szCs w:val="22"/>
-        </w:rPr>
-      </w:pPr>
-    </w:p>
-    <w:p>
-      <w:pPr>
-        <w:autoSpaceDE w:val="0"/>
-        <w:autoSpaceDN w:val="0"/>
-        <w:adjustRightInd w:val="0"/>
-        <w:ind w:right="-141"/>
-        <w:jc w:val="both"/>
-        <w:rPr>
-          <w:rFonts w:hint="default" w:ascii="Times New Roman" w:hAnsi="Times New Roman" w:cs="Times New Roman"/>
-          <w:sz w:val="22"/>
-          <w:szCs w:val="22"/>
-        </w:rPr>
-      </w:pPr>
-      <w:r>
-        <w:rPr>
-          <w:rFonts w:hint="default" w:ascii="Times New Roman" w:hAnsi="Times New Roman" w:cs="Times New Roman"/>
+        <w:ind w:right="-141"/>
+        <w:jc w:val="both"/>
+        <w:rPr>
+          <w:rFonts w:ascii="Times New Roman" w:hAnsi="Times New Roman" w:cs="Times New Roman"/>
+          <w:b/>
+          <w:bCs/>
+          <w:sz w:val="22"/>
+          <w:szCs w:val="22"/>
+        </w:rPr>
+      </w:pPr>
+    </w:p>
+    <w:p>
+      <w:pPr>
+        <w:ind w:right="-141"/>
+        <w:jc w:val="both"/>
+        <w:rPr>
+          <w:rFonts w:ascii="Times New Roman" w:hAnsi="Times New Roman" w:cs="Times New Roman"/>
+          <w:b/>
+          <w:bCs/>
+          <w:sz w:val="22"/>
+          <w:szCs w:val="22"/>
+        </w:rPr>
+      </w:pPr>
+    </w:p>
+    <w:p>
+      <w:pPr>
+        <w:ind w:right="-141"/>
+        <w:jc w:val="both"/>
+        <w:rPr>
+          <w:rFonts w:ascii="Times New Roman" w:hAnsi="Times New Roman" w:cs="Times New Roman"/>
+          <w:sz w:val="22"/>
+          <w:szCs w:val="22"/>
+        </w:rPr>
+      </w:pPr>
+      <w:r>
+        <w:rPr>
+          <w:rFonts w:cs="Times New Roman"/>
           <w:sz w:val="22"/>
           <w:szCs w:val="22"/>
         </w:rPr>
@@ -2556,36 +2323,30 @@
     </w:p>
     <w:p>
       <w:pPr>
-        <w:autoSpaceDE w:val="0"/>
-        <w:autoSpaceDN w:val="0"/>
-        <w:adjustRightInd w:val="0"/>
-        <w:ind w:right="-141"/>
-        <w:jc w:val="both"/>
-        <w:rPr>
-          <w:rFonts w:hint="default" w:ascii="Times New Roman" w:hAnsi="Times New Roman" w:cs="Times New Roman"/>
-          <w:sz w:val="22"/>
-          <w:szCs w:val="22"/>
-        </w:rPr>
-      </w:pPr>
-    </w:p>
-    <w:p>
-      <w:pPr>
-        <w:autoSpaceDE w:val="0"/>
-        <w:autoSpaceDN w:val="0"/>
-        <w:adjustRightInd w:val="0"/>
-        <w:ind w:right="-141"/>
-        <w:jc w:val="both"/>
-        <w:rPr>
-          <w:rFonts w:hint="default" w:ascii="Times New Roman" w:hAnsi="Times New Roman" w:cs="Times New Roman"/>
-          <w:b/>
-          <w:bCs/>
-          <w:sz w:val="22"/>
-          <w:szCs w:val="22"/>
-        </w:rPr>
-      </w:pPr>
-      <w:r>
-        <w:rPr>
-          <w:rFonts w:hint="default" w:ascii="Times New Roman" w:hAnsi="Times New Roman" w:cs="Times New Roman"/>
+        <w:ind w:right="-141"/>
+        <w:jc w:val="both"/>
+        <w:rPr>
+          <w:rFonts w:ascii="Times New Roman" w:hAnsi="Times New Roman" w:cs="Times New Roman"/>
+          <w:sz w:val="22"/>
+          <w:szCs w:val="22"/>
+        </w:rPr>
+      </w:pPr>
+    </w:p>
+    <w:p>
+      <w:pPr>
+        <w:ind w:right="-141"/>
+        <w:jc w:val="both"/>
+        <w:rPr>
+          <w:rFonts w:ascii="Times New Roman" w:hAnsi="Times New Roman" w:cs="Times New Roman"/>
+          <w:b/>
+          <w:bCs/>
+          <w:sz w:val="22"/>
+          <w:szCs w:val="22"/>
+        </w:rPr>
+      </w:pPr>
+      <w:r>
+        <w:rPr>
+          <w:rFonts w:cs="Times New Roman"/>
           <w:b/>
           <w:bCs/>
           <w:sz w:val="22"/>
@@ -2596,7 +2357,7 @@
       </w:r>
       <w:r>
         <w:rPr>
-          <w:rFonts w:hint="default" w:ascii="Times New Roman" w:hAnsi="Times New Roman" w:cs="Times New Roman"/>
+          <w:rFonts w:cs="Times New Roman"/>
           <w:b/>
           <w:bCs/>
           <w:i/>
@@ -2608,7 +2369,7 @@
       </w:r>
       <w:r>
         <w:rPr>
-          <w:rFonts w:hint="default" w:ascii="Times New Roman" w:hAnsi="Times New Roman" w:cs="Times New Roman"/>
+          <w:rFonts w:cs="Times New Roman"/>
           <w:b/>
           <w:bCs/>
           <w:sz w:val="22"/>
@@ -2619,36 +2380,30 @@
     </w:p>
     <w:p>
       <w:pPr>
-        <w:autoSpaceDE w:val="0"/>
-        <w:autoSpaceDN w:val="0"/>
-        <w:adjustRightInd w:val="0"/>
-        <w:ind w:right="-141"/>
-        <w:jc w:val="both"/>
-        <w:rPr>
-          <w:rFonts w:hint="default" w:ascii="Times New Roman" w:hAnsi="Times New Roman" w:cs="Times New Roman"/>
-          <w:b/>
-          <w:bCs/>
-          <w:sz w:val="22"/>
-          <w:szCs w:val="22"/>
-        </w:rPr>
-      </w:pPr>
-    </w:p>
-    <w:p>
-      <w:pPr>
-        <w:autoSpaceDE w:val="0"/>
-        <w:autoSpaceDN w:val="0"/>
-        <w:adjustRightInd w:val="0"/>
-        <w:ind w:right="-141"/>
-        <w:jc w:val="both"/>
-        <w:rPr>
-          <w:rFonts w:hint="default" w:ascii="Times New Roman" w:hAnsi="Times New Roman" w:cs="Times New Roman"/>
-          <w:sz w:val="22"/>
-          <w:szCs w:val="22"/>
-        </w:rPr>
-      </w:pPr>
-      <w:r>
-        <w:rPr>
-          <w:rFonts w:hint="default" w:ascii="Times New Roman" w:hAnsi="Times New Roman" w:cs="Times New Roman"/>
+        <w:ind w:right="-141"/>
+        <w:jc w:val="both"/>
+        <w:rPr>
+          <w:rFonts w:ascii="Times New Roman" w:hAnsi="Times New Roman" w:cs="Times New Roman"/>
+          <w:b/>
+          <w:bCs/>
+          <w:sz w:val="22"/>
+          <w:szCs w:val="22"/>
+        </w:rPr>
+      </w:pPr>
+    </w:p>
+    <w:p>
+      <w:pPr>
+        <w:ind w:right="-141"/>
+        <w:jc w:val="both"/>
+        <w:rPr>
+          <w:rFonts w:ascii="Times New Roman" w:hAnsi="Times New Roman" w:cs="Times New Roman"/>
+          <w:sz w:val="22"/>
+          <w:szCs w:val="22"/>
+        </w:rPr>
+      </w:pPr>
+      <w:r>
+        <w:rPr>
+          <w:rFonts w:cs="Times New Roman"/>
           <w:sz w:val="22"/>
           <w:szCs w:val="22"/>
         </w:rPr>
@@ -2657,13 +2412,10 @@
     </w:p>
     <w:p>
       <w:pPr>
-        <w:autoSpaceDE w:val="0"/>
-        <w:autoSpaceDN w:val="0"/>
-        <w:adjustRightInd w:val="0"/>
-        <w:ind w:right="-141"/>
-        <w:jc w:val="both"/>
-        <w:rPr>
-          <w:rFonts w:hint="default" w:ascii="Times New Roman" w:hAnsi="Times New Roman" w:cs="Times New Roman"/>
+        <w:ind w:right="-141"/>
+        <w:jc w:val="both"/>
+        <w:rPr>
+          <w:rFonts w:ascii="Times New Roman" w:hAnsi="Times New Roman" w:cs="Times New Roman"/>
           <w:b/>
           <w:bCs/>
           <w:sz w:val="22"/>
@@ -2674,13 +2426,10 @@
     </w:p>
     <w:p>
       <w:pPr>
-        <w:autoSpaceDE w:val="0"/>
-        <w:autoSpaceDN w:val="0"/>
-        <w:adjustRightInd w:val="0"/>
-        <w:ind w:right="-141"/>
-        <w:jc w:val="both"/>
-        <w:rPr>
-          <w:rFonts w:hint="default" w:ascii="Times New Roman" w:hAnsi="Times New Roman" w:cs="Times New Roman"/>
+        <w:ind w:right="-141"/>
+        <w:jc w:val="both"/>
+        <w:rPr>
+          <w:rFonts w:ascii="Times New Roman" w:hAnsi="Times New Roman" w:cs="Times New Roman"/>
           <w:b/>
           <w:bCs/>
           <w:sz w:val="22"/>
@@ -2691,22 +2440,19 @@
     </w:p>
     <w:p>
       <w:pPr>
-        <w:autoSpaceDE w:val="0"/>
-        <w:autoSpaceDN w:val="0"/>
-        <w:adjustRightInd w:val="0"/>
-        <w:ind w:right="-141"/>
-        <w:jc w:val="both"/>
-        <w:rPr>
-          <w:rFonts w:hint="default" w:ascii="Times New Roman" w:hAnsi="Times New Roman" w:cs="Times New Roman"/>
-          <w:b/>
-          <w:bCs/>
-          <w:sz w:val="22"/>
-          <w:szCs w:val="22"/>
-        </w:rPr>
-      </w:pPr>
-      <w:r>
-        <w:rPr>
-          <w:rFonts w:hint="default" w:ascii="Times New Roman" w:hAnsi="Times New Roman" w:cs="Times New Roman"/>
+        <w:ind w:right="-141"/>
+        <w:jc w:val="both"/>
+        <w:rPr>
+          <w:rFonts w:ascii="Times New Roman" w:hAnsi="Times New Roman" w:cs="Times New Roman"/>
+          <w:b/>
+          <w:bCs/>
+          <w:sz w:val="22"/>
+          <w:szCs w:val="22"/>
+        </w:rPr>
+      </w:pPr>
+      <w:r>
+        <w:rPr>
+          <w:rFonts w:cs="Times New Roman"/>
           <w:b/>
           <w:bCs/>
           <w:sz w:val="22"/>
@@ -2717,7 +2463,7 @@
       </w:r>
       <w:r>
         <w:rPr>
-          <w:rFonts w:hint="default" w:ascii="Times New Roman" w:hAnsi="Times New Roman" w:cs="Times New Roman"/>
+          <w:rFonts w:cs="Times New Roman"/>
           <w:b/>
           <w:bCs/>
           <w:i/>
@@ -2729,7 +2475,7 @@
       </w:r>
       <w:r>
         <w:rPr>
-          <w:rFonts w:hint="default" w:ascii="Times New Roman" w:hAnsi="Times New Roman" w:cs="Times New Roman"/>
+          <w:rFonts w:cs="Times New Roman"/>
           <w:b/>
           <w:bCs/>
           <w:sz w:val="22"/>
@@ -2740,36 +2486,30 @@
     </w:p>
     <w:p>
       <w:pPr>
-        <w:autoSpaceDE w:val="0"/>
-        <w:autoSpaceDN w:val="0"/>
-        <w:adjustRightInd w:val="0"/>
-        <w:ind w:right="-141"/>
-        <w:jc w:val="both"/>
-        <w:rPr>
-          <w:rFonts w:hint="default" w:ascii="Times New Roman" w:hAnsi="Times New Roman" w:cs="Times New Roman"/>
-          <w:b/>
-          <w:bCs/>
-          <w:sz w:val="22"/>
-          <w:szCs w:val="22"/>
-        </w:rPr>
-      </w:pPr>
-    </w:p>
-    <w:p>
-      <w:pPr>
-        <w:autoSpaceDE w:val="0"/>
-        <w:autoSpaceDN w:val="0"/>
-        <w:adjustRightInd w:val="0"/>
-        <w:ind w:right="-141"/>
-        <w:jc w:val="both"/>
-        <w:rPr>
-          <w:rFonts w:hint="default" w:ascii="Times New Roman" w:hAnsi="Times New Roman" w:cs="Times New Roman"/>
-          <w:sz w:val="22"/>
-          <w:szCs w:val="22"/>
-        </w:rPr>
-      </w:pPr>
-      <w:r>
-        <w:rPr>
-          <w:rFonts w:hint="default" w:ascii="Times New Roman" w:hAnsi="Times New Roman" w:cs="Times New Roman"/>
+        <w:ind w:right="-141"/>
+        <w:jc w:val="both"/>
+        <w:rPr>
+          <w:rFonts w:ascii="Times New Roman" w:hAnsi="Times New Roman" w:cs="Times New Roman"/>
+          <w:b/>
+          <w:bCs/>
+          <w:sz w:val="22"/>
+          <w:szCs w:val="22"/>
+        </w:rPr>
+      </w:pPr>
+    </w:p>
+    <w:p>
+      <w:pPr>
+        <w:ind w:right="-141"/>
+        <w:jc w:val="both"/>
+        <w:rPr>
+          <w:rFonts w:ascii="Times New Roman" w:hAnsi="Times New Roman" w:cs="Times New Roman"/>
+          <w:sz w:val="22"/>
+          <w:szCs w:val="22"/>
+        </w:rPr>
+      </w:pPr>
+      <w:r>
+        <w:rPr>
+          <w:rFonts w:cs="Times New Roman"/>
           <w:sz w:val="22"/>
           <w:szCs w:val="22"/>
         </w:rPr>
@@ -2778,34 +2518,28 @@
     </w:p>
     <w:p>
       <w:pPr>
-        <w:autoSpaceDE w:val="0"/>
-        <w:autoSpaceDN w:val="0"/>
-        <w:adjustRightInd w:val="0"/>
-        <w:ind w:right="-141"/>
-        <w:jc w:val="both"/>
-        <w:rPr>
-          <w:rFonts w:hint="default" w:ascii="Times New Roman" w:hAnsi="Times New Roman" w:cs="Times New Roman"/>
-          <w:sz w:val="22"/>
-          <w:szCs w:val="22"/>
-        </w:rPr>
-      </w:pPr>
-    </w:p>
-    <w:p>
-      <w:pPr>
-        <w:autoSpaceDE w:val="0"/>
-        <w:autoSpaceDN w:val="0"/>
-        <w:adjustRightInd w:val="0"/>
-        <w:ind w:right="-141"/>
-        <w:jc w:val="both"/>
-        <w:rPr>
-          <w:rFonts w:hint="default" w:ascii="Times New Roman" w:hAnsi="Times New Roman" w:cs="Times New Roman"/>
-          <w:sz w:val="22"/>
-          <w:szCs w:val="22"/>
-        </w:rPr>
-      </w:pPr>
-      <w:r>
-        <w:rPr>
-          <w:rFonts w:hint="default" w:ascii="Times New Roman" w:hAnsi="Times New Roman" w:cs="Times New Roman"/>
+        <w:ind w:right="-141"/>
+        <w:jc w:val="both"/>
+        <w:rPr>
+          <w:rFonts w:ascii="Times New Roman" w:hAnsi="Times New Roman" w:cs="Times New Roman"/>
+          <w:sz w:val="22"/>
+          <w:szCs w:val="22"/>
+        </w:rPr>
+      </w:pPr>
+    </w:p>
+    <w:p>
+      <w:pPr>
+        <w:ind w:right="-141"/>
+        <w:jc w:val="both"/>
+        <w:rPr>
+          <w:rFonts w:ascii="Times New Roman" w:hAnsi="Times New Roman" w:cs="Times New Roman"/>
+          <w:sz w:val="22"/>
+          <w:szCs w:val="22"/>
+        </w:rPr>
+      </w:pPr>
+      <w:r>
+        <w:rPr>
+          <w:rFonts w:cs="Times New Roman"/>
           <w:sz w:val="22"/>
           <w:szCs w:val="22"/>
         </w:rPr>
@@ -2814,34 +2548,28 @@
     </w:p>
     <w:p>
       <w:pPr>
-        <w:autoSpaceDE w:val="0"/>
-        <w:autoSpaceDN w:val="0"/>
-        <w:adjustRightInd w:val="0"/>
-        <w:ind w:right="-141"/>
-        <w:jc w:val="both"/>
-        <w:rPr>
-          <w:rFonts w:hint="default" w:ascii="Times New Roman" w:hAnsi="Times New Roman" w:cs="Times New Roman"/>
-          <w:sz w:val="22"/>
-          <w:szCs w:val="22"/>
-        </w:rPr>
-      </w:pPr>
-    </w:p>
-    <w:p>
-      <w:pPr>
-        <w:autoSpaceDE w:val="0"/>
-        <w:autoSpaceDN w:val="0"/>
-        <w:adjustRightInd w:val="0"/>
+        <w:ind w:right="-141"/>
+        <w:jc w:val="both"/>
+        <w:rPr>
+          <w:rFonts w:ascii="Times New Roman" w:hAnsi="Times New Roman" w:cs="Times New Roman"/>
+          <w:sz w:val="22"/>
+          <w:szCs w:val="22"/>
+        </w:rPr>
+      </w:pPr>
+    </w:p>
+    <w:p>
+      <w:pPr>
         <w:ind w:right="-141"/>
         <w:jc w:val="center"/>
         <w:rPr>
-          <w:rFonts w:hint="default" w:ascii="Times New Roman" w:hAnsi="Times New Roman" w:cs="Times New Roman"/>
-          <w:sz w:val="22"/>
-          <w:szCs w:val="22"/>
-        </w:rPr>
-      </w:pPr>
-      <w:r>
-        <w:rPr>
-          <w:rFonts w:hint="default" w:ascii="Times New Roman" w:hAnsi="Times New Roman" w:cs="Times New Roman"/>
+          <w:rFonts w:ascii="Times New Roman" w:hAnsi="Times New Roman" w:cs="Times New Roman"/>
+          <w:sz w:val="22"/>
+          <w:szCs w:val="22"/>
+        </w:rPr>
+      </w:pPr>
+      <w:r>
+        <w:rPr>
+          <w:rFonts w:cs="Times New Roman"/>
           <w:sz w:val="22"/>
           <w:szCs w:val="22"/>
         </w:rPr>
@@ -2850,20 +2578,17 @@
     </w:p>
     <w:p>
       <w:pPr>
-        <w:autoSpaceDE w:val="0"/>
-        <w:autoSpaceDN w:val="0"/>
-        <w:adjustRightInd w:val="0"/>
         <w:ind w:right="-141"/>
         <w:jc w:val="right"/>
         <w:rPr>
-          <w:rFonts w:hint="default" w:ascii="Times New Roman" w:hAnsi="Times New Roman" w:cs="Times New Roman"/>
-          <w:sz w:val="22"/>
-          <w:szCs w:val="22"/>
-        </w:rPr>
-      </w:pPr>
-      <w:r>
-        <w:rPr>
-          <w:rFonts w:hint="default" w:ascii="Times New Roman" w:hAnsi="Times New Roman" w:cs="Times New Roman"/>
+          <w:rFonts w:ascii="Times New Roman" w:hAnsi="Times New Roman" w:cs="Times New Roman"/>
+          <w:sz w:val="22"/>
+          <w:szCs w:val="22"/>
+        </w:rPr>
+      </w:pPr>
+      <w:r>
+        <w:rPr>
+          <w:rFonts w:cs="Times New Roman"/>
           <w:sz w:val="22"/>
           <w:szCs w:val="22"/>
         </w:rPr>
@@ -2872,47 +2597,43 @@
     </w:p>
     <w:p>
       <w:pPr>
-        <w:autoSpaceDE w:val="0"/>
-        <w:autoSpaceDN w:val="0"/>
-        <w:adjustRightInd w:val="0"/>
-        <w:ind w:right="-141"/>
-        <w:jc w:val="both"/>
-        <w:rPr>
-          <w:rFonts w:hint="default" w:ascii="Times New Roman" w:hAnsi="Times New Roman" w:cs="Times New Roman"/>
-          <w:sz w:val="22"/>
-          <w:szCs w:val="22"/>
-        </w:rPr>
-      </w:pPr>
-    </w:p>
-    <w:p>
-      <w:pPr>
-        <w:rPr>
-          <w:rFonts w:hint="default" w:ascii="Times New Roman" w:hAnsi="Times New Roman" w:cs="Times New Roman"/>
-          <w:b/>
-        </w:rPr>
-      </w:pPr>
-      <w:r>
-        <w:rPr>
-          <w:rFonts w:hint="default" w:ascii="Times New Roman" w:hAnsi="Times New Roman" w:cs="Times New Roman"/>
-          <w:b/>
-        </w:rPr>
+        <w:ind w:right="-141"/>
+        <w:jc w:val="both"/>
+        <w:rPr>
+          <w:rFonts w:ascii="Times New Roman" w:hAnsi="Times New Roman" w:cs="Times New Roman"/>
+          <w:sz w:val="22"/>
+          <w:szCs w:val="22"/>
+        </w:rPr>
+      </w:pPr>
+    </w:p>
+    <w:p>
+      <w:pPr>
+        <w:rPr>
+          <w:rFonts w:ascii="Times New Roman" w:hAnsi="Times New Roman" w:cs="Times New Roman"/>
+          <w:b/>
+        </w:rPr>
+      </w:pPr>
+      <w:r>
         <w:br w:type="page"/>
       </w:r>
     </w:p>
     <w:p>
       <w:pPr>
+        <w:spacing w:before="0" w:after="0"/>
         <w:jc w:val="center"/>
         <w:rPr>
-          <w:rFonts w:hint="default" w:ascii="Times New Roman" w:hAnsi="Times New Roman" w:cs="Times New Roman"/>
-          <w:b/>
-          <w:bCs/>
-          <w:iCs/>
+          <w:rFonts w:ascii="Times New Roman" w:hAnsi="Times New Roman" w:cs="Times New Roman"/>
+          <w:b/>
+          <w:bCs/>
+          <w:iCs/>
+          <w:position w:val="0"/>
+          <w:sz w:val="20"/>
           <w:vertAlign w:val="baseline"/>
         </w:rPr>
       </w:pPr>
       <w:r>
         <w:rPr>
-          <w:rFonts w:hint="default" w:ascii="Times New Roman" w:hAnsi="Times New Roman" w:cs="Times New Roman"/>
+          <w:rFonts w:cs="Times New Roman"/>
           <w:b/>
         </w:rPr>
         <w:t>Pour l’Institution</w:t>
@@ -2920,9 +2641,9 @@
     </w:p>
     <w:p>
       <w:pPr>
-        <w:spacing w:after="0"/>
-        <w:rPr>
-          <w:rFonts w:hint="default" w:ascii="Times New Roman" w:hAnsi="Times New Roman" w:cs="Times New Roman"/>
+        <w:spacing w:before="0" w:after="0"/>
+        <w:rPr>
+          <w:rFonts w:ascii="Times New Roman" w:hAnsi="Times New Roman" w:cs="Times New Roman"/>
           <w:b/>
           <w:bCs/>
           <w:iCs/>
@@ -2934,9 +2655,9 @@
     </w:p>
     <w:p>
       <w:pPr>
-        <w:spacing w:after="0"/>
-        <w:rPr>
-          <w:rFonts w:hint="default" w:ascii="Times New Roman" w:hAnsi="Times New Roman" w:cs="Times New Roman"/>
+        <w:spacing w:before="0" w:after="0"/>
+        <w:rPr>
+          <w:rFonts w:ascii="Times New Roman" w:hAnsi="Times New Roman" w:cs="Times New Roman"/>
           <w:b/>
           <w:bCs/>
           <w:iCs/>
@@ -2948,7 +2669,7 @@
       </w:pPr>
       <w:r>
         <w:rPr>
-          <w:rFonts w:hint="default" w:ascii="Times New Roman" w:hAnsi="Times New Roman" w:cs="Times New Roman"/>
+          <w:rFonts w:cs="Times New Roman"/>
           <w:b/>
           <w:bCs/>
           <w:iCs/>
@@ -2960,7 +2681,7 @@
       </w:r>
       <w:r>
         <w:rPr>
-          <w:rFonts w:hint="default" w:ascii="Times New Roman" w:hAnsi="Times New Roman" w:cs="Times New Roman"/>
+          <w:rFonts w:cs="Times New Roman"/>
           <w:b/>
           <w:bCs/>
           <w:iCs/>
@@ -2972,7 +2693,7 @@
       </w:r>
       <w:r>
         <w:rPr>
-          <w:rFonts w:hint="default" w:ascii="Times New Roman" w:hAnsi="Times New Roman" w:cs="Times New Roman"/>
+          <w:rFonts w:cs="Times New Roman"/>
           <w:b/>
           <w:bCs/>
           <w:iCs/>
@@ -2984,7 +2705,7 @@
       </w:r>
       <w:r>
         <w:rPr>
-          <w:rFonts w:hint="default" w:ascii="Times New Roman" w:hAnsi="Times New Roman" w:cs="Times New Roman"/>
+          <w:rFonts w:cs="Times New Roman"/>
           <w:b/>
           <w:bCs/>
           <w:iCs/>
@@ -2998,9 +2719,9 @@
     </w:p>
     <w:p>
       <w:pPr>
-        <w:spacing w:after="0"/>
-        <w:rPr>
-          <w:rFonts w:hint="default" w:ascii="Times New Roman" w:hAnsi="Times New Roman" w:cs="Times New Roman"/>
+        <w:spacing w:before="0" w:after="0"/>
+        <w:rPr>
+          <w:rFonts w:ascii="Times New Roman" w:hAnsi="Times New Roman" w:cs="Times New Roman"/>
           <w:b/>
           <w:bCs/>
           <w:iCs/>
@@ -3011,7 +2732,7 @@
       </w:pPr>
       <w:r>
         <w:rPr>
-          <w:rFonts w:hint="default" w:ascii="Times New Roman" w:hAnsi="Times New Roman" w:cs="Times New Roman"/>
+          <w:rFonts w:cs="Times New Roman"/>
           <w:b/>
           <w:bCs/>
           <w:iCs/>
@@ -3024,7 +2745,7 @@
       </w:r>
       <w:r>
         <w:rPr>
-          <w:rFonts w:hint="default" w:ascii="Times New Roman" w:hAnsi="Times New Roman" w:cs="Times New Roman"/>
+          <w:rFonts w:cs="Times New Roman"/>
           <w:b/>
           <w:bCs/>
           <w:iCs/>
@@ -3037,7 +2758,7 @@
       </w:r>
       <w:r>
         <w:rPr>
-          <w:rFonts w:hint="default" w:ascii="Times New Roman" w:hAnsi="Times New Roman" w:cs="Times New Roman"/>
+          <w:rFonts w:cs="Times New Roman"/>
           <w:iCs/>
           <w:color w:val="000000"/>
           <w:sz w:val="24"/>
@@ -3047,7 +2768,7 @@
       </w:r>
       <w:r>
         <w:rPr>
-          <w:rFonts w:hint="default" w:ascii="Times New Roman" w:hAnsi="Times New Roman" w:cs="Times New Roman"/>
+          <w:rFonts w:cs="Times New Roman"/>
           <w:b/>
           <w:bCs/>
           <w:iCs/>
@@ -3061,7 +2782,7 @@
     <w:p>
       <w:pPr>
         <w:rPr>
-          <w:rFonts w:hint="default" w:ascii="Times New Roman" w:hAnsi="Times New Roman" w:cs="Times New Roman"/>
+          <w:rFonts w:ascii="Times New Roman" w:hAnsi="Times New Roman" w:cs="Times New Roman"/>
           <w:bCs/>
           <w:iCs/>
           <w:sz w:val="24"/>
@@ -3070,7 +2791,7 @@
       </w:pPr>
       <w:r>
         <w:rPr>
-          <w:rFonts w:hint="default" w:ascii="Times New Roman" w:hAnsi="Times New Roman" w:cs="Times New Roman"/>
+          <w:rFonts w:cs="Times New Roman"/>
           <w:bCs/>
           <w:iCs/>
           <w:sz w:val="24"/>
@@ -3080,7 +2801,7 @@
       </w:r>
       <w:r>
         <w:rPr>
-          <w:rFonts w:hint="default" w:ascii="Times New Roman" w:hAnsi="Times New Roman" w:cs="Times New Roman"/>
+          <w:rFonts w:cs="Times New Roman"/>
           <w:bCs/>
           <w:iCs/>
           <w:sz w:val="24"/>
@@ -3091,7 +2812,7 @@
       </w:r>
       <w:r>
         <w:rPr>
-          <w:rFonts w:hint="default" w:ascii="Times New Roman" w:hAnsi="Times New Roman" w:cs="Times New Roman"/>
+          <w:rFonts w:cs="Times New Roman"/>
           <w:bCs/>
           <w:iCs/>
           <w:sz w:val="24"/>
@@ -3102,7 +2823,7 @@
       </w:r>
       <w:r>
         <w:rPr>
-          <w:rFonts w:hint="default" w:ascii="Times New Roman" w:hAnsi="Times New Roman" w:cs="Times New Roman"/>
+          <w:rFonts w:cs="Times New Roman"/>
           <w:bCs/>
           <w:iCs/>
           <w:sz w:val="24"/>
@@ -3115,7 +2836,7 @@
       <w:pPr>
         <w:jc w:val="both"/>
         <w:rPr>
-          <w:rFonts w:hint="default" w:ascii="Times New Roman" w:hAnsi="Times New Roman" w:cs="Times New Roman"/>
+          <w:rFonts w:ascii="Times New Roman" w:hAnsi="Times New Roman" w:cs="Times New Roman"/>
           <w:b/>
           <w:bCs/>
           <w:iCs/>
@@ -3126,7 +2847,7 @@
       <w:pPr>
         <w:jc w:val="center"/>
         <w:rPr>
-          <w:rFonts w:hint="default" w:ascii="Times New Roman" w:hAnsi="Times New Roman" w:cs="Times New Roman"/>
+          <w:rFonts w:ascii="Times New Roman" w:hAnsi="Times New Roman" w:cs="Times New Roman"/>
           <w:b/>
         </w:rPr>
       </w:pPr>
@@ -3135,13 +2856,13 @@
       <w:pPr>
         <w:jc w:val="center"/>
         <w:rPr>
-          <w:rFonts w:hint="default" w:ascii="Times New Roman" w:hAnsi="Times New Roman" w:cs="Times New Roman"/>
-          <w:b/>
-        </w:rPr>
-      </w:pPr>
-      <w:r>
-        <w:rPr>
-          <w:rFonts w:hint="default" w:ascii="Times New Roman" w:hAnsi="Times New Roman" w:cs="Times New Roman"/>
+          <w:rFonts w:ascii="Times New Roman" w:hAnsi="Times New Roman" w:cs="Times New Roman"/>
+          <w:b/>
+        </w:rPr>
+      </w:pPr>
+      <w:r>
+        <w:rPr>
+          <w:rFonts w:cs="Times New Roman"/>
           <w:b/>
         </w:rPr>
         <w:t>Pour la caution</w:t>
@@ -3150,7 +2871,7 @@
     <w:p>
       <w:pPr>
         <w:rPr>
-          <w:rFonts w:hint="default" w:ascii="Times New Roman" w:hAnsi="Times New Roman" w:cs="Times New Roman"/>
+          <w:rFonts w:ascii="Times New Roman" w:hAnsi="Times New Roman" w:cs="Times New Roman"/>
           <w:b/>
         </w:rPr>
       </w:pPr>
@@ -3159,7 +2880,7 @@
       <w:pPr>
         <w:jc w:val="center"/>
         <w:rPr>
-          <w:rFonts w:hint="default" w:ascii="Times New Roman" w:hAnsi="Times New Roman" w:cs="Times New Roman"/>
+          <w:rFonts w:ascii="Times New Roman" w:hAnsi="Times New Roman" w:cs="Times New Roman"/>
           <w:b/>
         </w:rPr>
       </w:pPr>
@@ -3168,7 +2889,7 @@
       <w:pPr>
         <w:jc w:val="center"/>
         <w:rPr>
-          <w:rFonts w:hint="default" w:ascii="Times New Roman" w:hAnsi="Times New Roman" w:cs="Times New Roman"/>
+          <w:rFonts w:ascii="Times New Roman" w:hAnsi="Times New Roman" w:cs="Times New Roman"/>
           <w:b/>
           <w:bCs/>
           <w:iCs/>
@@ -3178,11 +2899,10 @@
       </w:pPr>
       <w:r>
         <w:rPr>
-          <w:rFonts w:hint="default" w:ascii="Times New Roman" w:hAnsi="Times New Roman" w:cs="Times New Roman"/>
-          <w:b/>
-          <w:bCs/>
-          <w:iCs/>
-          <w:highlight w:val="none"/>
+          <w:rFonts w:cs="Times New Roman"/>
+          <w:b/>
+          <w:bCs/>
+          <w:iCs/>
         </w:rPr>
         <w:t xml:space="preserve">   ${civility} ${last_name} ${first_name}</w:t>
       </w:r>
@@ -3190,26 +2910,22 @@
     <w:p>
       <w:pPr>
         <w:rPr>
-          <w:rFonts w:hint="default" w:ascii="Times New Roman" w:hAnsi="Times New Roman" w:cs="Times New Roman"/>
+          <w:rFonts w:ascii="Times New Roman" w:hAnsi="Times New Roman" w:cs="Times New Roman"/>
         </w:rPr>
       </w:pPr>
     </w:p>
     <w:sectPr>
+      <w:headerReference r:id="rId7" w:type="first"/>
+      <w:footerReference r:id="rId10" w:type="first"/>
       <w:headerReference r:id="rId5" w:type="default"/>
-      <w:footerReference r:id="rId6" w:type="default"/>
-      <w:footnotePr>
-        <w:numFmt w:val="chicago"/>
-        <w:numRestart w:val="eachPage"/>
-      </w:footnotePr>
+      <w:footerReference r:id="rId8" w:type="default"/>
+      <w:headerReference r:id="rId6" w:type="even"/>
+      <w:footerReference r:id="rId9" w:type="even"/>
       <w:pgSz w:w="11906" w:h="16838"/>
-      <w:pgMar w:top="899" w:right="707" w:bottom="709" w:left="1417" w:header="454" w:footer="1020" w:gutter="0"/>
-      <w:pgBorders>
-        <w:top w:val="none" w:sz="0" w:space="0"/>
-        <w:left w:val="none" w:sz="0" w:space="0"/>
-        <w:bottom w:val="none" w:sz="0" w:space="0"/>
-        <w:right w:val="none" w:sz="0" w:space="0"/>
-      </w:pgBorders>
-      <w:cols w:space="708" w:num="1"/>
+      <w:pgMar w:top="899" w:right="716" w:bottom="1077" w:left="765" w:header="454" w:footer="1020" w:gutter="0"/>
+      <w:pgNumType w:fmt="decimal"/>
+      <w:cols w:space="720" w:num="1"/>
+      <w:formProt w:val="0"/>
       <w:docGrid w:linePitch="360" w:charSpace="0"/>
     </w:sectPr>
   </w:body>
@@ -3245,7 +2961,7 @@
 <w:ftr xmlns:wpc="http://schemas.microsoft.com/office/word/2010/wordprocessingCanvas" xmlns:mc="http://schemas.openxmlformats.org/markup-compatibility/2006" xmlns:o="urn:schemas-microsoft-com:office:office" xmlns:r="http://schemas.openxmlformats.org/officeDocument/2006/relationships" xmlns:m="http://schemas.openxmlformats.org/officeDocument/2006/math" xmlns:v="urn:schemas-microsoft-com:vml" xmlns:wp14="http://schemas.microsoft.com/office/word/2010/wordprocessingDrawing" xmlns:wp="http://schemas.openxmlformats.org/drawingml/2006/wordprocessingDrawing" xmlns:w10="urn:schemas-microsoft-com:office:word" xmlns:w="http://schemas.openxmlformats.org/wordprocessingml/2006/main" xmlns:w14="http://schemas.microsoft.com/office/word/2010/wordml" xmlns:w15="http://schemas.microsoft.com/office/word/2012/wordml" xmlns:wpg="http://schemas.microsoft.com/office/word/2010/wordprocessingGroup" xmlns:wpi="http://schemas.microsoft.com/office/word/2010/wordprocessingInk" xmlns:wne="http://schemas.microsoft.com/office/word/2006/wordml" xmlns:wps="http://schemas.microsoft.com/office/word/2010/wordprocessingShape" xmlns:wpsCustomData="http://www.wps.cn/officeDocument/2013/wpsCustomData" mc:Ignorable="w14 w15 wp14">
   <w:p>
     <w:pPr>
-      <w:pStyle w:val="4"/>
+      <w:pStyle w:val="6"/>
       <w:jc w:val="left"/>
       <w:rPr>
         <w:rFonts w:asciiTheme="minorHAnsi" w:hAnsiTheme="minorHAnsi"/>
@@ -3260,30 +2976,18 @@
         <w:sz w:val="16"/>
         <w:szCs w:val="16"/>
       </w:rPr>
-      <w:t>CONTRAT DE CAUTIONNEMENT</w:t>
-    </w:r>
-    <w:r>
-      <w:rPr>
-        <w:rFonts w:asciiTheme="minorHAnsi" w:hAnsiTheme="minorHAnsi" w:cstheme="minorHAnsi"/>
-        <w:sz w:val="16"/>
-        <w:szCs w:val="16"/>
-        <w:highlight w:val="none"/>
-      </w:rPr>
-      <w:t xml:space="preserve"> –</w:t>
+      <w:t>CONTRAT DE CAUTIONNEMENT –</w:t>
     </w:r>
     <w:r>
       <w:rPr>
         <w:b/>
         <w:bCs/>
-        <w:highlight w:val="none"/>
       </w:rPr>
       <w:t xml:space="preserve"> </w:t>
     </w:r>
     <w:r>
       <w:rPr>
-        <w:rFonts w:hint="default" w:ascii="Times New Roman" w:hAnsi="Times New Roman"/>
         <w:b/>
-        <w:highlight w:val="none"/>
       </w:rPr>
       <w:t>${company.denomination}</w:t>
     </w:r>
@@ -3315,11 +3019,93 @@
     </w:r>
     <w:r>
       <w:rPr>
+        <w:rFonts w:ascii="Calibri" w:hAnsi="Calibri" w:cs="Calibri"/>
+        <w:sz w:val="16"/>
+        <w:szCs w:val="16"/>
+      </w:rPr>
+      <w:instrText xml:space="preserve"> PAGE \* ARABIC </w:instrText>
+    </w:r>
+    <w:r>
+      <w:rPr>
+        <w:rFonts w:ascii="Calibri" w:hAnsi="Calibri" w:cs="Calibri"/>
+        <w:sz w:val="16"/>
+        <w:szCs w:val="16"/>
+      </w:rPr>
+      <w:fldChar w:fldCharType="separate"/>
+    </w:r>
+    <w:r>
+      <w:rPr>
+        <w:rFonts w:ascii="Calibri" w:hAnsi="Calibri" w:cs="Calibri"/>
+        <w:sz w:val="16"/>
+        <w:szCs w:val="16"/>
+      </w:rPr>
+      <w:t>5</w:t>
+    </w:r>
+    <w:r>
+      <w:rPr>
+        <w:rFonts w:ascii="Calibri" w:hAnsi="Calibri" w:cs="Calibri"/>
+        <w:sz w:val="16"/>
+        <w:szCs w:val="16"/>
+      </w:rPr>
+      <w:fldChar w:fldCharType="end"/>
+    </w:r>
+  </w:p>
+</w:ftr>
+</file>
+
+<file path=word/footer2.xml><?xml version="1.0" encoding="utf-8"?>
+<w:ftr xmlns:wpc="http://schemas.microsoft.com/office/word/2010/wordprocessingCanvas" xmlns:mc="http://schemas.openxmlformats.org/markup-compatibility/2006" xmlns:o="urn:schemas-microsoft-com:office:office" xmlns:r="http://schemas.openxmlformats.org/officeDocument/2006/relationships" xmlns:m="http://schemas.openxmlformats.org/officeDocument/2006/math" xmlns:v="urn:schemas-microsoft-com:vml" xmlns:wp14="http://schemas.microsoft.com/office/word/2010/wordprocessingDrawing" xmlns:wp="http://schemas.openxmlformats.org/drawingml/2006/wordprocessingDrawing" xmlns:w10="urn:schemas-microsoft-com:office:word" xmlns:w="http://schemas.openxmlformats.org/wordprocessingml/2006/main" xmlns:w14="http://schemas.microsoft.com/office/word/2010/wordml" xmlns:w15="http://schemas.microsoft.com/office/word/2012/wordml" xmlns:wpg="http://schemas.microsoft.com/office/word/2010/wordprocessingGroup" xmlns:wpi="http://schemas.microsoft.com/office/word/2010/wordprocessingInk" xmlns:wne="http://schemas.microsoft.com/office/word/2006/wordml" xmlns:wps="http://schemas.microsoft.com/office/word/2010/wordprocessingShape" xmlns:wpsCustomData="http://www.wps.cn/officeDocument/2013/wpsCustomData" mc:Ignorable="w14 w15 wp14">
+  <w:p>
+    <w:pPr>
+      <w:pStyle w:val="6"/>
+    </w:pPr>
+  </w:p>
+</w:ftr>
+</file>
+
+<file path=word/footer3.xml><?xml version="1.0" encoding="utf-8"?>
+<w:ftr xmlns:wpc="http://schemas.microsoft.com/office/word/2010/wordprocessingCanvas" xmlns:mc="http://schemas.openxmlformats.org/markup-compatibility/2006" xmlns:o="urn:schemas-microsoft-com:office:office" xmlns:r="http://schemas.openxmlformats.org/officeDocument/2006/relationships" xmlns:m="http://schemas.openxmlformats.org/officeDocument/2006/math" xmlns:v="urn:schemas-microsoft-com:vml" xmlns:wp14="http://schemas.microsoft.com/office/word/2010/wordprocessingDrawing" xmlns:wp="http://schemas.openxmlformats.org/drawingml/2006/wordprocessingDrawing" xmlns:w10="urn:schemas-microsoft-com:office:word" xmlns:w="http://schemas.openxmlformats.org/wordprocessingml/2006/main" xmlns:w14="http://schemas.microsoft.com/office/word/2010/wordml" xmlns:w15="http://schemas.microsoft.com/office/word/2012/wordml" xmlns:wpg="http://schemas.microsoft.com/office/word/2010/wordprocessingGroup" xmlns:wpi="http://schemas.microsoft.com/office/word/2010/wordprocessingInk" xmlns:wne="http://schemas.microsoft.com/office/word/2006/wordml" xmlns:wps="http://schemas.microsoft.com/office/word/2010/wordprocessingShape" xmlns:wpsCustomData="http://www.wps.cn/officeDocument/2013/wpsCustomData" mc:Ignorable="w14 w15 wp14">
+  <w:p>
+    <w:pPr>
+      <w:pStyle w:val="6"/>
+      <w:jc w:val="left"/>
+      <w:rPr>
+        <w:rFonts w:asciiTheme="minorHAnsi" w:hAnsiTheme="minorHAnsi"/>
+        <w:b/>
+        <w:sz w:val="22"/>
+        <w:szCs w:val="22"/>
+      </w:rPr>
+    </w:pPr>
+    <w:r>
+      <w:rPr>
         <w:rFonts w:asciiTheme="minorHAnsi" w:hAnsiTheme="minorHAnsi" w:cstheme="minorHAnsi"/>
         <w:sz w:val="16"/>
         <w:szCs w:val="16"/>
       </w:rPr>
-      <w:instrText xml:space="preserve"> PAGE  \* Arabic  \* MERGEFORMAT </w:instrText>
+      <w:t>CONTRAT DE CAUTIONNEMENT –</w:t>
+    </w:r>
+    <w:r>
+      <w:rPr>
+        <w:b/>
+        <w:bCs/>
+      </w:rPr>
+      <w:t xml:space="preserve"> </w:t>
+    </w:r>
+    <w:r>
+      <w:rPr>
+        <w:b/>
+      </w:rPr>
+      <w:t>${company.denomination}</w:t>
+    </w:r>
+    <w:r>
+      <w:rPr>
+        <w:rFonts w:asciiTheme="minorHAnsi" w:hAnsiTheme="minorHAnsi" w:cstheme="minorHAnsi"/>
+        <w:b/>
+        <w:bCs/>
+        <w:sz w:val="16"/>
+        <w:szCs w:val="16"/>
+      </w:rPr>
+      <w:tab/>
     </w:r>
     <w:r>
       <w:rPr>
@@ -3327,7 +3113,7 @@
         <w:sz w:val="16"/>
         <w:szCs w:val="16"/>
       </w:rPr>
-      <w:fldChar w:fldCharType="separate"/>
+      <w:tab/>
     </w:r>
     <w:r>
       <w:rPr>
@@ -3335,11 +3121,35 @@
         <w:sz w:val="16"/>
         <w:szCs w:val="16"/>
       </w:rPr>
-      <w:t>3</w:t>
+      <w:fldChar w:fldCharType="begin"/>
     </w:r>
     <w:r>
       <w:rPr>
-        <w:rFonts w:asciiTheme="minorHAnsi" w:hAnsiTheme="minorHAnsi" w:cstheme="minorHAnsi"/>
+        <w:rFonts w:ascii="Calibri" w:hAnsi="Calibri" w:cs="Calibri"/>
+        <w:sz w:val="16"/>
+        <w:szCs w:val="16"/>
+      </w:rPr>
+      <w:instrText xml:space="preserve"> PAGE \* ARABIC </w:instrText>
+    </w:r>
+    <w:r>
+      <w:rPr>
+        <w:rFonts w:ascii="Calibri" w:hAnsi="Calibri" w:cs="Calibri"/>
+        <w:sz w:val="16"/>
+        <w:szCs w:val="16"/>
+      </w:rPr>
+      <w:fldChar w:fldCharType="separate"/>
+    </w:r>
+    <w:r>
+      <w:rPr>
+        <w:rFonts w:ascii="Calibri" w:hAnsi="Calibri" w:cs="Calibri"/>
+        <w:sz w:val="16"/>
+        <w:szCs w:val="16"/>
+      </w:rPr>
+      <w:t>5</w:t>
+    </w:r>
+    <w:r>
+      <w:rPr>
+        <w:rFonts w:ascii="Calibri" w:hAnsi="Calibri" w:cs="Calibri"/>
         <w:sz w:val="16"/>
         <w:szCs w:val="16"/>
       </w:rPr>
@@ -3375,6 +3185,106 @@
 </file>
 
 <file path=word/header1.xml><?xml version="1.0" encoding="utf-8"?>
+<w:hdr xmlns:wpc="http://schemas.microsoft.com/office/word/2010/wordprocessingCanvas" xmlns:mc="http://schemas.openxmlformats.org/markup-compatibility/2006" xmlns:o="urn:schemas-microsoft-com:office:office" xmlns:r="http://schemas.openxmlformats.org/officeDocument/2006/relationships" xmlns:m="http://schemas.openxmlformats.org/officeDocument/2006/math" xmlns:v="urn:schemas-microsoft-com:vml" xmlns:wp14="http://schemas.microsoft.com/office/word/2010/wordprocessingDrawing" xmlns:wp="http://schemas.openxmlformats.org/drawingml/2006/wordprocessingDrawing" xmlns:w10="urn:schemas-microsoft-com:office:word" xmlns:w="http://schemas.openxmlformats.org/wordprocessingml/2006/main" xmlns:w14="http://schemas.microsoft.com/office/word/2010/wordml" xmlns:w15="http://schemas.microsoft.com/office/word/2012/wordml" xmlns:wpg="http://schemas.microsoft.com/office/word/2010/wordprocessingGroup" xmlns:wpi="http://schemas.microsoft.com/office/word/2010/wordprocessingInk" xmlns:wne="http://schemas.microsoft.com/office/word/2006/wordml" xmlns:wps="http://schemas.microsoft.com/office/word/2010/wordprocessingShape" xmlns:wpsCustomData="http://www.wps.cn/officeDocument/2013/wpsCustomData" mc:Ignorable="w14 w15 wp14">
+  <w:p>
+    <w:pPr>
+      <w:tabs>
+        <w:tab w:val="left" w:pos="4862"/>
+        <w:tab w:val="left" w:pos="5031"/>
+      </w:tabs>
+      <w:jc w:val="center"/>
+    </w:pPr>
+    <w:bookmarkStart w:id="6" w:name="_GoBack"/>
+    <w:bookmarkEnd w:id="6"/>
+    <w:r>
+      <w:drawing>
+        <wp:inline distT="0" distB="0" distL="0" distR="0">
+          <wp:extent cx="2752725" cy="752475"/>
+          <wp:effectExtent l="0" t="0" r="9525" b="9525"/>
+          <wp:docPr id="2" name="Image 2"/>
+          <wp:cNvGraphicFramePr>
+            <a:graphicFrameLocks xmlns:a="http://schemas.openxmlformats.org/drawingml/2006/main" noChangeAspect="1"/>
+          </wp:cNvGraphicFramePr>
+          <a:graphic xmlns:a="http://schemas.openxmlformats.org/drawingml/2006/main">
+            <a:graphicData uri="http://schemas.openxmlformats.org/drawingml/2006/picture">
+              <pic:pic xmlns:pic="http://schemas.openxmlformats.org/drawingml/2006/picture">
+                <pic:nvPicPr>
+                  <pic:cNvPr id="2" name="Image 2"/>
+                  <pic:cNvPicPr>
+                    <a:picLocks noChangeAspect="1" noChangeArrowheads="1"/>
+                  </pic:cNvPicPr>
+                </pic:nvPicPr>
+                <pic:blipFill>
+                  <a:blip r:embed="rId1"/>
+                  <a:stretch>
+                    <a:fillRect/>
+                  </a:stretch>
+                </pic:blipFill>
+                <pic:spPr>
+                  <a:xfrm>
+                    <a:off x="0" y="0"/>
+                    <a:ext cx="2752725" cy="752475"/>
+                  </a:xfrm>
+                  <a:prstGeom prst="rect">
+                    <a:avLst/>
+                  </a:prstGeom>
+                </pic:spPr>
+              </pic:pic>
+            </a:graphicData>
+          </a:graphic>
+        </wp:inline>
+      </w:drawing>
+    </w:r>
+  </w:p>
+  <w:p>
+    <w:pPr>
+      <w:tabs>
+        <w:tab w:val="left" w:pos="4862"/>
+        <w:tab w:val="left" w:pos="5031"/>
+      </w:tabs>
+    </w:pPr>
+    <w:r>
+      <w:t>N°${contract.verbal_trial.committee_id}</w:t>
+    </w:r>
+  </w:p>
+  <w:p>
+    <w:pPr>
+      <w:tabs>
+        <w:tab w:val="left" w:pos="4862"/>
+        <w:tab w:val="left" w:pos="5031"/>
+      </w:tabs>
+    </w:pPr>
+  </w:p>
+  <w:p>
+    <w:pPr>
+      <w:tabs>
+        <w:tab w:val="left" w:pos="4862"/>
+        <w:tab w:val="left" w:pos="5031"/>
+      </w:tabs>
+    </w:pPr>
+  </w:p>
+  <w:p>
+    <w:pPr>
+      <w:tabs>
+        <w:tab w:val="left" w:pos="4862"/>
+        <w:tab w:val="left" w:pos="5031"/>
+      </w:tabs>
+    </w:pPr>
+  </w:p>
+</w:hdr>
+</file>
+
+<file path=word/header2.xml><?xml version="1.0" encoding="utf-8"?>
+<w:hdr xmlns:wpc="http://schemas.microsoft.com/office/word/2010/wordprocessingCanvas" xmlns:mc="http://schemas.openxmlformats.org/markup-compatibility/2006" xmlns:o="urn:schemas-microsoft-com:office:office" xmlns:r="http://schemas.openxmlformats.org/officeDocument/2006/relationships" xmlns:m="http://schemas.openxmlformats.org/officeDocument/2006/math" xmlns:v="urn:schemas-microsoft-com:vml" xmlns:wp14="http://schemas.microsoft.com/office/word/2010/wordprocessingDrawing" xmlns:wp="http://schemas.openxmlformats.org/drawingml/2006/wordprocessingDrawing" xmlns:w10="urn:schemas-microsoft-com:office:word" xmlns:w="http://schemas.openxmlformats.org/wordprocessingml/2006/main" xmlns:w14="http://schemas.microsoft.com/office/word/2010/wordml" xmlns:w15="http://schemas.microsoft.com/office/word/2012/wordml" xmlns:wpg="http://schemas.microsoft.com/office/word/2010/wordprocessingGroup" xmlns:wpi="http://schemas.microsoft.com/office/word/2010/wordprocessingInk" xmlns:wne="http://schemas.microsoft.com/office/word/2006/wordml" xmlns:wps="http://schemas.microsoft.com/office/word/2010/wordprocessingShape" xmlns:wpsCustomData="http://www.wps.cn/officeDocument/2013/wpsCustomData" mc:Ignorable="w14 w15 wp14">
+  <w:p>
+    <w:pPr>
+      <w:pStyle w:val="7"/>
+    </w:pPr>
+  </w:p>
+</w:hdr>
+</file>
+
+<file path=word/header3.xml><?xml version="1.0" encoding="utf-8"?>
 <w:hdr xmlns:wpc="http://schemas.microsoft.com/office/word/2010/wordprocessingCanvas" xmlns:mc="http://schemas.openxmlformats.org/markup-compatibility/2006" xmlns:o="urn:schemas-microsoft-com:office:office" xmlns:r="http://schemas.openxmlformats.org/officeDocument/2006/relationships" xmlns:m="http://schemas.openxmlformats.org/officeDocument/2006/math" xmlns:v="urn:schemas-microsoft-com:vml" xmlns:wp14="http://schemas.microsoft.com/office/word/2010/wordprocessingDrawing" xmlns:wp="http://schemas.openxmlformats.org/drawingml/2006/wordprocessingDrawing" xmlns:w10="urn:schemas-microsoft-com:office:word" xmlns:w="http://schemas.openxmlformats.org/wordprocessingml/2006/main" xmlns:w14="http://schemas.microsoft.com/office/word/2010/wordml" xmlns:w15="http://schemas.microsoft.com/office/word/2012/wordml" xmlns:wpg="http://schemas.microsoft.com/office/word/2010/wordprocessingGroup" xmlns:wpi="http://schemas.microsoft.com/office/word/2010/wordprocessingInk" xmlns:wne="http://schemas.microsoft.com/office/word/2006/wordml" xmlns:wps="http://schemas.microsoft.com/office/word/2010/wordprocessingShape" xmlns:wpsCustomData="http://www.wps.cn/officeDocument/2013/wpsCustomData" mc:Ignorable="w14 w15 wp14">
   <w:p>
     <w:pPr>
@@ -3399,7 +3309,7 @@
         <wp:inline distT="0" distB="0" distL="0" distR="0">
           <wp:extent cx="2752725" cy="752475"/>
           <wp:effectExtent l="0" t="0" r="0" b="0"/>
-          <wp:docPr id="2" name="Image 2"/>
+          <wp:docPr id="3" name="Image 2"/>
           <wp:cNvGraphicFramePr>
             <a:graphicFrameLocks xmlns:a="http://schemas.openxmlformats.org/drawingml/2006/main" noChangeAspect="1"/>
           </wp:cNvGraphicFramePr>
@@ -3407,20 +3317,13 @@
             <a:graphicData uri="http://schemas.openxmlformats.org/drawingml/2006/picture">
               <pic:pic xmlns:pic="http://schemas.openxmlformats.org/drawingml/2006/picture">
                 <pic:nvPicPr>
-                  <pic:cNvPr id="2" name="Image 2"/>
+                  <pic:cNvPr id="3" name="Image 2"/>
                   <pic:cNvPicPr>
                     <a:picLocks noChangeAspect="1" noChangeArrowheads="1"/>
                   </pic:cNvPicPr>
                 </pic:nvPicPr>
                 <pic:blipFill>
-                  <a:blip r:embed="rId1">
-                    <a:extLst>
-                      <a:ext uri="{28A0092B-C50C-407E-A947-70E740481C1C}">
-                        <a14:useLocalDpi xmlns:a14="http://schemas.microsoft.com/office/drawing/2010/main" val="0"/>
-                      </a:ext>
-                    </a:extLst>
-                  </a:blip>
-                  <a:srcRect/>
+                  <a:blip r:embed="rId1"/>
                   <a:stretch>
                     <a:fillRect/>
                   </a:stretch>
@@ -3433,10 +3336,6 @@
                   <a:prstGeom prst="rect">
                     <a:avLst/>
                   </a:prstGeom>
-                  <a:noFill/>
-                  <a:ln>
-                    <a:noFill/>
-                  </a:ln>
                 </pic:spPr>
               </pic:pic>
             </a:graphicData>
@@ -3453,9 +3352,6 @@
       </w:tabs>
     </w:pPr>
     <w:r>
-      <w:rPr>
-        <w:rFonts w:hint="default"/>
-      </w:rPr>
       <w:t>N°${contract.verbal_trial.committee_id}</w:t>
     </w:r>
   </w:p>
@@ -3489,9 +3385,9 @@
 <file path=word/numbering.xml><?xml version="1.0" encoding="utf-8"?>
 <w:numbering xmlns:wpc="http://schemas.microsoft.com/office/word/2010/wordprocessingCanvas" xmlns:mc="http://schemas.openxmlformats.org/markup-compatibility/2006" xmlns:o="urn:schemas-microsoft-com:office:office" xmlns:r="http://schemas.openxmlformats.org/officeDocument/2006/relationships" xmlns:m="http://schemas.openxmlformats.org/officeDocument/2006/math" xmlns:v="urn:schemas-microsoft-com:vml" xmlns:wp14="http://schemas.microsoft.com/office/word/2010/wordprocessingDrawing" xmlns:wp="http://schemas.openxmlformats.org/drawingml/2006/wordprocessingDrawing" xmlns:w10="urn:schemas-microsoft-com:office:word" xmlns:w="http://schemas.openxmlformats.org/wordprocessingml/2006/main" xmlns:w14="http://schemas.microsoft.com/office/word/2010/wordml" xmlns:wpg="http://schemas.microsoft.com/office/word/2010/wordprocessingGroup" xmlns:wpi="http://schemas.microsoft.com/office/word/2010/wordprocessingInk" xmlns:wne="http://schemas.microsoft.com/office/word/2006/wordml" xmlns:wps="http://schemas.microsoft.com/office/word/2010/wordprocessingShape" xmlns:wpsCustomData="http://www.wps.cn/officeDocument/2013/wpsCustomData" mc:Ignorable="w14 wp14">
   <w:abstractNum w:abstractNumId="0">
-    <w:nsid w:val="21E04154"/>
+    <w:nsid w:val="BF76E97E"/>
     <w:multiLevelType w:val="multilevel"/>
-    <w:tmpl w:val="21E04154"/>
+    <w:tmpl w:val="BF76E97E"/>
     <w:lvl w:ilvl="0" w:tentative="0">
       <w:start w:val="0"/>
       <w:numFmt w:val="bullet"/>
@@ -3504,7 +3400,7 @@
         <w:ind w:left="851" w:hanging="397"/>
       </w:pPr>
       <w:rPr>
-        <w:rFonts w:hint="default" w:ascii="Times New Roman" w:hAnsi="Times New Roman" w:eastAsia="Times New Roman" w:cs="Times New Roman"/>
+        <w:rFonts w:hint="default" w:ascii="Times New Roman" w:hAnsi="Times New Roman" w:cs="Times New Roman"/>
       </w:rPr>
     </w:lvl>
     <w:lvl w:ilvl="1" w:tentative="0">
@@ -3534,7 +3430,7 @@
         <w:ind w:left="2160" w:hanging="360"/>
       </w:pPr>
       <w:rPr>
-        <w:rFonts w:hint="default" w:ascii="Wingdings" w:hAnsi="Wingdings"/>
+        <w:rFonts w:hint="default" w:ascii="Wingdings" w:hAnsi="Wingdings" w:cs="Wingdings"/>
       </w:rPr>
     </w:lvl>
     <w:lvl w:ilvl="3" w:tentative="0">
@@ -3549,7 +3445,7 @@
         <w:ind w:left="2880" w:hanging="360"/>
       </w:pPr>
       <w:rPr>
-        <w:rFonts w:hint="default" w:ascii="Symbol" w:hAnsi="Symbol"/>
+        <w:rFonts w:hint="default" w:ascii="Symbol" w:hAnsi="Symbol" w:cs="Symbol"/>
       </w:rPr>
     </w:lvl>
     <w:lvl w:ilvl="4" w:tentative="0">
@@ -3579,7 +3475,7 @@
         <w:ind w:left="4320" w:hanging="360"/>
       </w:pPr>
       <w:rPr>
-        <w:rFonts w:hint="default" w:ascii="Wingdings" w:hAnsi="Wingdings"/>
+        <w:rFonts w:hint="default" w:ascii="Wingdings" w:hAnsi="Wingdings" w:cs="Wingdings"/>
       </w:rPr>
     </w:lvl>
     <w:lvl w:ilvl="6" w:tentative="0">
@@ -3594,7 +3490,7 @@
         <w:ind w:left="5040" w:hanging="360"/>
       </w:pPr>
       <w:rPr>
-        <w:rFonts w:hint="default" w:ascii="Symbol" w:hAnsi="Symbol"/>
+        <w:rFonts w:hint="default" w:ascii="Symbol" w:hAnsi="Symbol" w:cs="Symbol"/>
       </w:rPr>
     </w:lvl>
     <w:lvl w:ilvl="7" w:tentative="0">
@@ -3624,14 +3520,14 @@
         <w:ind w:left="6480" w:hanging="360"/>
       </w:pPr>
       <w:rPr>
-        <w:rFonts w:hint="default" w:ascii="Wingdings" w:hAnsi="Wingdings"/>
+        <w:rFonts w:hint="default" w:ascii="Wingdings" w:hAnsi="Wingdings" w:cs="Wingdings"/>
       </w:rPr>
     </w:lvl>
   </w:abstractNum>
   <w:abstractNum w:abstractNumId="1">
-    <w:nsid w:val="69385485"/>
+    <w:nsid w:val="FFDE7AC5"/>
     <w:multiLevelType w:val="multilevel"/>
-    <w:tmpl w:val="69385485"/>
+    <w:tmpl w:val="FFDE7AC5"/>
     <w:lvl w:ilvl="0" w:tentative="0">
       <w:start w:val="0"/>
       <w:numFmt w:val="bullet"/>
@@ -3644,7 +3540,7 @@
         <w:ind w:left="851" w:hanging="397"/>
       </w:pPr>
       <w:rPr>
-        <w:rFonts w:hint="default" w:ascii="Times New Roman" w:hAnsi="Times New Roman" w:eastAsia="Times New Roman" w:cs="Times New Roman"/>
+        <w:rFonts w:hint="default" w:ascii="Times New Roman" w:hAnsi="Times New Roman" w:cs="Times New Roman"/>
       </w:rPr>
     </w:lvl>
     <w:lvl w:ilvl="1" w:tentative="0">
@@ -3674,7 +3570,7 @@
         <w:ind w:left="2160" w:hanging="360"/>
       </w:pPr>
       <w:rPr>
-        <w:rFonts w:hint="default" w:ascii="Wingdings" w:hAnsi="Wingdings"/>
+        <w:rFonts w:hint="default" w:ascii="Wingdings" w:hAnsi="Wingdings" w:cs="Wingdings"/>
       </w:rPr>
     </w:lvl>
     <w:lvl w:ilvl="3" w:tentative="0">
@@ -3689,7 +3585,7 @@
         <w:ind w:left="2880" w:hanging="360"/>
       </w:pPr>
       <w:rPr>
-        <w:rFonts w:hint="default" w:ascii="Symbol" w:hAnsi="Symbol"/>
+        <w:rFonts w:hint="default" w:ascii="Symbol" w:hAnsi="Symbol" w:cs="Symbol"/>
       </w:rPr>
     </w:lvl>
     <w:lvl w:ilvl="4" w:tentative="0">
@@ -3719,7 +3615,7 @@
         <w:ind w:left="4320" w:hanging="360"/>
       </w:pPr>
       <w:rPr>
-        <w:rFonts w:hint="default" w:ascii="Wingdings" w:hAnsi="Wingdings"/>
+        <w:rFonts w:hint="default" w:ascii="Wingdings" w:hAnsi="Wingdings" w:cs="Wingdings"/>
       </w:rPr>
     </w:lvl>
     <w:lvl w:ilvl="6" w:tentative="0">
@@ -3734,7 +3630,7 @@
         <w:ind w:left="5040" w:hanging="360"/>
       </w:pPr>
       <w:rPr>
-        <w:rFonts w:hint="default" w:ascii="Symbol" w:hAnsi="Symbol"/>
+        <w:rFonts w:hint="default" w:ascii="Symbol" w:hAnsi="Symbol" w:cs="Symbol"/>
       </w:rPr>
     </w:lvl>
     <w:lvl w:ilvl="7" w:tentative="0">
@@ -3764,15 +3660,15 @@
         <w:ind w:left="6480" w:hanging="360"/>
       </w:pPr>
       <w:rPr>
-        <w:rFonts w:hint="default" w:ascii="Wingdings" w:hAnsi="Wingdings"/>
+        <w:rFonts w:hint="default" w:ascii="Wingdings" w:hAnsi="Wingdings" w:cs="Wingdings"/>
       </w:rPr>
     </w:lvl>
   </w:abstractNum>
   <w:num w:numId="1">
-    <w:abstractNumId w:val="0"/>
+    <w:abstractNumId w:val="1"/>
   </w:num>
   <w:num w:numId="2">
-    <w:abstractNumId w:val="1"/>
+    <w:abstractNumId w:val="0"/>
   </w:num>
 </w:numbering>
 </file>
@@ -3822,7 +3718,7 @@
     <w:lsdException w:qFormat="1" w:unhideWhenUsed="0" w:uiPriority="0" w:semiHidden="0" w:name="header"/>
     <w:lsdException w:qFormat="1" w:unhideWhenUsed="0" w:uiPriority="0" w:semiHidden="0" w:name="footer"/>
     <w:lsdException w:uiPriority="99" w:name="index heading"/>
-    <w:lsdException w:qFormat="1" w:uiPriority="35" w:name="caption"/>
+    <w:lsdException w:qFormat="1" w:unhideWhenUsed="0" w:uiPriority="0" w:semiHidden="0" w:name="caption"/>
     <w:lsdException w:uiPriority="99" w:name="table of figures"/>
     <w:lsdException w:uiPriority="99" w:name="envelope address"/>
     <w:lsdException w:uiPriority="99" w:name="envelope return"/>
@@ -3835,7 +3731,7 @@
     <w:lsdException w:uiPriority="99" w:name="table of authorities"/>
     <w:lsdException w:uiPriority="99" w:name="macro"/>
     <w:lsdException w:uiPriority="99" w:name="toa heading"/>
-    <w:lsdException w:uiPriority="99" w:name="List"/>
+    <w:lsdException w:unhideWhenUsed="0" w:uiPriority="0" w:semiHidden="0" w:name="List"/>
     <w:lsdException w:uiPriority="99" w:name="List Bullet"/>
     <w:lsdException w:uiPriority="99" w:name="List Number"/>
     <w:lsdException w:uiPriority="99" w:name="List 2"/>
@@ -3854,7 +3750,7 @@
     <w:lsdException w:uiPriority="99" w:name="Closing"/>
     <w:lsdException w:uiPriority="99" w:name="Signature"/>
     <w:lsdException w:qFormat="1" w:uiPriority="1" w:semiHidden="0" w:name="Default Paragraph Font"/>
-    <w:lsdException w:uiPriority="99" w:name="Body Text"/>
+    <w:lsdException w:unhideWhenUsed="0" w:uiPriority="0" w:semiHidden="0" w:name="Body Text"/>
     <w:lsdException w:uiPriority="99" w:name="Body Text Indent"/>
     <w:lsdException w:uiPriority="99" w:name="List Continue"/>
     <w:lsdException w:uiPriority="99" w:name="List Continue 2"/>
@@ -4042,10 +3938,16 @@
     <w:qFormat/>
     <w:uiPriority w:val="0"/>
     <w:pPr>
-      <w:spacing w:after="0" w:line="240" w:lineRule="auto"/>
+      <w:widowControl/>
+      <w:suppressAutoHyphens/>
+      <w:bidi w:val="0"/>
+      <w:spacing w:before="0" w:after="0" w:line="240" w:lineRule="auto"/>
+      <w:jc w:val="left"/>
     </w:pPr>
     <w:rPr>
       <w:rFonts w:ascii="Times New Roman" w:hAnsi="Times New Roman" w:eastAsia="Times New Roman" w:cs="Times New Roman"/>
+      <w:color w:val="auto"/>
+      <w:kern w:val="0"/>
       <w:sz w:val="24"/>
       <w:szCs w:val="24"/>
       <w:lang w:val="fr-FR" w:eastAsia="fr-FR" w:bidi="ar-SA"/>
@@ -4073,9 +3975,35 @@
     </w:tblPr>
   </w:style>
   <w:style w:type="paragraph" w:styleId="4">
+    <w:name w:val="Body Text"/>
+    <w:basedOn w:val="1"/>
+    <w:uiPriority w:val="0"/>
+    <w:pPr>
+      <w:spacing w:before="0" w:after="140" w:line="276" w:lineRule="auto"/>
+    </w:pPr>
+  </w:style>
+  <w:style w:type="paragraph" w:styleId="5">
+    <w:name w:val="caption"/>
+    <w:basedOn w:val="1"/>
+    <w:next w:val="1"/>
+    <w:qFormat/>
+    <w:uiPriority w:val="0"/>
+    <w:pPr>
+      <w:suppressLineNumbers/>
+      <w:spacing w:before="120" w:after="120"/>
+    </w:pPr>
+    <w:rPr>
+      <w:rFonts w:cs="Noto Sans Devanagari"/>
+      <w:i/>
+      <w:iCs/>
+      <w:sz w:val="24"/>
+      <w:szCs w:val="24"/>
+    </w:rPr>
+  </w:style>
+  <w:style w:type="paragraph" w:styleId="6">
     <w:name w:val="footer"/>
     <w:basedOn w:val="1"/>
-    <w:link w:val="8"/>
+    <w:link w:val="11"/>
     <w:qFormat/>
     <w:uiPriority w:val="0"/>
     <w:pPr>
@@ -4085,10 +4013,10 @@
       </w:tabs>
     </w:pPr>
   </w:style>
-  <w:style w:type="paragraph" w:styleId="5">
+  <w:style w:type="paragraph" w:styleId="7">
     <w:name w:val="header"/>
     <w:basedOn w:val="1"/>
-    <w:link w:val="7"/>
+    <w:link w:val="10"/>
     <w:qFormat/>
     <w:uiPriority w:val="0"/>
     <w:pPr>
@@ -4098,13 +4026,20 @@
       </w:tabs>
     </w:pPr>
   </w:style>
-  <w:style w:type="table" w:styleId="6">
+  <w:style w:type="paragraph" w:styleId="8">
+    <w:name w:val="List"/>
+    <w:basedOn w:val="4"/>
+    <w:uiPriority w:val="0"/>
+    <w:rPr>
+      <w:rFonts w:cs="Noto Sans Devanagari"/>
+    </w:rPr>
+  </w:style>
+  <w:style w:type="table" w:styleId="9">
     <w:name w:val="Table Grid"/>
     <w:basedOn w:val="3"/>
     <w:qFormat/>
     <w:uiPriority w:val="0"/>
     <w:pPr>
-      <w:widowControl w:val="0"/>
       <w:jc w:val="both"/>
     </w:pPr>
     <w:tblPr>
@@ -4118,10 +4053,10 @@
       </w:tblBorders>
     </w:tblPr>
   </w:style>
-  <w:style w:type="character" w:customStyle="1" w:styleId="7">
+  <w:style w:type="character" w:customStyle="1" w:styleId="10">
     <w:name w:val="En-tête Car"/>
     <w:basedOn w:val="2"/>
-    <w:link w:val="5"/>
+    <w:link w:val="7"/>
     <w:qFormat/>
     <w:uiPriority w:val="0"/>
     <w:rPr>
@@ -4131,10 +4066,10 @@
       <w:lang w:eastAsia="fr-FR"/>
     </w:rPr>
   </w:style>
-  <w:style w:type="character" w:customStyle="1" w:styleId="8">
+  <w:style w:type="character" w:customStyle="1" w:styleId="11">
     <w:name w:val="Pied de page Car"/>
     <w:basedOn w:val="2"/>
-    <w:link w:val="4"/>
+    <w:link w:val="6"/>
     <w:qFormat/>
     <w:uiPriority w:val="0"/>
     <w:rPr>
@@ -4144,19 +4079,64 @@
       <w:lang w:eastAsia="fr-FR"/>
     </w:rPr>
   </w:style>
-  <w:style w:type="paragraph" w:customStyle="1" w:styleId="9">
+  <w:style w:type="character" w:customStyle="1" w:styleId="12">
+    <w:name w:val="Caractères de note de bas de page"/>
+    <w:qFormat/>
+    <w:uiPriority w:val="0"/>
+  </w:style>
+  <w:style w:type="paragraph" w:customStyle="1" w:styleId="13">
+    <w:name w:val="Titre"/>
+    <w:basedOn w:val="1"/>
+    <w:next w:val="4"/>
+    <w:qFormat/>
+    <w:uiPriority w:val="0"/>
+    <w:pPr>
+      <w:keepNext/>
+      <w:spacing w:before="240" w:after="120"/>
+    </w:pPr>
+    <w:rPr>
+      <w:rFonts w:ascii="Liberation Sans" w:hAnsi="Liberation Sans" w:eastAsia="Noto Sans CJK SC" w:cs="Noto Sans Devanagari"/>
+      <w:sz w:val="28"/>
+      <w:szCs w:val="28"/>
+    </w:rPr>
+  </w:style>
+  <w:style w:type="paragraph" w:customStyle="1" w:styleId="14">
+    <w:name w:val="Index"/>
+    <w:basedOn w:val="1"/>
+    <w:qFormat/>
+    <w:uiPriority w:val="0"/>
+    <w:pPr>
+      <w:suppressLineNumbers/>
+    </w:pPr>
+    <w:rPr>
+      <w:rFonts w:cs="Noto Sans Devanagari"/>
+    </w:rPr>
+  </w:style>
+  <w:style w:type="paragraph" w:customStyle="1" w:styleId="15">
+    <w:name w:val="En-tête et pied de page"/>
+    <w:basedOn w:val="1"/>
+    <w:qFormat/>
+    <w:uiPriority w:val="0"/>
+  </w:style>
+  <w:style w:type="paragraph" w:customStyle="1" w:styleId="16">
     <w:name w:val="Body"/>
     <w:basedOn w:val="1"/>
     <w:qFormat/>
     <w:uiPriority w:val="99"/>
     <w:pPr>
-      <w:spacing w:after="120"/>
+      <w:spacing w:before="0" w:after="120"/>
       <w:ind w:left="283"/>
     </w:pPr>
     <w:rPr>
       <w:sz w:val="16"/>
       <w:szCs w:val="16"/>
     </w:rPr>
+  </w:style>
+  <w:style w:type="paragraph" w:customStyle="1" w:styleId="17">
+    <w:name w:val="Contenu de cadre"/>
+    <w:basedOn w:val="1"/>
+    <w:qFormat/>
+    <w:uiPriority w:val="0"/>
   </w:style>
 </w:styles>
 </file>
@@ -4166,10 +4146,10 @@
   <a:themeElements>
     <a:clrScheme name="Office">
       <a:dk1>
-        <a:sysClr val="windowText" lastClr="000000"/>
+        <a:srgbClr val="000000"/>
       </a:dk1>
       <a:lt1>
-        <a:sysClr val="window" lastClr="FFFFFF"/>
+        <a:srgbClr val="FFFFFF"/>
       </a:lt1>
       <a:dk2>
         <a:srgbClr val="44546A"/>
@@ -4207,116 +4187,52 @@
         <a:latin typeface="Calibri Light"/>
         <a:ea typeface=""/>
         <a:cs typeface=""/>
-        <a:font script="Jpan" typeface="游ゴシック Light"/>
-        <a:font script="Hang" typeface="맑은 고딕"/>
-        <a:font script="Hans" typeface="等线 Light"/>
-        <a:font script="Hant" typeface="新細明體"/>
-        <a:font script="Arab" typeface="Times New Roman"/>
-        <a:font script="Hebr" typeface="Times New Roman"/>
-        <a:font script="Thai" typeface="Angsana New"/>
-        <a:font script="Ethi" typeface="Nyala"/>
-        <a:font script="Beng" typeface="Vrinda"/>
-        <a:font script="Gujr" typeface="Shruti"/>
-        <a:font script="Khmr" typeface="MoolBoran"/>
-        <a:font script="Knda" typeface="Tunga"/>
-        <a:font script="Guru" typeface="Raavi"/>
-        <a:font script="Cans" typeface="Euphemia"/>
-        <a:font script="Cher" typeface="Plantagenet Cherokee"/>
-        <a:font script="Yiii" typeface="Microsoft Yi Baiti"/>
-        <a:font script="Tibt" typeface="Microsoft Himalaya"/>
-        <a:font script="Thaa" typeface="MV Boli"/>
-        <a:font script="Deva" typeface="Mangal"/>
-        <a:font script="Telu" typeface="Gautami"/>
-        <a:font script="Taml" typeface="Latha"/>
-        <a:font script="Syrc" typeface="Estrangelo Edessa"/>
-        <a:font script="Orya" typeface="Kalinga"/>
-        <a:font script="Mlym" typeface="Kartika"/>
-        <a:font script="Laoo" typeface="DokChampa"/>
-        <a:font script="Sinh" typeface="Iskoola Pota"/>
-        <a:font script="Mong" typeface="Mongolian Baiti"/>
-        <a:font script="Viet" typeface="Times New Roman"/>
-        <a:font script="Uigh" typeface="Microsoft Uighur"/>
-        <a:font script="Geor" typeface="Sylfaen"/>
       </a:majorFont>
       <a:minorFont>
         <a:latin typeface="Calibri"/>
         <a:ea typeface=""/>
         <a:cs typeface=""/>
-        <a:font script="Jpan" typeface="游明朝"/>
-        <a:font script="Hang" typeface="맑은 고딕"/>
-        <a:font script="Hans" typeface="等线"/>
-        <a:font script="Hant" typeface="新細明體"/>
-        <a:font script="Arab" typeface="Arial"/>
-        <a:font script="Hebr" typeface="Arial"/>
-        <a:font script="Thai" typeface="Cordia New"/>
-        <a:font script="Ethi" typeface="Nyala"/>
-        <a:font script="Beng" typeface="Vrinda"/>
-        <a:font script="Gujr" typeface="Shruti"/>
-        <a:font script="Khmr" typeface="DaunPenh"/>
-        <a:font script="Knda" typeface="Tunga"/>
-        <a:font script="Guru" typeface="Raavi"/>
-        <a:font script="Cans" typeface="Euphemia"/>
-        <a:font script="Cher" typeface="Plantagenet Cherokee"/>
-        <a:font script="Yiii" typeface="Microsoft Yi Baiti"/>
-        <a:font script="Tibt" typeface="Microsoft Himalaya"/>
-        <a:font script="Thaa" typeface="MV Boli"/>
-        <a:font script="Deva" typeface="Mangal"/>
-        <a:font script="Telu" typeface="Gautami"/>
-        <a:font script="Taml" typeface="Latha"/>
-        <a:font script="Syrc" typeface="Estrangelo Edessa"/>
-        <a:font script="Orya" typeface="Kalinga"/>
-        <a:font script="Mlym" typeface="Kartika"/>
-        <a:font script="Laoo" typeface="DokChampa"/>
-        <a:font script="Sinh" typeface="Iskoola Pota"/>
-        <a:font script="Mong" typeface="Mongolian Baiti"/>
-        <a:font script="Viet" typeface="Arial"/>
-        <a:font script="Uigh" typeface="Microsoft Uighur"/>
-        <a:font script="Geor" typeface="Sylfaen"/>
       </a:minorFont>
     </a:fontScheme>
-    <a:fmtScheme name="Office">
+    <a:fmtScheme name="">
       <a:fillStyleLst>
         <a:solidFill>
           <a:schemeClr val="phClr"/>
         </a:solidFill>
-        <a:gradFill rotWithShape="1">
+        <a:gradFill>
           <a:gsLst>
             <a:gs pos="0">
               <a:schemeClr val="phClr">
                 <a:lumMod val="110000"/>
-                <a:satMod val="105000"/>
                 <a:tint val="67000"/>
               </a:schemeClr>
             </a:gs>
             <a:gs pos="50000">
               <a:schemeClr val="phClr">
                 <a:lumMod val="105000"/>
-                <a:satMod val="103000"/>
                 <a:tint val="73000"/>
               </a:schemeClr>
             </a:gs>
             <a:gs pos="100000">
               <a:schemeClr val="phClr">
                 <a:lumMod val="105000"/>
-                <a:satMod val="109000"/>
                 <a:tint val="81000"/>
               </a:schemeClr>
             </a:gs>
           </a:gsLst>
           <a:lin ang="5400000" scaled="0"/>
+          <a:tileRect/>
         </a:gradFill>
-        <a:gradFill rotWithShape="1">
+        <a:gradFill>
           <a:gsLst>
             <a:gs pos="0">
               <a:schemeClr val="phClr">
-                <a:satMod val="103000"/>
                 <a:lumMod val="102000"/>
                 <a:tint val="94000"/>
               </a:schemeClr>
             </a:gs>
             <a:gs pos="50000">
               <a:schemeClr val="phClr">
-                <a:satMod val="110000"/>
                 <a:lumMod val="100000"/>
                 <a:shade val="100000"/>
               </a:schemeClr>
@@ -4324,33 +4240,24 @@
             <a:gs pos="100000">
               <a:schemeClr val="phClr">
                 <a:lumMod val="99000"/>
-                <a:satMod val="120000"/>
                 <a:shade val="78000"/>
               </a:schemeClr>
             </a:gs>
           </a:gsLst>
           <a:lin ang="5400000" scaled="0"/>
+          <a:tileRect/>
         </a:gradFill>
       </a:fillStyleLst>
       <a:lnStyleLst>
         <a:ln w="6350" cap="flat" cmpd="sng" algn="ctr">
-          <a:solidFill>
-            <a:schemeClr val="phClr"/>
-          </a:solidFill>
           <a:prstDash val="solid"/>
           <a:miter lim="800000"/>
         </a:ln>
         <a:ln w="12700" cap="flat" cmpd="sng" algn="ctr">
-          <a:solidFill>
-            <a:schemeClr val="phClr"/>
-          </a:solidFill>
           <a:prstDash val="solid"/>
           <a:miter lim="800000"/>
         </a:ln>
         <a:ln w="19050" cap="flat" cmpd="sng" algn="ctr">
-          <a:solidFill>
-            <a:schemeClr val="phClr"/>
-          </a:solidFill>
           <a:prstDash val="solid"/>
           <a:miter lim="800000"/>
         </a:ln>
@@ -4363,13 +4270,7 @@
           <a:effectLst/>
         </a:effectStyle>
         <a:effectStyle>
-          <a:effectLst>
-            <a:outerShdw blurRad="57150" dist="19050" dir="5400000" algn="ctr" rotWithShape="0">
-              <a:srgbClr val="000000">
-                <a:alpha val="63000"/>
-              </a:srgbClr>
-            </a:outerShdw>
-          </a:effectLst>
+          <a:effectLst/>
         </a:effectStyle>
       </a:effectStyleLst>
       <a:bgFillStyleLst>
@@ -4379,15 +4280,13 @@
         <a:solidFill>
           <a:schemeClr val="phClr">
             <a:tint val="95000"/>
-            <a:satMod val="170000"/>
           </a:schemeClr>
         </a:solidFill>
-        <a:gradFill rotWithShape="1">
+        <a:gradFill>
           <a:gsLst>
             <a:gs pos="0">
               <a:schemeClr val="phClr">
                 <a:tint val="93000"/>
-                <a:satMod val="150000"/>
                 <a:shade val="98000"/>
                 <a:lumMod val="102000"/>
               </a:schemeClr>
@@ -4395,7 +4294,6 @@
             <a:gs pos="50000">
               <a:schemeClr val="phClr">
                 <a:tint val="98000"/>
-                <a:satMod val="130000"/>
                 <a:shade val="90000"/>
                 <a:lumMod val="103000"/>
               </a:schemeClr>
@@ -4403,11 +4301,11 @@
             <a:gs pos="100000">
               <a:schemeClr val="phClr">
                 <a:shade val="63000"/>
-                <a:satMod val="120000"/>
               </a:schemeClr>
             </a:gs>
           </a:gsLst>
           <a:lin ang="5400000" scaled="0"/>
+          <a:tileRect/>
         </a:gradFill>
       </a:bgFillStyleLst>
     </a:fmtScheme>

--- a/document_templates/Contracts/company/contract_caution_company.docx
+++ b/document_templates/Contracts/company/contract_caution_company.docx
@@ -301,14 +301,19 @@
           <w:rFonts w:cs="Times New Roman"/>
           <w:color w:val="000000"/>
         </w:rPr>
-        <w:t xml:space="preserve">, Société Anonyme avec Conseil d’Administration au capital de  500 000 000 FCFA, immatriculée au Registre du Commerce et du Crédit Mobilier du TOGO, sous le numéro initial TOGO-LOME TG-LOM 2018 B2536, Agrément </w:t>
-      </w:r>
-      <w:r>
-        <w:rPr>
-          <w:rFonts w:cs="Times New Roman"/>
-        </w:rPr>
-        <w:t>Numéro 36 et inscrite sur la liste de l’APSFD sous le numéro T/1/GFLM/2019/257A</w:t>
-      </w:r>
+        <w:t xml:space="preserve">, Société Anonyme avec Conseil d’Administration au capital de  500 000 000 FCFA, immatriculée au Registre du Commerce et du Crédit Mobilier du TOGO, sous le numéro initial </w:t>
+      </w:r>
+      <w:r>
+        <w:rPr>
+          <w:rFonts w:hint="default" w:ascii="Times New Roman" w:hAnsi="Times New Roman" w:cs="Times New Roman"/>
+          <w:color w:val="000000"/>
+          <w:sz w:val="24"/>
+          <w:szCs w:val="24"/>
+        </w:rPr>
+        <w:t>TG-LFW-01-2022-44-0713, Agrément Numéro 36/MF/SG/CAS-IMEC et inscrite sur la liste de l’APSFD sous le numéro T/1/GFLM/2019/257A</w:t>
+      </w:r>
+      <w:bookmarkStart w:id="6" w:name="_GoBack"/>
+      <w:bookmarkEnd w:id="6"/>
       <w:r>
         <w:rPr>
           <w:rFonts w:cs="Times New Roman"/>
@@ -3194,8 +3199,6 @@
       </w:tabs>
       <w:jc w:val="center"/>
     </w:pPr>
-    <w:bookmarkStart w:id="6" w:name="_GoBack"/>
-    <w:bookmarkEnd w:id="6"/>
     <w:r>
       <w:drawing>
         <wp:inline distT="0" distB="0" distL="0" distR="0">
@@ -3731,7 +3734,7 @@
     <w:lsdException w:uiPriority="99" w:name="table of authorities"/>
     <w:lsdException w:uiPriority="99" w:name="macro"/>
     <w:lsdException w:uiPriority="99" w:name="toa heading"/>
-    <w:lsdException w:unhideWhenUsed="0" w:uiPriority="0" w:semiHidden="0" w:name="List"/>
+    <w:lsdException w:qFormat="1" w:unhideWhenUsed="0" w:uiPriority="0" w:semiHidden="0" w:name="List"/>
     <w:lsdException w:uiPriority="99" w:name="List Bullet"/>
     <w:lsdException w:uiPriority="99" w:name="List Number"/>
     <w:lsdException w:uiPriority="99" w:name="List 2"/>
@@ -3750,7 +3753,7 @@
     <w:lsdException w:uiPriority="99" w:name="Closing"/>
     <w:lsdException w:uiPriority="99" w:name="Signature"/>
     <w:lsdException w:qFormat="1" w:uiPriority="1" w:semiHidden="0" w:name="Default Paragraph Font"/>
-    <w:lsdException w:unhideWhenUsed="0" w:uiPriority="0" w:semiHidden="0" w:name="Body Text"/>
+    <w:lsdException w:qFormat="1" w:unhideWhenUsed="0" w:uiPriority="0" w:semiHidden="0" w:name="Body Text"/>
     <w:lsdException w:uiPriority="99" w:name="Body Text Indent"/>
     <w:lsdException w:uiPriority="99" w:name="List Continue"/>
     <w:lsdException w:uiPriority="99" w:name="List Continue 2"/>
@@ -3977,6 +3980,7 @@
   <w:style w:type="paragraph" w:styleId="4">
     <w:name w:val="Body Text"/>
     <w:basedOn w:val="1"/>
+    <w:qFormat/>
     <w:uiPriority w:val="0"/>
     <w:pPr>
       <w:spacing w:before="0" w:after="140" w:line="276" w:lineRule="auto"/>
@@ -4029,6 +4033,7 @@
   <w:style w:type="paragraph" w:styleId="8">
     <w:name w:val="List"/>
     <w:basedOn w:val="4"/>
+    <w:qFormat/>
     <w:uiPriority w:val="0"/>
     <w:rPr>
       <w:rFonts w:cs="Noto Sans Devanagari"/>

--- a/document_templates/Contracts/company/contract_caution_company.docx
+++ b/document_templates/Contracts/company/contract_caution_company.docx
@@ -301,7 +301,21 @@
           <w:rFonts w:cs="Times New Roman"/>
           <w:color w:val="000000"/>
         </w:rPr>
-        <w:t xml:space="preserve">, Société Anonyme avec Conseil d’Administration au capital de  500 000 000 FCFA, immatriculée au Registre du Commerce et du Crédit Mobilier du TOGO, sous le numéro initial </w:t>
+        <w:t>, Société Anonyme avec Conseil d’Administration au capital de  </w:t>
+      </w:r>
+      <w:r>
+        <w:rPr>
+          <w:rFonts w:hint="default" w:cs="Times New Roman"/>
+          <w:color w:val="000000"/>
+        </w:rPr>
+        <w:t>1 500 000 000</w:t>
+      </w:r>
+      <w:r>
+        <w:rPr>
+          <w:rFonts w:cs="Times New Roman"/>
+          <w:color w:val="000000"/>
+        </w:rPr>
+        <w:t xml:space="preserve"> FCFA, immatriculée au Registre du Commerce et du Crédit Mobilier du TOGO, sous le numéro initial </w:t>
       </w:r>
       <w:r>
         <w:rPr>
@@ -310,91 +324,91 @@
           <w:sz w:val="24"/>
           <w:szCs w:val="24"/>
         </w:rPr>
-        <w:t>TG-LFW-01-2022-44-0713, Agrément Numéro 36/MF/SG/CAS-IMEC et inscrite sur la liste de l’APSFD sous le numéro T/1/GFLM/2019/257A</w:t>
+        <w:t>TG-LFW-01-2025-M-12369, Agrément Numéro 36/MF/SG/CAS-IMEC et inscrite sur la liste de l’APSFD sous le numéro T/1/GFLM/2019/257A</w:t>
+      </w:r>
+      <w:r>
+        <w:rPr>
+          <w:rFonts w:cs="Times New Roman"/>
+          <w:color w:val="000000"/>
+        </w:rPr>
+        <w:t>, dont le siège social est situé à LOME (TOGO</w:t>
+      </w:r>
+      <w:bookmarkStart w:id="0" w:name="_Hlk66259236"/>
+      <w:r>
+        <w:rPr>
+          <w:rFonts w:cs="Times New Roman"/>
+          <w:color w:val="000000"/>
+        </w:rPr>
+        <w:t>), Boulevard du 13 Janvier, Quartier Kodjoviakope, 07 BP : 7499 Lomé-TOGO</w:t>
+      </w:r>
+      <w:bookmarkEnd w:id="0"/>
+      <w:r>
+        <w:rPr>
+          <w:rFonts w:cs="Times New Roman"/>
+          <w:color w:val="000000"/>
+        </w:rPr>
+        <w:t xml:space="preserve">, Tel : 00 228 22 23 68 68/ 00 228 22 23 68 60,  </w:t>
+      </w:r>
+    </w:p>
+    <w:p>
+      <w:pPr>
+        <w:jc w:val="both"/>
+        <w:rPr>
+          <w:rFonts w:ascii="Times New Roman" w:hAnsi="Times New Roman" w:cs="Times New Roman"/>
+          <w:color w:val="000000"/>
+        </w:rPr>
+      </w:pPr>
+    </w:p>
+    <w:p>
+      <w:pPr>
+        <w:jc w:val="both"/>
+        <w:rPr>
+          <w:rFonts w:ascii="Times New Roman" w:hAnsi="Times New Roman" w:cs="Times New Roman"/>
+          <w:sz w:val="22"/>
+          <w:szCs w:val="22"/>
+        </w:rPr>
+      </w:pPr>
+      <w:r>
+        <w:rPr>
+          <w:rFonts w:cs="Times New Roman"/>
+          <w:bCs/>
+          <w:iCs/>
+          <w:color w:val="000000"/>
+        </w:rPr>
+        <w:t xml:space="preserve">Représentée par </w:t>
+      </w:r>
+      <w:r>
+        <w:rPr>
+          <w:rFonts w:cs="Times New Roman"/>
+          <w:b/>
+          <w:bCs/>
+          <w:iCs/>
+          <w:color w:val="000000"/>
+        </w:rPr>
+        <w:t>Monsieur</w:t>
+      </w:r>
+      <w:r>
+        <w:rPr>
+          <w:rFonts w:cs="Times New Roman"/>
+          <w:bCs/>
+          <w:iCs/>
+          <w:color w:val="000000"/>
+        </w:rPr>
+        <w:t xml:space="preserve"> </w:t>
+      </w:r>
+      <w:r>
+        <w:rPr>
+          <w:rFonts w:hint="default" w:cs="Times New Roman"/>
+          <w:b/>
+          <w:bCs/>
+          <w:iCs/>
+          <w:sz w:val="24"/>
+          <w:szCs w:val="24"/>
+        </w:rPr>
+        <w:t>Kossi Mawuli KOVE</w:t>
       </w:r>
       <w:bookmarkStart w:id="6" w:name="_GoBack"/>
       <w:bookmarkEnd w:id="6"/>
-      <w:r>
-        <w:rPr>
-          <w:rFonts w:cs="Times New Roman"/>
-          <w:color w:val="000000"/>
-        </w:rPr>
-        <w:t>, dont le siège social est situé à LOME (TOGO</w:t>
-      </w:r>
-      <w:bookmarkStart w:id="0" w:name="_Hlk66259236"/>
-      <w:r>
-        <w:rPr>
-          <w:rFonts w:cs="Times New Roman"/>
-          <w:color w:val="000000"/>
-        </w:rPr>
-        <w:t>), Boulevard du 13 Janvier, Quartier Kodjoviakope, 07 BP : 7499 Lomé-TOGO</w:t>
-      </w:r>
-      <w:bookmarkEnd w:id="0"/>
-      <w:r>
-        <w:rPr>
-          <w:rFonts w:cs="Times New Roman"/>
-          <w:color w:val="000000"/>
-        </w:rPr>
-        <w:t xml:space="preserve">, Tel : 00 228 22 23 68 68/ 00 228 22 23 68 60,  </w:t>
-      </w:r>
-    </w:p>
-    <w:p>
-      <w:pPr>
-        <w:jc w:val="both"/>
-        <w:rPr>
-          <w:rFonts w:ascii="Times New Roman" w:hAnsi="Times New Roman" w:cs="Times New Roman"/>
-          <w:color w:val="000000"/>
-        </w:rPr>
-      </w:pPr>
-    </w:p>
-    <w:p>
-      <w:pPr>
-        <w:jc w:val="both"/>
-        <w:rPr>
-          <w:rFonts w:ascii="Times New Roman" w:hAnsi="Times New Roman" w:cs="Times New Roman"/>
-          <w:sz w:val="22"/>
-          <w:szCs w:val="22"/>
-        </w:rPr>
-      </w:pPr>
-      <w:r>
-        <w:rPr>
-          <w:rFonts w:cs="Times New Roman"/>
-          <w:bCs/>
-          <w:iCs/>
-          <w:color w:val="000000"/>
-        </w:rPr>
-        <w:t xml:space="preserve">Représentée par </w:t>
-      </w:r>
-      <w:r>
-        <w:rPr>
-          <w:rFonts w:cs="Times New Roman"/>
-          <w:b/>
-          <w:bCs/>
-          <w:iCs/>
-          <w:color w:val="000000"/>
-        </w:rPr>
-        <w:t>Monsieur</w:t>
-      </w:r>
-      <w:r>
-        <w:rPr>
-          <w:rFonts w:cs="Times New Roman"/>
-          <w:bCs/>
-          <w:iCs/>
-          <w:color w:val="000000"/>
-        </w:rPr>
-        <w:t xml:space="preserve"> </w:t>
-      </w:r>
-      <w:r>
-        <w:rPr>
-          <w:rFonts w:cs="Times New Roman"/>
-          <w:b/>
-          <w:bCs/>
-          <w:iCs/>
-          <w:sz w:val="24"/>
-          <w:szCs w:val="24"/>
-        </w:rPr>
-        <w:t>Pascal KOVE</w:t>
-      </w:r>
       <w:r>
         <w:rPr>
           <w:rFonts w:cs="Times New Roman"/>

--- a/document_templates/Contracts/company/contract_caution_company.docx
+++ b/document_templates/Contracts/company/contract_caution_company.docx
@@ -407,8 +407,6 @@
         </w:rPr>
         <w:t>Kossi Mawuli KOVE</w:t>
       </w:r>
-      <w:bookmarkStart w:id="6" w:name="_GoBack"/>
-      <w:bookmarkEnd w:id="6"/>
       <w:r>
         <w:rPr>
           <w:rFonts w:cs="Times New Roman"/>
@@ -731,15 +729,43 @@
           <w:bCs/>
           <w:lang w:val="en-US"/>
         </w:rPr>
-        <w:t>${type_of_identity_document}</w:t>
-      </w:r>
-      <w:r>
-        <w:rPr>
-          <w:rFonts w:cs="Times New Roman"/>
-          <w:b/>
-          <w:bCs/>
-        </w:rPr>
-        <w:t xml:space="preserve"> ${number_of_identity_document} délivrée le ${date_of_issue_of_identity_document</w:t>
+        <w:t>${type_of_identity_document</w:t>
+      </w:r>
+      <w:bookmarkStart w:id="6" w:name="_GoBack"/>
+      <w:bookmarkEnd w:id="6"/>
+      <w:r>
+        <w:rPr>
+          <w:rFonts w:cs="Times New Roman"/>
+          <w:b/>
+          <w:bCs/>
+          <w:lang w:val="en-US"/>
+        </w:rPr>
+        <w:t>}</w:t>
+      </w:r>
+      <w:r>
+        <w:rPr>
+          <w:rFonts w:cs="Times New Roman"/>
+          <w:b/>
+          <w:bCs/>
+        </w:rPr>
+        <w:t xml:space="preserve"> ${number_of_identity_document}</w:t>
+      </w:r>
+      <w:r>
+        <w:rPr>
+          <w:rFonts w:hint="default" w:cs="Times New Roman"/>
+          <w:b/>
+          <w:bCs/>
+          <w:lang w:val="fr-FR"/>
+        </w:rPr>
+        <w:t xml:space="preserve"> </w:t>
+      </w:r>
+      <w:r>
+        <w:rPr>
+          <w:rFonts w:cs="Times New Roman"/>
+          <w:b/>
+          <w:bCs/>
+        </w:rPr>
+        <w:t>${date_of_issue_of_identity_document</w:t>
       </w:r>
       <w:r>
         <w:rPr>
